--- a/Doku/Fausch_Myroniuk_Kurmann_MMa25al_M287.docx
+++ b/Doku/Fausch_Myroniuk_Kurmann_MMa25al_M287.docx
@@ -108,7 +108,7 @@
         <w:spacing w:before="0" w:after="0"/>
         <w:ind w:left="360"/>
       </w:pPr>
-      <w:bookmarkStart w:id="0" w:name="_Toc228954865"/>
+      <w:bookmarkStart w:id="0" w:name="_Toc229042539"/>
       <w:r>
         <w:lastRenderedPageBreak/>
         <w:t>Inhaltsverzeichnis</w:t>
@@ -172,7 +172,7 @@
           <w:r>
             <w:fldChar w:fldCharType="separate"/>
           </w:r>
-          <w:hyperlink w:anchor="_Toc228954865" w:history="1">
+          <w:hyperlink w:anchor="_Toc229042539" w:history="1">
             <w:r>
               <w:rPr>
                 <w:rStyle w:val="Hyperlink"/>
@@ -214,7 +214,7 @@
                 <w:noProof/>
                 <w:webHidden/>
               </w:rPr>
-              <w:instrText xml:space="preserve"> PAGEREF _Toc228954865 \h </w:instrText>
+              <w:instrText xml:space="preserve"> PAGEREF _Toc229042539 \h </w:instrText>
             </w:r>
             <w:r>
               <w:rPr>
@@ -258,7 +258,7 @@
               <w:lang w:eastAsia="de-CH"/>
             </w:rPr>
           </w:pPr>
-          <w:hyperlink w:anchor="_Toc228954866" w:history="1">
+          <w:hyperlink w:anchor="_Toc229042540" w:history="1">
             <w:r>
               <w:rPr>
                 <w:rStyle w:val="Hyperlink"/>
@@ -279,7 +279,7 @@
                 <w:rStyle w:val="Hyperlink"/>
                 <w:noProof/>
               </w:rPr>
-              <w:t>Vorwort</w:t>
+              <w:t>Umsetzung</w:t>
             </w:r>
             <w:r>
               <w:rPr>
@@ -300,7 +300,7 @@
                 <w:noProof/>
                 <w:webHidden/>
               </w:rPr>
-              <w:instrText xml:space="preserve"> PAGEREF _Toc228954866 \h </w:instrText>
+              <w:instrText xml:space="preserve"> PAGEREF _Toc229042540 \h </w:instrText>
             </w:r>
             <w:r>
               <w:rPr>
@@ -344,7 +344,7 @@
               <w:lang w:eastAsia="de-CH"/>
             </w:rPr>
           </w:pPr>
-          <w:hyperlink w:anchor="_Toc228954867" w:history="1">
+          <w:hyperlink w:anchor="_Toc229042541" w:history="1">
             <w:r>
               <w:rPr>
                 <w:rStyle w:val="Hyperlink"/>
@@ -365,7 +365,7 @@
                 <w:rStyle w:val="Hyperlink"/>
                 <w:noProof/>
               </w:rPr>
-              <w:t>Einleitung</w:t>
+              <w:t>Lessons Learned</w:t>
             </w:r>
             <w:r>
               <w:rPr>
@@ -386,7 +386,7 @@
                 <w:noProof/>
                 <w:webHidden/>
               </w:rPr>
-              <w:instrText xml:space="preserve"> PAGEREF _Toc228954867 \h </w:instrText>
+              <w:instrText xml:space="preserve"> PAGEREF _Toc229042541 \h </w:instrText>
             </w:r>
             <w:r>
               <w:rPr>
@@ -406,7 +406,7 @@
                 <w:noProof/>
                 <w:webHidden/>
               </w:rPr>
-              <w:t>3</w:t>
+              <w:t>4</w:t>
             </w:r>
             <w:r>
               <w:rPr>
@@ -430,7 +430,7 @@
               <w:lang w:eastAsia="de-CH"/>
             </w:rPr>
           </w:pPr>
-          <w:hyperlink w:anchor="_Toc228954868" w:history="1">
+          <w:hyperlink w:anchor="_Toc229042542" w:history="1">
             <w:r>
               <w:rPr>
                 <w:rStyle w:val="Hyperlink"/>
@@ -451,7 +451,7 @@
                 <w:rStyle w:val="Hyperlink"/>
                 <w:noProof/>
               </w:rPr>
-              <w:t>Hauptteil</w:t>
+              <w:t>Selbständigkeitserklärung</w:t>
             </w:r>
             <w:r>
               <w:rPr>
@@ -472,7 +472,7 @@
                 <w:noProof/>
                 <w:webHidden/>
               </w:rPr>
-              <w:instrText xml:space="preserve"> PAGEREF _Toc228954868 \h </w:instrText>
+              <w:instrText xml:space="preserve"> PAGEREF _Toc229042542 \h </w:instrText>
             </w:r>
             <w:r>
               <w:rPr>
@@ -492,7 +492,7 @@
                 <w:noProof/>
                 <w:webHidden/>
               </w:rPr>
-              <w:t>4</w:t>
+              <w:t>5</w:t>
             </w:r>
             <w:r>
               <w:rPr>
@@ -516,7 +516,7 @@
               <w:lang w:eastAsia="de-CH"/>
             </w:rPr>
           </w:pPr>
-          <w:hyperlink w:anchor="_Toc228954869" w:history="1">
+          <w:hyperlink w:anchor="_Toc229042543" w:history="1">
             <w:r>
               <w:rPr>
                 <w:rStyle w:val="Hyperlink"/>
@@ -558,7 +558,7 @@
                 <w:noProof/>
                 <w:webHidden/>
               </w:rPr>
-              <w:instrText xml:space="preserve"> PAGEREF _Toc228954869 \h </w:instrText>
+              <w:instrText xml:space="preserve"> PAGEREF _Toc229042543 \h </w:instrText>
             </w:r>
             <w:r>
               <w:rPr>
@@ -578,7 +578,7 @@
                 <w:noProof/>
                 <w:webHidden/>
               </w:rPr>
-              <w:t>5</w:t>
+              <w:t>6</w:t>
             </w:r>
             <w:r>
               <w:rPr>
@@ -602,7 +602,7 @@
               <w:lang w:eastAsia="de-CH"/>
             </w:rPr>
           </w:pPr>
-          <w:hyperlink w:anchor="_Toc228954870" w:history="1">
+          <w:hyperlink w:anchor="_Toc229042544" w:history="1">
             <w:r>
               <w:rPr>
                 <w:rStyle w:val="Hyperlink"/>
@@ -623,7 +623,7 @@
                 <w:rStyle w:val="Hyperlink"/>
                 <w:noProof/>
               </w:rPr>
-              <w:t>Schlusswort/ Zusammenfassung</w:t>
+              <w:t>Quellenverzeichnis</w:t>
             </w:r>
             <w:r>
               <w:rPr>
@@ -644,7 +644,7 @@
                 <w:noProof/>
                 <w:webHidden/>
               </w:rPr>
-              <w:instrText xml:space="preserve"> PAGEREF _Toc228954870 \h </w:instrText>
+              <w:instrText xml:space="preserve"> PAGEREF _Toc229042544 \h </w:instrText>
             </w:r>
             <w:r>
               <w:rPr>
@@ -664,7 +664,7 @@
                 <w:noProof/>
                 <w:webHidden/>
               </w:rPr>
-              <w:t>6</w:t>
+              <w:t>7</w:t>
             </w:r>
             <w:r>
               <w:rPr>
@@ -688,7 +688,7 @@
               <w:lang w:eastAsia="de-CH"/>
             </w:rPr>
           </w:pPr>
-          <w:hyperlink w:anchor="_Toc228954871" w:history="1">
+          <w:hyperlink w:anchor="_Toc229042545" w:history="1">
             <w:r>
               <w:rPr>
                 <w:rStyle w:val="Hyperlink"/>
@@ -709,7 +709,7 @@
                 <w:rStyle w:val="Hyperlink"/>
                 <w:noProof/>
               </w:rPr>
-              <w:t>Quellenverzeichnis</w:t>
+              <w:t>Anhang</w:t>
             </w:r>
             <w:r>
               <w:rPr>
@@ -730,93 +730,7 @@
                 <w:noProof/>
                 <w:webHidden/>
               </w:rPr>
-              <w:instrText xml:space="preserve"> PAGEREF _Toc228954871 \h </w:instrText>
-            </w:r>
-            <w:r>
-              <w:rPr>
-                <w:noProof/>
-                <w:webHidden/>
-              </w:rPr>
-            </w:r>
-            <w:r>
-              <w:rPr>
-                <w:noProof/>
-                <w:webHidden/>
-              </w:rPr>
-              <w:fldChar w:fldCharType="separate"/>
-            </w:r>
-            <w:r>
-              <w:rPr>
-                <w:noProof/>
-                <w:webHidden/>
-              </w:rPr>
-              <w:t>7</w:t>
-            </w:r>
-            <w:r>
-              <w:rPr>
-                <w:noProof/>
-                <w:webHidden/>
-              </w:rPr>
-              <w:fldChar w:fldCharType="end"/>
-            </w:r>
-          </w:hyperlink>
-        </w:p>
-        <w:p>
-          <w:pPr>
-            <w:pStyle w:val="Verzeichnis1"/>
-            <w:tabs>
-              <w:tab w:val="left" w:pos="480"/>
-              <w:tab w:val="right" w:leader="dot" w:pos="9061"/>
-            </w:tabs>
-            <w:rPr>
-              <w:rFonts w:eastAsiaTheme="minorEastAsia"/>
-              <w:noProof/>
-              <w:lang w:eastAsia="de-CH"/>
-            </w:rPr>
-          </w:pPr>
-          <w:hyperlink w:anchor="_Toc228954872" w:history="1">
-            <w:r>
-              <w:rPr>
-                <w:rStyle w:val="Hyperlink"/>
-                <w:noProof/>
-              </w:rPr>
-              <w:t>7.</w:t>
-            </w:r>
-            <w:r>
-              <w:rPr>
-                <w:rFonts w:eastAsiaTheme="minorEastAsia"/>
-                <w:noProof/>
-                <w:lang w:eastAsia="de-CH"/>
-              </w:rPr>
-              <w:tab/>
-            </w:r>
-            <w:r>
-              <w:rPr>
-                <w:rStyle w:val="Hyperlink"/>
-                <w:noProof/>
-              </w:rPr>
-              <w:t>Anhang</w:t>
-            </w:r>
-            <w:r>
-              <w:rPr>
-                <w:noProof/>
-                <w:webHidden/>
-              </w:rPr>
-              <w:tab/>
-            </w:r>
-            <w:r>
-              <w:rPr>
-                <w:noProof/>
-                <w:webHidden/>
-              </w:rPr>
-              <w:fldChar w:fldCharType="begin"/>
-            </w:r>
-            <w:r>
-              <w:rPr>
-                <w:noProof/>
-                <w:webHidden/>
-              </w:rPr>
-              <w:instrText xml:space="preserve"> PAGEREF _Toc228954872 \h </w:instrText>
+              <w:instrText xml:space="preserve"> PAGEREF _Toc229042545 \h </w:instrText>
             </w:r>
             <w:r>
               <w:rPr>
@@ -872,6 +786,10 @@
     <w:p/>
     <w:p/>
     <w:p/>
+    <w:p/>
+    <w:p/>
+    <w:p/>
+    <w:p/>
     <w:p>
       <w:pPr>
         <w:pStyle w:val="berschrift1"/>
@@ -880,9 +798,10 @@
           <w:numId w:val="7"/>
         </w:numPr>
       </w:pPr>
-      <w:bookmarkStart w:id="1" w:name="_Toc228954866"/>
-      <w:r>
-        <w:t>Vorwort</w:t>
+      <w:bookmarkStart w:id="1" w:name="_Toc229042540"/>
+      <w:r>
+        <w:lastRenderedPageBreak/>
+        <w:t>Umsetzung</w:t>
       </w:r>
       <w:bookmarkEnd w:id="1"/>
     </w:p>
@@ -890,7 +809,75 @@
     <w:p>
       <w:pPr>
         <w:keepNext/>
-      </w:pPr>
+        <w:numPr>
+          <w:ilvl w:val="0"/>
+          <w:numId w:val="8"/>
+        </w:numPr>
+      </w:pPr>
+      <w:r>
+        <w:t>Wie haben Sie die einzelnen Punkte umgesetzt (mit Angabe der Zeile im Code)</w:t>
+      </w:r>
+    </w:p>
+    <w:p>
+      <w:pPr>
+        <w:keepNext/>
+        <w:numPr>
+          <w:ilvl w:val="1"/>
+          <w:numId w:val="8"/>
+        </w:numPr>
+      </w:pPr>
+      <w:r>
+        <w:t xml:space="preserve">Dies müssen Sie nicht ausführlich beschreiben. Es genügt </w:t>
+      </w:r>
+      <w:r>
+        <w:rPr>
+          <w:i/>
+          <w:iCs/>
+        </w:rPr>
+        <w:t xml:space="preserve">was </w:t>
+      </w:r>
+      <w:r>
+        <w:t xml:space="preserve">haben Sie </w:t>
+      </w:r>
+      <w:r>
+        <w:rPr>
+          <w:i/>
+          <w:iCs/>
+        </w:rPr>
+        <w:t xml:space="preserve">wo </w:t>
+      </w:r>
+      <w:r>
+        <w:t>umgesetzt.</w:t>
+      </w:r>
+    </w:p>
+    <w:p>
+      <w:pPr>
+        <w:keepNext/>
+      </w:pPr>
+    </w:p>
+    <w:p>
+      <w:pPr>
+        <w:pStyle w:val="Beschriftung"/>
+        <w:numPr>
+          <w:ilvl w:val="0"/>
+          <w:numId w:val="9"/>
+        </w:numPr>
+      </w:pPr>
+      <w:r>
+        <w:t>Sollten Sie die Webseite zur Weiterentwicklung übergeben, was würden Sie einer anderen Person noch mitteilen?</w:t>
+      </w:r>
+    </w:p>
+    <w:p>
+      <w:pPr>
+        <w:pStyle w:val="Beschriftung"/>
+        <w:numPr>
+          <w:ilvl w:val="0"/>
+          <w:numId w:val="9"/>
+        </w:numPr>
+      </w:pPr>
+      <w:r>
+        <w:t>Wie würden Sie die Webseite noch ausbauen, wenn Sie mehr Zeit hätten?</w:t>
+      </w:r>
     </w:p>
     <w:p>
       <w:pPr>
@@ -909,195 +896,34 @@
           <w:numId w:val="7"/>
         </w:numPr>
       </w:pPr>
-      <w:bookmarkStart w:id="2" w:name="_Toc228954867"/>
+      <w:bookmarkStart w:id="2" w:name="_Toc229042541"/>
+      <w:proofErr w:type="spellStart"/>
       <w:r>
         <w:lastRenderedPageBreak/>
-        <w:t>Einleitung</w:t>
+        <w:t>Lessons</w:t>
+      </w:r>
+      <w:proofErr w:type="spellEnd"/>
+      <w:r>
+        <w:t xml:space="preserve"> Learned</w:t>
       </w:r>
       <w:bookmarkEnd w:id="2"/>
     </w:p>
     <w:p/>
     <w:p>
       <w:r>
-        <w:t xml:space="preserve">In dieser Arbeit </w:t>
-      </w:r>
-      <w:r>
-        <w:t>beschäftige</w:t>
-      </w:r>
-      <w:r>
-        <w:t xml:space="preserve"> ich mich mit dem Thema Geld, Budgetplan und Ausgabenkontrolle. </w:t>
-      </w:r>
-      <w:r>
-        <w:t xml:space="preserve">Besonders in unserem </w:t>
-      </w:r>
-      <w:r>
-        <w:t>digitalen Zeitalter</w:t>
-      </w:r>
-      <w:r>
-        <w:t xml:space="preserve"> ist es wichtig, dass wir eine Kontrolle über unsere Ausgabe haben, welche wir</w:t>
-      </w:r>
-      <w:r>
-        <w:t xml:space="preserve"> heute häufig</w:t>
-      </w:r>
-      <w:r>
-        <w:t xml:space="preserve"> mit </w:t>
-      </w:r>
-      <w:proofErr w:type="spellStart"/>
-      <w:r>
-        <w:t>Twint</w:t>
-      </w:r>
-      <w:proofErr w:type="spellEnd"/>
-      <w:r>
-        <w:t xml:space="preserve"> und anderen </w:t>
-      </w:r>
-      <w:r>
-        <w:t xml:space="preserve">Zahlungsmitteln oder </w:t>
-      </w:r>
-      <w:r>
-        <w:t xml:space="preserve">Apps machen. </w:t>
-      </w:r>
-      <w:r>
-        <w:t>Mir ste</w:t>
-      </w:r>
-      <w:r>
-        <w:t>l</w:t>
-      </w:r>
-      <w:r>
-        <w:t xml:space="preserve">lt sich </w:t>
-      </w:r>
-      <w:r>
-        <w:t xml:space="preserve">im Alltag </w:t>
-      </w:r>
-      <w:r>
-        <w:t>sehr oft die Frage</w:t>
-      </w:r>
-      <w:r>
-        <w:t>: «</w:t>
-      </w:r>
-      <w:r>
-        <w:t xml:space="preserve"> </w:t>
-      </w:r>
-      <w:r>
-        <w:t>W</w:t>
-      </w:r>
-      <w:r>
-        <w:t xml:space="preserve">ann ist mein </w:t>
-      </w:r>
-      <w:proofErr w:type="spellStart"/>
-      <w:r>
-        <w:t>T</w:t>
-      </w:r>
-      <w:r>
-        <w:t>wint</w:t>
-      </w:r>
-      <w:proofErr w:type="spellEnd"/>
-      <w:r>
-        <w:t xml:space="preserve"> </w:t>
-      </w:r>
-      <w:r>
-        <w:t>«</w:t>
-      </w:r>
-      <w:r>
-        <w:t>leer</w:t>
-      </w:r>
-      <w:r>
-        <w:t>»</w:t>
-      </w:r>
-      <w:r>
-        <w:t>?</w:t>
-      </w:r>
-      <w:r>
-        <w:t>»</w:t>
+        <w:t xml:space="preserve">In diesem Kapitel beschreiben Sie, womit Sie Mühe hatten und was Sie während der Umsetzung </w:t>
+      </w:r>
+      <w:r>
+        <w:t>bezüglich des methodischen Vorgehens</w:t>
+      </w:r>
+      <w:r>
+        <w:t xml:space="preserve"> und CSS gelernt haben. Würden Sie bei einem nächsten Mal etwas anders machen?</w:t>
       </w:r>
     </w:p>
-    <w:p>
-      <w:r>
-        <w:t xml:space="preserve">In dieser </w:t>
-      </w:r>
-      <w:r>
-        <w:t>Arbeit</w:t>
-      </w:r>
-      <w:r>
-        <w:t xml:space="preserve"> habe ich mich sta</w:t>
-      </w:r>
-      <w:r>
-        <w:t>r</w:t>
-      </w:r>
-      <w:r>
-        <w:t>k</w:t>
-      </w:r>
-      <w:r>
-        <w:t xml:space="preserve"> </w:t>
-      </w:r>
-      <w:r>
-        <w:t xml:space="preserve">damit befasst, </w:t>
-      </w:r>
-      <w:r>
-        <w:t xml:space="preserve">wie man </w:t>
-      </w:r>
-      <w:r>
-        <w:t>seine Ausgaben kontrollie</w:t>
-      </w:r>
-      <w:r>
-        <w:t xml:space="preserve">ren </w:t>
-      </w:r>
-      <w:r>
-        <w:t>und sein</w:t>
-      </w:r>
-      <w:r>
-        <w:t>en</w:t>
-      </w:r>
-      <w:r>
-        <w:t xml:space="preserve"> Lohn gut </w:t>
-      </w:r>
-      <w:r>
-        <w:t>budgetier</w:t>
-      </w:r>
-      <w:r>
-        <w:t>en kann</w:t>
-      </w:r>
-      <w:r>
-        <w:t xml:space="preserve">. So, dass man nicht zu viel Geld als </w:t>
-      </w:r>
-      <w:r>
-        <w:t>«</w:t>
-      </w:r>
-      <w:r>
-        <w:t>Spassfranken</w:t>
-      </w:r>
-      <w:r>
-        <w:t>»</w:t>
-      </w:r>
-      <w:r>
-        <w:t xml:space="preserve"> ausgibt.</w:t>
-      </w:r>
-      <w:r>
-        <w:t xml:space="preserve"> Mit einem Budgetplan habe ich mein</w:t>
-      </w:r>
-      <w:r>
-        <w:t>e</w:t>
-      </w:r>
-      <w:r>
-        <w:t xml:space="preserve"> Aus</w:t>
-      </w:r>
-      <w:r>
-        <w:t>gaben</w:t>
-      </w:r>
-      <w:r>
-        <w:t xml:space="preserve"> und Einnahmen einfach besser im Griff. </w:t>
-      </w:r>
-    </w:p>
-    <w:p>
-      <w:r>
-        <w:t>Wie das funktioniert und was ich dabei gelernt habe, finden Sie i</w:t>
-      </w:r>
-      <w:r>
-        <w:t>m Hauptteil</w:t>
-      </w:r>
-      <w:r>
-        <w:t>.</w:t>
-      </w:r>
-    </w:p>
+    <w:p/>
+    <w:p/>
+    <w:p/>
+    <w:p/>
     <w:p/>
     <w:p/>
     <w:p/>
@@ -1124,18 +950,117 @@
           <w:numId w:val="7"/>
         </w:numPr>
       </w:pPr>
-      <w:bookmarkStart w:id="3" w:name="_Toc228954868"/>
+      <w:bookmarkStart w:id="3" w:name="_Toc229042542"/>
       <w:r>
         <w:lastRenderedPageBreak/>
-        <w:t>Hauptteil</w:t>
+        <w:t>Selbst</w:t>
+      </w:r>
+      <w:r>
+        <w:t>ändigkeitserklärung</w:t>
       </w:r>
       <w:bookmarkEnd w:id="3"/>
     </w:p>
     <w:p/>
-    <w:p/>
-    <w:p/>
-    <w:p/>
-    <w:p/>
+    <w:p>
+      <w:r>
+        <w:rPr>
+          <w:i/>
+          <w:iCs/>
+        </w:rPr>
+        <w:t>Fausch</w:t>
+      </w:r>
+      <w:r>
+        <w:rPr>
+          <w:i/>
+          <w:iCs/>
+        </w:rPr>
+        <w:t xml:space="preserve"> </w:t>
+      </w:r>
+      <w:r>
+        <w:rPr>
+          <w:i/>
+          <w:iCs/>
+        </w:rPr>
+        <w:t>Timo</w:t>
+      </w:r>
+      <w:r>
+        <w:rPr>
+          <w:i/>
+          <w:iCs/>
+        </w:rPr>
+        <w:t xml:space="preserve">, </w:t>
+      </w:r>
+      <w:r>
+        <w:rPr>
+          <w:i/>
+          <w:iCs/>
+        </w:rPr>
+        <w:t>Myroniuk Myroslava</w:t>
+      </w:r>
+      <w:r>
+        <w:rPr>
+          <w:i/>
+          <w:iCs/>
+        </w:rPr>
+        <w:t xml:space="preserve"> und </w:t>
+      </w:r>
+      <w:r>
+        <w:rPr>
+          <w:i/>
+          <w:iCs/>
+        </w:rPr>
+        <w:t>Kurmann Fabio</w:t>
+      </w:r>
+      <w:r>
+        <w:rPr>
+          <w:i/>
+          <w:iCs/>
+        </w:rPr>
+        <w:t xml:space="preserve"> erklär</w:t>
+      </w:r>
+      <w:r>
+        <w:rPr>
+          <w:i/>
+          <w:iCs/>
+        </w:rPr>
+        <w:t>en</w:t>
+      </w:r>
+      <w:r>
+        <w:rPr>
+          <w:i/>
+          <w:iCs/>
+        </w:rPr>
+        <w:t xml:space="preserve"> hiermit die Webseite sowie die Dokumentation selbständig erstellt zu haben. </w:t>
+      </w:r>
+      <w:r>
+        <w:rPr>
+          <w:i/>
+          <w:iCs/>
+        </w:rPr>
+        <w:t>Wir</w:t>
+      </w:r>
+      <w:r>
+        <w:rPr>
+          <w:i/>
+          <w:iCs/>
+        </w:rPr>
+        <w:t xml:space="preserve"> habe die im Unterricht verwendeten Hilfsmittel sowie w3c </w:t>
+      </w:r>
+      <w:r>
+        <w:rPr>
+          <w:i/>
+          <w:iCs/>
+        </w:rPr>
+        <w:t>genutzt,</w:t>
+      </w:r>
+      <w:r>
+        <w:rPr>
+          <w:i/>
+          <w:iCs/>
+        </w:rPr>
+        <w:t xml:space="preserve"> um diese Webseite zu erstellen. Alle weiteren Quellen habe ich angegeben.</w:t>
+      </w:r>
+    </w:p>
     <w:p/>
     <w:p/>
     <w:p/>
@@ -1167,8 +1092,9 @@
           <w:numId w:val="7"/>
         </w:numPr>
       </w:pPr>
-      <w:bookmarkStart w:id="4" w:name="_Toc228954869"/>
-      <w:r>
+      <w:bookmarkStart w:id="4" w:name="_Toc229042543"/>
+      <w:r>
+        <w:lastRenderedPageBreak/>
         <w:t>Abbildungsverzeichnis</w:t>
       </w:r>
       <w:bookmarkEnd w:id="4"/>
@@ -1892,263 +1818,165 @@
           <w:numId w:val="7"/>
         </w:numPr>
       </w:pPr>
-      <w:bookmarkStart w:id="5" w:name="_Toc228954870"/>
+      <w:bookmarkStart w:id="5" w:name="_Toc229042544"/>
       <w:r>
         <w:lastRenderedPageBreak/>
-        <w:t>Schlusswort/ Zusammenfassung</w:t>
+        <w:t>Quellenverzeichnis</w:t>
       </w:r>
       <w:bookmarkEnd w:id="5"/>
     </w:p>
     <w:p>
       <w:r>
-        <w:t xml:space="preserve">In dieser Arbeit habe ich gelernt, dass ich in Zukunft oder von jetzt an </w:t>
-      </w:r>
-      <w:r>
-        <w:t xml:space="preserve">mein </w:t>
-      </w:r>
-      <w:r>
-        <w:t>Geld</w:t>
-      </w:r>
-      <w:r>
-        <w:t xml:space="preserve"> besser einteilen soll. </w:t>
+        <w:t>Meine Information habe ich vom ABU Buch Gesellschaft und vo</w:t>
+      </w:r>
+      <w:r>
+        <w:t>n</w:t>
+      </w:r>
+      <w:r>
+        <w:t xml:space="preserve"> Patrick Grüter. </w:t>
       </w:r>
       <w:r>
         <w:t>Zudem</w:t>
       </w:r>
       <w:r>
-        <w:t xml:space="preserve"> </w:t>
-      </w:r>
-      <w:r>
-        <w:t>habe</w:t>
-      </w:r>
-      <w:r>
-        <w:t xml:space="preserve"> ich die Unterschiede von eine Budgetplan und </w:t>
-      </w:r>
-      <w:r>
-        <w:t xml:space="preserve">Ausgabenkontrolle verstanden. </w:t>
-      </w:r>
-      <w:r>
-        <w:t>Ebenfalls habe ich auch realisiert</w:t>
-      </w:r>
-      <w:r>
-        <w:t xml:space="preserve">, welche </w:t>
-      </w:r>
-      <w:r>
-        <w:t>K</w:t>
-      </w:r>
-      <w:r>
-        <w:t xml:space="preserve">osten meine Eltern für mich </w:t>
-      </w:r>
-      <w:r>
-        <w:t>übernehmen</w:t>
-      </w:r>
+        <w:t xml:space="preserve"> habe ich das Titelbild mit </w:t>
+      </w:r>
+      <w:proofErr w:type="spellStart"/>
+      <w:r>
+        <w:t>Canva</w:t>
+      </w:r>
+      <w:proofErr w:type="spellEnd"/>
+      <w:r>
+        <w:t xml:space="preserve"> erstellt, mit einer </w:t>
+      </w:r>
+      <w:hyperlink r:id="rId9" w:history="1">
+        <w:r>
+          <w:rPr>
+            <w:rStyle w:val="Hyperlink"/>
+          </w:rPr>
+          <w:t>Vo</w:t>
+        </w:r>
+        <w:r>
+          <w:rPr>
+            <w:rStyle w:val="Hyperlink"/>
+          </w:rPr>
+          <w:t>r</w:t>
+        </w:r>
+        <w:r>
+          <w:rPr>
+            <w:rStyle w:val="Hyperlink"/>
+          </w:rPr>
+          <w:t>lage</w:t>
+        </w:r>
+      </w:hyperlink>
+      <w:r>
+        <w:t xml:space="preserve">. </w:t>
+      </w:r>
+      <w:r>
+        <w:t xml:space="preserve"> Die </w:t>
+      </w:r>
+      <w:r>
+        <w:t>Geschichte</w:t>
+      </w:r>
+      <w:r>
+        <w:t xml:space="preserve"> ist von Patrick Grüter </w:t>
+      </w:r>
+      <w:r>
+        <w:t xml:space="preserve">und meine </w:t>
+      </w:r>
+      <w:hyperlink r:id="rId10" w:history="1">
+        <w:r>
+          <w:rPr>
+            <w:rStyle w:val="Hyperlink"/>
+          </w:rPr>
+          <w:t>Diagramme</w:t>
+        </w:r>
+      </w:hyperlink>
+      <w:r>
+        <w:t xml:space="preserve"> habe ich mit Excel erstellt.</w:t>
+      </w:r>
+      <w:r>
+        <w:t xml:space="preserve"> Natürlich habe ich </w:t>
+      </w:r>
+      <w:r>
+        <w:t xml:space="preserve">auch viel </w:t>
+      </w:r>
+      <w:r>
+        <w:t>W</w:t>
+      </w:r>
+      <w:r>
+        <w:t>issen OneNote zu verdanken, welche</w:t>
+      </w:r>
+      <w:r>
+        <w:t>s</w:t>
+      </w:r>
+      <w:r>
+        <w:t xml:space="preserve"> Patrick Grüter immer so gut gepflegt hat. </w:t>
+      </w:r>
+      <w:r>
+        <w:t>Mein</w:t>
+      </w:r>
+      <w:r>
+        <w:t>en</w:t>
+      </w:r>
+      <w:r>
+        <w:t xml:space="preserve"> Budgetplan habe ich von </w:t>
+      </w:r>
+      <w:hyperlink r:id="rId11" w:history="1">
+        <w:r>
+          <w:rPr>
+            <w:rStyle w:val="Hyperlink"/>
+          </w:rPr>
+          <w:t>hier</w:t>
+        </w:r>
+      </w:hyperlink>
+      <w:r>
+        <w:t xml:space="preserve"> oder </w:t>
+      </w:r>
+      <w:hyperlink r:id="rId12" w:history="1">
+        <w:r>
+          <w:rPr>
+            <w:rStyle w:val="Hyperlink"/>
+          </w:rPr>
+          <w:t>hier</w:t>
+        </w:r>
+      </w:hyperlink>
       <w:r>
         <w:t>.</w:t>
-      </w:r>
-      <w:r>
-        <w:t xml:space="preserve"> </w:t>
       </w:r>
     </w:p>
     <w:p>
-      <w:r>
-        <w:t xml:space="preserve">Bei </w:t>
-      </w:r>
-      <w:r>
-        <w:t xml:space="preserve">diesem Thema habe ich </w:t>
-      </w:r>
-      <w:r>
-        <w:t>allgemein</w:t>
-      </w:r>
-      <w:r>
-        <w:t xml:space="preserve"> viel</w:t>
-      </w:r>
-      <w:r>
-        <w:t xml:space="preserve"> </w:t>
-      </w:r>
-      <w:r>
-        <w:t>über den</w:t>
-      </w:r>
-      <w:r>
-        <w:t xml:space="preserve"> Umgang mit Geld und </w:t>
-      </w:r>
-      <w:r>
-        <w:t>alle</w:t>
-      </w:r>
-      <w:r>
-        <w:t>m</w:t>
-      </w:r>
-      <w:r>
-        <w:t>,</w:t>
-      </w:r>
-      <w:r>
-        <w:t xml:space="preserve"> was dazugehört</w:t>
-      </w:r>
-      <w:r>
-        <w:t>,</w:t>
-      </w:r>
-      <w:r>
-        <w:t xml:space="preserve"> wie </w:t>
-      </w:r>
-      <w:r>
-        <w:t xml:space="preserve">z.B. </w:t>
-      </w:r>
-      <w:r>
-        <w:t>SNB</w:t>
-      </w:r>
-      <w:r>
-        <w:t>,</w:t>
-      </w:r>
-      <w:r>
-        <w:t xml:space="preserve"> Finma etc</w:t>
-      </w:r>
-      <w:r>
-        <w:t>.,</w:t>
-      </w:r>
-      <w:r>
-        <w:t xml:space="preserve"> gelernt. Das fand ich sehr </w:t>
-      </w:r>
-      <w:r>
-        <w:t>spannend</w:t>
-      </w:r>
-      <w:r>
-        <w:t xml:space="preserve">. Ich </w:t>
-      </w:r>
-      <w:r>
-        <w:t>konnte</w:t>
-      </w:r>
-      <w:r>
-        <w:t xml:space="preserve"> </w:t>
-      </w:r>
-      <w:r>
-        <w:t>mein</w:t>
-      </w:r>
-      <w:r>
-        <w:t xml:space="preserve"> Wissen auch </w:t>
-      </w:r>
-      <w:r>
-        <w:t>auffrischen, einige Sachen wusste ich nur so vom Hören, jetzt kann ich sagen</w:t>
-      </w:r>
-      <w:r>
-        <w:t>,</w:t>
-      </w:r>
-      <w:r>
-        <w:t xml:space="preserve"> ich weiss es richtig.</w:t>
-      </w:r>
-    </w:p>
-    <w:p/>
-    <w:p>
-      <w:r>
-        <w:t>Meine Lehrmethode:</w:t>
+      <w:hyperlink r:id="rId13" w:history="1">
+        <w:r>
+          <w:rPr>
+            <w:rStyle w:val="Hyperlink"/>
+          </w:rPr>
+          <w:t>Wirtschaftskreislauf</w:t>
+        </w:r>
+      </w:hyperlink>
+      <w:r>
+        <w:t xml:space="preserve">  </w:t>
       </w:r>
     </w:p>
     <w:p>
-      <w:r>
-        <w:t xml:space="preserve">Das </w:t>
-      </w:r>
-      <w:r>
-        <w:t>W</w:t>
-      </w:r>
-      <w:r>
-        <w:t>ichtigste zuerst</w:t>
-      </w:r>
-      <w:r>
-        <w:t>: I</w:t>
-      </w:r>
-      <w:r>
-        <w:t xml:space="preserve">m Unterricht zuhören, mitmachen und aufpassen ist das </w:t>
-      </w:r>
-      <w:r>
-        <w:t>A</w:t>
-      </w:r>
-      <w:r>
-        <w:t xml:space="preserve"> und </w:t>
-      </w:r>
-      <w:r>
-        <w:t>O</w:t>
-      </w:r>
-      <w:r>
-        <w:t>.</w:t>
-      </w:r>
-      <w:r>
-        <w:t xml:space="preserve"> Ich habe mich auch immer wieder </w:t>
-      </w:r>
-      <w:r>
-        <w:t>mit</w:t>
-      </w:r>
-      <w:r>
-        <w:t xml:space="preserve"> </w:t>
-      </w:r>
-      <w:r>
-        <w:t>Herrn Grüter</w:t>
-      </w:r>
-      <w:r>
-        <w:t xml:space="preserve"> ausgetauscht, was mir auch sehr viel gebracht und mich vor allem weitergebracht hat.</w:t>
-      </w:r>
-      <w:r>
-        <w:t xml:space="preserve"> Ja, ich bin ehrlich KI habe ich auch gebraucht</w:t>
-      </w:r>
-      <w:r>
-        <w:t>…</w:t>
+      <w:hyperlink r:id="rId14" w:history="1">
+        <w:r>
+          <w:rPr>
+            <w:rStyle w:val="Hyperlink"/>
+          </w:rPr>
+          <w:t>Grafik</w:t>
+        </w:r>
+      </w:hyperlink>
+      <w:r>
+        <w:t xml:space="preserve"> Wirtsch</w:t>
+      </w:r>
+      <w:r>
+        <w:t>a</w:t>
+      </w:r>
+      <w:r>
+        <w:t>fkreislauf</w:t>
       </w:r>
     </w:p>
-    <w:p/>
-    <w:p>
-      <w:r>
-        <w:t xml:space="preserve">Bei dem </w:t>
-      </w:r>
-      <w:proofErr w:type="spellStart"/>
-      <w:r>
-        <w:t>Begrissnetzwerk</w:t>
-      </w:r>
-      <w:proofErr w:type="spellEnd"/>
-      <w:r>
-        <w:t xml:space="preserve"> </w:t>
-      </w:r>
-      <w:r>
-        <w:t xml:space="preserve">habe ich zu viel Zeit mit KI </w:t>
-      </w:r>
-      <w:proofErr w:type="spellStart"/>
-      <w:r>
-        <w:t>verlöffelt</w:t>
-      </w:r>
-      <w:proofErr w:type="spellEnd"/>
-      <w:r>
-        <w:t>, der konnte es nicht</w:t>
-      </w:r>
-      <w:r>
-        <w:t>,</w:t>
-      </w:r>
-      <w:r>
-        <w:t xml:space="preserve"> vor allem nicht so wie ich es wollte. Wiederum bei Erstellen von Diagrammen direkt im Excel war er sehr nützlich</w:t>
-      </w:r>
-      <w:r>
-        <w:t>. Den Feinschliff</w:t>
-      </w:r>
-      <w:r>
-        <w:t xml:space="preserve"> und d</w:t>
-      </w:r>
-      <w:r>
-        <w:t>a</w:t>
-      </w:r>
-      <w:r>
-        <w:t>s Endergebnis habe trotzdem immer noch ich gemacht. Bei dieser Aufgabe habe ich gemerkt</w:t>
-      </w:r>
-      <w:r>
-        <w:t>: W</w:t>
-      </w:r>
-      <w:r>
-        <w:t>ir sind immer noch Menschen und können Sachen besser als ChatGPT. Besonders beim Skizzieren ist er sehr schwach.</w:t>
-      </w:r>
-    </w:p>
-    <w:p/>
-    <w:p/>
-    <w:p/>
-    <w:p/>
-    <w:p/>
-    <w:p/>
-    <w:p/>
-    <w:p/>
-    <w:p/>
     <w:p>
       <w:pPr>
         <w:rPr>
@@ -2170,192 +1998,12 @@
           <w:numId w:val="7"/>
         </w:numPr>
       </w:pPr>
-      <w:bookmarkStart w:id="6" w:name="_Toc228954871"/>
-      <w:r>
-        <w:lastRenderedPageBreak/>
-        <w:t>Quellenverzeichnis</w:t>
-      </w:r>
-      <w:bookmarkEnd w:id="6"/>
-    </w:p>
-    <w:p>
-      <w:r>
-        <w:t>Meine Information habe ich vom ABU Buch Gesellschaft und vo</w:t>
-      </w:r>
-      <w:r>
-        <w:t>n</w:t>
-      </w:r>
-      <w:r>
-        <w:t xml:space="preserve"> Patrick Grüter. </w:t>
-      </w:r>
-      <w:r>
-        <w:t>Zudem</w:t>
-      </w:r>
-      <w:r>
-        <w:t xml:space="preserve"> habe ich das Titelbild mit </w:t>
-      </w:r>
-      <w:proofErr w:type="spellStart"/>
-      <w:r>
-        <w:t>Canva</w:t>
-      </w:r>
-      <w:proofErr w:type="spellEnd"/>
-      <w:r>
-        <w:t xml:space="preserve"> erstellt, mit einer </w:t>
-      </w:r>
-      <w:hyperlink r:id="rId9" w:history="1">
-        <w:r>
-          <w:rPr>
-            <w:rStyle w:val="Hyperlink"/>
-          </w:rPr>
-          <w:t>Vo</w:t>
-        </w:r>
-        <w:r>
-          <w:rPr>
-            <w:rStyle w:val="Hyperlink"/>
-          </w:rPr>
-          <w:t>r</w:t>
-        </w:r>
-        <w:r>
-          <w:rPr>
-            <w:rStyle w:val="Hyperlink"/>
-          </w:rPr>
-          <w:t>lage</w:t>
-        </w:r>
-      </w:hyperlink>
-      <w:r>
-        <w:t xml:space="preserve">. </w:t>
-      </w:r>
-      <w:r>
-        <w:t xml:space="preserve"> Die </w:t>
-      </w:r>
-      <w:r>
-        <w:t>Geschichte</w:t>
-      </w:r>
-      <w:r>
-        <w:t xml:space="preserve"> ist von Patrick Grüter </w:t>
-      </w:r>
-      <w:r>
-        <w:t xml:space="preserve">und meine </w:t>
-      </w:r>
-      <w:hyperlink r:id="rId10" w:history="1">
-        <w:r>
-          <w:rPr>
-            <w:rStyle w:val="Hyperlink"/>
-          </w:rPr>
-          <w:t>Diagramme</w:t>
-        </w:r>
-      </w:hyperlink>
-      <w:r>
-        <w:t xml:space="preserve"> habe ich mit Excel erstellt.</w:t>
-      </w:r>
-      <w:r>
-        <w:t xml:space="preserve"> Natürlich habe ich </w:t>
-      </w:r>
-      <w:r>
-        <w:t xml:space="preserve">auch viel </w:t>
-      </w:r>
-      <w:r>
-        <w:t>W</w:t>
-      </w:r>
-      <w:r>
-        <w:t>issen OneNote zu verdanken, welche</w:t>
-      </w:r>
-      <w:r>
-        <w:t>s</w:t>
-      </w:r>
-      <w:r>
-        <w:t xml:space="preserve"> Patrick Grüter immer so gut gepflegt hat. </w:t>
-      </w:r>
-      <w:r>
-        <w:t>Mein</w:t>
-      </w:r>
-      <w:r>
-        <w:t>en</w:t>
-      </w:r>
-      <w:r>
-        <w:t xml:space="preserve"> Budgetplan habe ich von </w:t>
-      </w:r>
-      <w:hyperlink r:id="rId11" w:history="1">
-        <w:r>
-          <w:rPr>
-            <w:rStyle w:val="Hyperlink"/>
-          </w:rPr>
-          <w:t>hier</w:t>
-        </w:r>
-      </w:hyperlink>
-      <w:r>
-        <w:t xml:space="preserve"> oder </w:t>
-      </w:r>
-      <w:hyperlink r:id="rId12" w:history="1">
-        <w:r>
-          <w:rPr>
-            <w:rStyle w:val="Hyperlink"/>
-          </w:rPr>
-          <w:t>hier</w:t>
-        </w:r>
-      </w:hyperlink>
-      <w:r>
-        <w:t>.</w:t>
-      </w:r>
-    </w:p>
-    <w:p>
-      <w:hyperlink r:id="rId13" w:history="1">
-        <w:r>
-          <w:rPr>
-            <w:rStyle w:val="Hyperlink"/>
-          </w:rPr>
-          <w:t>Wirtschaftskreislauf</w:t>
-        </w:r>
-      </w:hyperlink>
-      <w:r>
-        <w:t xml:space="preserve">  </w:t>
-      </w:r>
-    </w:p>
-    <w:p>
-      <w:hyperlink r:id="rId14" w:history="1">
-        <w:r>
-          <w:rPr>
-            <w:rStyle w:val="Hyperlink"/>
-          </w:rPr>
-          <w:t>Grafik</w:t>
-        </w:r>
-      </w:hyperlink>
-      <w:r>
-        <w:t xml:space="preserve"> Wirtsch</w:t>
-      </w:r>
-      <w:r>
-        <w:t>a</w:t>
-      </w:r>
-      <w:r>
-        <w:t>fkreislauf</w:t>
-      </w:r>
-    </w:p>
-    <w:p>
-      <w:pPr>
-        <w:rPr>
-          <w:rFonts w:asciiTheme="majorHAnsi" w:eastAsiaTheme="majorEastAsia" w:hAnsiTheme="majorHAnsi" w:cstheme="majorBidi"/>
-          <w:color w:val="0F4761" w:themeColor="accent1" w:themeShade="BF"/>
-          <w:sz w:val="40"/>
-          <w:szCs w:val="40"/>
-        </w:rPr>
-      </w:pPr>
-      <w:r>
-        <w:br w:type="page"/>
-      </w:r>
-    </w:p>
-    <w:p>
-      <w:pPr>
-        <w:pStyle w:val="berschrift1"/>
-        <w:numPr>
-          <w:ilvl w:val="0"/>
-          <w:numId w:val="7"/>
-        </w:numPr>
-      </w:pPr>
-      <w:bookmarkStart w:id="7" w:name="_Toc228954872"/>
+      <w:bookmarkStart w:id="6" w:name="_Toc229042545"/>
       <w:r>
         <w:lastRenderedPageBreak/>
         <w:t>Anhang</w:t>
       </w:r>
-      <w:bookmarkEnd w:id="7"/>
+      <w:bookmarkEnd w:id="6"/>
     </w:p>
     <w:p>
       <w:r>
@@ -2763,6 +2411,304 @@
     </w:lvl>
   </w:abstractNum>
   <w:abstractNum w:abstractNumId="2" w15:restartNumberingAfterBreak="0">
+    <w:nsid w:val="24E350F0"/>
+    <w:multiLevelType w:val="multilevel"/>
+    <w:tmpl w:val="75DA8CE6"/>
+    <w:lvl w:ilvl="0">
+      <w:start w:val="1"/>
+      <w:numFmt w:val="bullet"/>
+      <w:lvlText w:val=""/>
+      <w:lvlJc w:val="left"/>
+      <w:pPr>
+        <w:tabs>
+          <w:tab w:val="num" w:pos="720"/>
+        </w:tabs>
+        <w:ind w:left="720" w:hanging="360"/>
+      </w:pPr>
+      <w:rPr>
+        <w:rFonts w:ascii="Symbol" w:hAnsi="Symbol" w:hint="default"/>
+        <w:sz w:val="20"/>
+      </w:rPr>
+    </w:lvl>
+    <w:lvl w:ilvl="1" w:tentative="1">
+      <w:start w:val="1"/>
+      <w:numFmt w:val="bullet"/>
+      <w:lvlText w:val=""/>
+      <w:lvlJc w:val="left"/>
+      <w:pPr>
+        <w:tabs>
+          <w:tab w:val="num" w:pos="1440"/>
+        </w:tabs>
+        <w:ind w:left="1440" w:hanging="360"/>
+      </w:pPr>
+      <w:rPr>
+        <w:rFonts w:ascii="Symbol" w:hAnsi="Symbol" w:hint="default"/>
+        <w:sz w:val="20"/>
+      </w:rPr>
+    </w:lvl>
+    <w:lvl w:ilvl="2" w:tentative="1">
+      <w:start w:val="1"/>
+      <w:numFmt w:val="bullet"/>
+      <w:lvlText w:val=""/>
+      <w:lvlJc w:val="left"/>
+      <w:pPr>
+        <w:tabs>
+          <w:tab w:val="num" w:pos="2160"/>
+        </w:tabs>
+        <w:ind w:left="2160" w:hanging="360"/>
+      </w:pPr>
+      <w:rPr>
+        <w:rFonts w:ascii="Symbol" w:hAnsi="Symbol" w:hint="default"/>
+        <w:sz w:val="20"/>
+      </w:rPr>
+    </w:lvl>
+    <w:lvl w:ilvl="3" w:tentative="1">
+      <w:start w:val="1"/>
+      <w:numFmt w:val="bullet"/>
+      <w:lvlText w:val=""/>
+      <w:lvlJc w:val="left"/>
+      <w:pPr>
+        <w:tabs>
+          <w:tab w:val="num" w:pos="2880"/>
+        </w:tabs>
+        <w:ind w:left="2880" w:hanging="360"/>
+      </w:pPr>
+      <w:rPr>
+        <w:rFonts w:ascii="Symbol" w:hAnsi="Symbol" w:hint="default"/>
+        <w:sz w:val="20"/>
+      </w:rPr>
+    </w:lvl>
+    <w:lvl w:ilvl="4" w:tentative="1">
+      <w:start w:val="1"/>
+      <w:numFmt w:val="bullet"/>
+      <w:lvlText w:val=""/>
+      <w:lvlJc w:val="left"/>
+      <w:pPr>
+        <w:tabs>
+          <w:tab w:val="num" w:pos="3600"/>
+        </w:tabs>
+        <w:ind w:left="3600" w:hanging="360"/>
+      </w:pPr>
+      <w:rPr>
+        <w:rFonts w:ascii="Symbol" w:hAnsi="Symbol" w:hint="default"/>
+        <w:sz w:val="20"/>
+      </w:rPr>
+    </w:lvl>
+    <w:lvl w:ilvl="5" w:tentative="1">
+      <w:start w:val="1"/>
+      <w:numFmt w:val="bullet"/>
+      <w:lvlText w:val=""/>
+      <w:lvlJc w:val="left"/>
+      <w:pPr>
+        <w:tabs>
+          <w:tab w:val="num" w:pos="4320"/>
+        </w:tabs>
+        <w:ind w:left="4320" w:hanging="360"/>
+      </w:pPr>
+      <w:rPr>
+        <w:rFonts w:ascii="Symbol" w:hAnsi="Symbol" w:hint="default"/>
+        <w:sz w:val="20"/>
+      </w:rPr>
+    </w:lvl>
+    <w:lvl w:ilvl="6" w:tentative="1">
+      <w:start w:val="1"/>
+      <w:numFmt w:val="bullet"/>
+      <w:lvlText w:val=""/>
+      <w:lvlJc w:val="left"/>
+      <w:pPr>
+        <w:tabs>
+          <w:tab w:val="num" w:pos="5040"/>
+        </w:tabs>
+        <w:ind w:left="5040" w:hanging="360"/>
+      </w:pPr>
+      <w:rPr>
+        <w:rFonts w:ascii="Symbol" w:hAnsi="Symbol" w:hint="default"/>
+        <w:sz w:val="20"/>
+      </w:rPr>
+    </w:lvl>
+    <w:lvl w:ilvl="7" w:tentative="1">
+      <w:start w:val="1"/>
+      <w:numFmt w:val="bullet"/>
+      <w:lvlText w:val=""/>
+      <w:lvlJc w:val="left"/>
+      <w:pPr>
+        <w:tabs>
+          <w:tab w:val="num" w:pos="5760"/>
+        </w:tabs>
+        <w:ind w:left="5760" w:hanging="360"/>
+      </w:pPr>
+      <w:rPr>
+        <w:rFonts w:ascii="Symbol" w:hAnsi="Symbol" w:hint="default"/>
+        <w:sz w:val="20"/>
+      </w:rPr>
+    </w:lvl>
+    <w:lvl w:ilvl="8" w:tentative="1">
+      <w:start w:val="1"/>
+      <w:numFmt w:val="bullet"/>
+      <w:lvlText w:val=""/>
+      <w:lvlJc w:val="left"/>
+      <w:pPr>
+        <w:tabs>
+          <w:tab w:val="num" w:pos="6480"/>
+        </w:tabs>
+        <w:ind w:left="6480" w:hanging="360"/>
+      </w:pPr>
+      <w:rPr>
+        <w:rFonts w:ascii="Symbol" w:hAnsi="Symbol" w:hint="default"/>
+        <w:sz w:val="20"/>
+      </w:rPr>
+    </w:lvl>
+  </w:abstractNum>
+  <w:abstractNum w:abstractNumId="3" w15:restartNumberingAfterBreak="0">
+    <w:nsid w:val="313B665F"/>
+    <w:multiLevelType w:val="multilevel"/>
+    <w:tmpl w:val="3E383C7A"/>
+    <w:lvl w:ilvl="0">
+      <w:start w:val="1"/>
+      <w:numFmt w:val="bullet"/>
+      <w:lvlText w:val=""/>
+      <w:lvlJc w:val="left"/>
+      <w:pPr>
+        <w:tabs>
+          <w:tab w:val="num" w:pos="720"/>
+        </w:tabs>
+        <w:ind w:left="720" w:hanging="360"/>
+      </w:pPr>
+      <w:rPr>
+        <w:rFonts w:ascii="Symbol" w:hAnsi="Symbol" w:hint="default"/>
+        <w:sz w:val="20"/>
+      </w:rPr>
+    </w:lvl>
+    <w:lvl w:ilvl="1">
+      <w:start w:val="1"/>
+      <w:numFmt w:val="bullet"/>
+      <w:lvlText w:val="o"/>
+      <w:lvlJc w:val="left"/>
+      <w:pPr>
+        <w:tabs>
+          <w:tab w:val="num" w:pos="1440"/>
+        </w:tabs>
+        <w:ind w:left="1440" w:hanging="360"/>
+      </w:pPr>
+      <w:rPr>
+        <w:rFonts w:ascii="Courier New" w:hAnsi="Courier New" w:hint="default"/>
+        <w:sz w:val="20"/>
+      </w:rPr>
+    </w:lvl>
+    <w:lvl w:ilvl="2" w:tentative="1">
+      <w:start w:val="1"/>
+      <w:numFmt w:val="bullet"/>
+      <w:lvlText w:val=""/>
+      <w:lvlJc w:val="left"/>
+      <w:pPr>
+        <w:tabs>
+          <w:tab w:val="num" w:pos="2160"/>
+        </w:tabs>
+        <w:ind w:left="2160" w:hanging="360"/>
+      </w:pPr>
+      <w:rPr>
+        <w:rFonts w:ascii="Symbol" w:hAnsi="Symbol" w:hint="default"/>
+        <w:sz w:val="20"/>
+      </w:rPr>
+    </w:lvl>
+    <w:lvl w:ilvl="3" w:tentative="1">
+      <w:start w:val="1"/>
+      <w:numFmt w:val="bullet"/>
+      <w:lvlText w:val=""/>
+      <w:lvlJc w:val="left"/>
+      <w:pPr>
+        <w:tabs>
+          <w:tab w:val="num" w:pos="2880"/>
+        </w:tabs>
+        <w:ind w:left="2880" w:hanging="360"/>
+      </w:pPr>
+      <w:rPr>
+        <w:rFonts w:ascii="Symbol" w:hAnsi="Symbol" w:hint="default"/>
+        <w:sz w:val="20"/>
+      </w:rPr>
+    </w:lvl>
+    <w:lvl w:ilvl="4" w:tentative="1">
+      <w:start w:val="1"/>
+      <w:numFmt w:val="bullet"/>
+      <w:lvlText w:val=""/>
+      <w:lvlJc w:val="left"/>
+      <w:pPr>
+        <w:tabs>
+          <w:tab w:val="num" w:pos="3600"/>
+        </w:tabs>
+        <w:ind w:left="3600" w:hanging="360"/>
+      </w:pPr>
+      <w:rPr>
+        <w:rFonts w:ascii="Symbol" w:hAnsi="Symbol" w:hint="default"/>
+        <w:sz w:val="20"/>
+      </w:rPr>
+    </w:lvl>
+    <w:lvl w:ilvl="5" w:tentative="1">
+      <w:start w:val="1"/>
+      <w:numFmt w:val="bullet"/>
+      <w:lvlText w:val=""/>
+      <w:lvlJc w:val="left"/>
+      <w:pPr>
+        <w:tabs>
+          <w:tab w:val="num" w:pos="4320"/>
+        </w:tabs>
+        <w:ind w:left="4320" w:hanging="360"/>
+      </w:pPr>
+      <w:rPr>
+        <w:rFonts w:ascii="Symbol" w:hAnsi="Symbol" w:hint="default"/>
+        <w:sz w:val="20"/>
+      </w:rPr>
+    </w:lvl>
+    <w:lvl w:ilvl="6" w:tentative="1">
+      <w:start w:val="1"/>
+      <w:numFmt w:val="bullet"/>
+      <w:lvlText w:val=""/>
+      <w:lvlJc w:val="left"/>
+      <w:pPr>
+        <w:tabs>
+          <w:tab w:val="num" w:pos="5040"/>
+        </w:tabs>
+        <w:ind w:left="5040" w:hanging="360"/>
+      </w:pPr>
+      <w:rPr>
+        <w:rFonts w:ascii="Symbol" w:hAnsi="Symbol" w:hint="default"/>
+        <w:sz w:val="20"/>
+      </w:rPr>
+    </w:lvl>
+    <w:lvl w:ilvl="7" w:tentative="1">
+      <w:start w:val="1"/>
+      <w:numFmt w:val="bullet"/>
+      <w:lvlText w:val=""/>
+      <w:lvlJc w:val="left"/>
+      <w:pPr>
+        <w:tabs>
+          <w:tab w:val="num" w:pos="5760"/>
+        </w:tabs>
+        <w:ind w:left="5760" w:hanging="360"/>
+      </w:pPr>
+      <w:rPr>
+        <w:rFonts w:ascii="Symbol" w:hAnsi="Symbol" w:hint="default"/>
+        <w:sz w:val="20"/>
+      </w:rPr>
+    </w:lvl>
+    <w:lvl w:ilvl="8" w:tentative="1">
+      <w:start w:val="1"/>
+      <w:numFmt w:val="bullet"/>
+      <w:lvlText w:val=""/>
+      <w:lvlJc w:val="left"/>
+      <w:pPr>
+        <w:tabs>
+          <w:tab w:val="num" w:pos="6480"/>
+        </w:tabs>
+        <w:ind w:left="6480" w:hanging="360"/>
+      </w:pPr>
+      <w:rPr>
+        <w:rFonts w:ascii="Symbol" w:hAnsi="Symbol" w:hint="default"/>
+        <w:sz w:val="20"/>
+      </w:rPr>
+    </w:lvl>
+  </w:abstractNum>
+  <w:abstractNum w:abstractNumId="4" w15:restartNumberingAfterBreak="0">
     <w:nsid w:val="328C5976"/>
     <w:multiLevelType w:val="hybridMultilevel"/>
     <w:tmpl w:val="E4981BBC"/>
@@ -2874,7 +2820,7 @@
       </w:rPr>
     </w:lvl>
   </w:abstractNum>
-  <w:abstractNum w:abstractNumId="3" w15:restartNumberingAfterBreak="0">
+  <w:abstractNum w:abstractNumId="5" w15:restartNumberingAfterBreak="0">
     <w:nsid w:val="3F782722"/>
     <w:multiLevelType w:val="multilevel"/>
     <w:tmpl w:val="73306780"/>
@@ -2995,7 +2941,7 @@
       </w:rPr>
     </w:lvl>
   </w:abstractNum>
-  <w:abstractNum w:abstractNumId="4" w15:restartNumberingAfterBreak="0">
+  <w:abstractNum w:abstractNumId="6" w15:restartNumberingAfterBreak="0">
     <w:nsid w:val="53E958B7"/>
     <w:multiLevelType w:val="multilevel"/>
     <w:tmpl w:val="473E7B68"/>
@@ -3144,7 +3090,7 @@
       </w:rPr>
     </w:lvl>
   </w:abstractNum>
-  <w:abstractNum w:abstractNumId="5" w15:restartNumberingAfterBreak="0">
+  <w:abstractNum w:abstractNumId="7" w15:restartNumberingAfterBreak="0">
     <w:nsid w:val="5B3D73FF"/>
     <w:multiLevelType w:val="multilevel"/>
     <w:tmpl w:val="8D184AB4"/>
@@ -3293,7 +3239,7 @@
       </w:rPr>
     </w:lvl>
   </w:abstractNum>
-  <w:abstractNum w:abstractNumId="6" w15:restartNumberingAfterBreak="0">
+  <w:abstractNum w:abstractNumId="8" w15:restartNumberingAfterBreak="0">
     <w:nsid w:val="79E222CC"/>
     <w:multiLevelType w:val="multilevel"/>
     <w:tmpl w:val="6FAEF724"/>
@@ -3443,25 +3389,31 @@
     </w:lvl>
   </w:abstractNum>
   <w:num w:numId="1" w16cid:durableId="741030274">
-    <w:abstractNumId w:val="5"/>
+    <w:abstractNumId w:val="7"/>
   </w:num>
   <w:num w:numId="2" w16cid:durableId="1827163983">
-    <w:abstractNumId w:val="6"/>
+    <w:abstractNumId w:val="8"/>
   </w:num>
   <w:num w:numId="3" w16cid:durableId="1717582411">
-    <w:abstractNumId w:val="4"/>
+    <w:abstractNumId w:val="6"/>
   </w:num>
   <w:num w:numId="4" w16cid:durableId="922763784">
     <w:abstractNumId w:val="0"/>
   </w:num>
   <w:num w:numId="5" w16cid:durableId="201330956">
-    <w:abstractNumId w:val="2"/>
+    <w:abstractNumId w:val="4"/>
   </w:num>
   <w:num w:numId="6" w16cid:durableId="1860771954">
     <w:abstractNumId w:val="1"/>
   </w:num>
   <w:num w:numId="7" w16cid:durableId="1997494912">
+    <w:abstractNumId w:val="5"/>
+  </w:num>
+  <w:num w:numId="8" w16cid:durableId="861935440">
     <w:abstractNumId w:val="3"/>
+  </w:num>
+  <w:num w:numId="9" w16cid:durableId="1952086520">
+    <w:abstractNumId w:val="2"/>
   </w:num>
 </w:numbering>
 </file>

--- a/Doku/Fausch_Myroniuk_Kurmann_MMa25al_M287.docx
+++ b/Doku/Fausch_Myroniuk_Kurmann_MMa25al_M287.docx
@@ -981,14 +981,7 @@
           <w:i/>
           <w:iCs/>
         </w:rPr>
-        <w:t>Timo</w:t>
-      </w:r>
-      <w:r>
-        <w:rPr>
-          <w:i/>
-          <w:iCs/>
-        </w:rPr>
-        <w:t xml:space="preserve">, </w:t>
+        <w:t xml:space="preserve">Timo, </w:t>
       </w:r>
       <w:r>
         <w:rPr>
@@ -1827,156 +1820,33 @@
     </w:p>
     <w:p>
       <w:r>
-        <w:t>Meine Information habe ich vom ABU Buch Gesellschaft und vo</w:t>
-      </w:r>
-      <w:r>
-        <w:t>n</w:t>
-      </w:r>
-      <w:r>
-        <w:t xml:space="preserve"> Patrick Grüter. </w:t>
-      </w:r>
-      <w:r>
-        <w:t>Zudem</w:t>
-      </w:r>
-      <w:r>
-        <w:t xml:space="preserve"> habe ich das Titelbild mit </w:t>
-      </w:r>
-      <w:proofErr w:type="spellStart"/>
-      <w:r>
-        <w:t>Canva</w:t>
-      </w:r>
-      <w:proofErr w:type="spellEnd"/>
-      <w:r>
-        <w:t xml:space="preserve"> erstellt, mit einer </w:t>
-      </w:r>
-      <w:hyperlink r:id="rId9" w:history="1">
-        <w:r>
-          <w:rPr>
-            <w:rStyle w:val="Hyperlink"/>
-          </w:rPr>
-          <w:t>Vo</w:t>
-        </w:r>
-        <w:r>
-          <w:rPr>
-            <w:rStyle w:val="Hyperlink"/>
-          </w:rPr>
-          <w:t>r</w:t>
-        </w:r>
-        <w:r>
-          <w:rPr>
-            <w:rStyle w:val="Hyperlink"/>
-          </w:rPr>
-          <w:t>lage</w:t>
-        </w:r>
-      </w:hyperlink>
-      <w:r>
-        <w:t xml:space="preserve">. </w:t>
-      </w:r>
-      <w:r>
-        <w:t xml:space="preserve"> Die </w:t>
-      </w:r>
-      <w:r>
-        <w:t>Geschichte</w:t>
-      </w:r>
-      <w:r>
-        <w:t xml:space="preserve"> ist von Patrick Grüter </w:t>
-      </w:r>
-      <w:r>
-        <w:t xml:space="preserve">und meine </w:t>
-      </w:r>
-      <w:hyperlink r:id="rId10" w:history="1">
-        <w:r>
-          <w:rPr>
-            <w:rStyle w:val="Hyperlink"/>
-          </w:rPr>
-          <w:t>Diagramme</w:t>
-        </w:r>
-      </w:hyperlink>
-      <w:r>
-        <w:t xml:space="preserve"> habe ich mit Excel erstellt.</w:t>
-      </w:r>
-      <w:r>
-        <w:t xml:space="preserve"> Natürlich habe ich </w:t>
-      </w:r>
-      <w:r>
-        <w:t xml:space="preserve">auch viel </w:t>
-      </w:r>
-      <w:r>
-        <w:t>W</w:t>
-      </w:r>
-      <w:r>
-        <w:t>issen OneNote zu verdanken, welche</w:t>
-      </w:r>
-      <w:r>
-        <w:t>s</w:t>
-      </w:r>
-      <w:r>
-        <w:t xml:space="preserve"> Patrick Grüter immer so gut gepflegt hat. </w:t>
-      </w:r>
-      <w:r>
-        <w:t>Mein</w:t>
-      </w:r>
-      <w:r>
-        <w:t>en</w:t>
-      </w:r>
-      <w:r>
-        <w:t xml:space="preserve"> Budgetplan habe ich von </w:t>
-      </w:r>
-      <w:hyperlink r:id="rId11" w:history="1">
-        <w:r>
-          <w:rPr>
-            <w:rStyle w:val="Hyperlink"/>
-          </w:rPr>
-          <w:t>hier</w:t>
-        </w:r>
-      </w:hyperlink>
-      <w:r>
-        <w:t xml:space="preserve"> oder </w:t>
-      </w:r>
-      <w:hyperlink r:id="rId12" w:history="1">
-        <w:r>
-          <w:rPr>
-            <w:rStyle w:val="Hyperlink"/>
-          </w:rPr>
-          <w:t>hier</w:t>
-        </w:r>
-      </w:hyperlink>
-      <w:r>
-        <w:t>.</w:t>
+        <w:t>Hier kommen die Quellen</w:t>
       </w:r>
     </w:p>
-    <w:p>
-      <w:hyperlink r:id="rId13" w:history="1">
-        <w:r>
-          <w:rPr>
-            <w:rStyle w:val="Hyperlink"/>
-          </w:rPr>
-          <w:t>Wirtschaftskreislauf</w:t>
-        </w:r>
-      </w:hyperlink>
-      <w:r>
-        <w:t xml:space="preserve">  </w:t>
-      </w:r>
-    </w:p>
-    <w:p>
-      <w:hyperlink r:id="rId14" w:history="1">
-        <w:r>
-          <w:rPr>
-            <w:rStyle w:val="Hyperlink"/>
-          </w:rPr>
-          <w:t>Grafik</w:t>
-        </w:r>
-      </w:hyperlink>
-      <w:r>
-        <w:t xml:space="preserve"> Wirtsch</w:t>
-      </w:r>
-      <w:r>
-        <w:t>a</w:t>
-      </w:r>
-      <w:r>
-        <w:t>fkreislauf</w:t>
-      </w:r>
-    </w:p>
+    <w:p/>
+    <w:p/>
+    <w:p/>
+    <w:p/>
+    <w:p/>
+    <w:p/>
+    <w:p/>
+    <w:p/>
+    <w:p/>
+    <w:p/>
+    <w:p/>
+    <w:p/>
+    <w:p/>
+    <w:p/>
+    <w:p/>
+    <w:p/>
+    <w:p/>
+    <w:p/>
+    <w:p/>
+    <w:p/>
+    <w:p/>
+    <w:p/>
+    <w:p/>
+    <w:p/>
     <w:p>
       <w:pPr>
         <w:rPr>
@@ -2011,8 +1881,8 @@
       </w:r>
     </w:p>
     <w:sectPr>
-      <w:headerReference w:type="default" r:id="rId15"/>
-      <w:footerReference w:type="default" r:id="rId16"/>
+      <w:headerReference w:type="default" r:id="rId9"/>
+      <w:footerReference w:type="default" r:id="rId10"/>
       <w:pgSz w:w="11906" w:h="16838"/>
       <w:pgMar w:top="1418" w:right="1134" w:bottom="1418" w:left="1701" w:header="709" w:footer="709" w:gutter="0"/>
       <w:cols w:space="708"/>
@@ -4022,6 +3892,7 @@
   <w:style w:type="character" w:default="1" w:styleId="Absatz-Standardschriftart">
     <w:name w:val="Default Paragraph Font"/>
     <w:uiPriority w:val="1"/>
+    <w:semiHidden/>
     <w:unhideWhenUsed/>
   </w:style>
   <w:style w:type="table" w:default="1" w:styleId="NormaleTabelle">

--- a/Doku/Fausch_Myroniuk_Kurmann_MMa25al_M287.docx
+++ b/Doku/Fausch_Myroniuk_Kurmann_MMa25al_M287.docx
@@ -3,88 +3,394 @@
 <w:document xmlns:wpc="http://schemas.microsoft.com/office/word/2010/wordprocessingCanvas" xmlns:cx="http://schemas.microsoft.com/office/drawing/2014/chartex" xmlns:cx1="http://schemas.microsoft.com/office/drawing/2015/9/8/chartex" xmlns:cx2="http://schemas.microsoft.com/office/drawing/2015/10/21/chartex" xmlns:cx3="http://schemas.microsoft.com/office/drawing/2016/5/9/chartex" xmlns:cx4="http://schemas.microsoft.com/office/drawing/2016/5/10/chartex" xmlns:cx5="http://schemas.microsoft.com/office/drawing/2016/5/11/chartex" xmlns:cx6="http://schemas.microsoft.com/office/drawing/2016/5/12/chartex" xmlns:cx7="http://schemas.microsoft.com/office/drawing/2016/5/13/chartex" xmlns:cx8="http://schemas.microsoft.com/office/drawing/2016/5/14/chartex" xmlns:mc="http://schemas.openxmlformats.org/markup-compatibility/2006" xmlns:aink="http://schemas.microsoft.com/office/drawing/2016/ink" xmlns:am3d="http://schemas.microsoft.com/office/drawing/2017/model3d" xmlns:o="urn:schemas-microsoft-com:office:office" xmlns:oel="http://schemas.microsoft.com/office/2019/extlst" xmlns:r="http://schemas.openxmlformats.org/officeDocument/2006/relationships" xmlns:m="http://schemas.openxmlformats.org/officeDocument/2006/math" xmlns:v="urn:schemas-microsoft-com:vml" xmlns:wp14="http://schemas.microsoft.com/office/word/2010/wordprocessingDrawing" xmlns:wp="http://schemas.openxmlformats.org/drawingml/2006/wordprocessingDrawing" xmlns:w10="urn:schemas-microsoft-com:office:word" xmlns:w="http://schemas.openxmlformats.org/wordprocessingml/2006/main" xmlns:w14="http://schemas.microsoft.com/office/word/2010/wordml" xmlns:w15="http://schemas.microsoft.com/office/word/2012/wordml" xmlns:w16cex="http://schemas.microsoft.com/office/word/2018/wordml/cex" xmlns:w16cid="http://schemas.microsoft.com/office/word/2016/wordml/cid" xmlns:w16="http://schemas.microsoft.com/office/word/2018/wordml" xmlns:w16du="http://schemas.microsoft.com/office/word/2023/wordml/word16du" xmlns:w16sdtdh="http://schemas.microsoft.com/office/word/2020/wordml/sdtdatahash" xmlns:w16sdtfl="http://schemas.microsoft.com/office/word/2024/wordml/sdtformatlock" xmlns:w16se="http://schemas.microsoft.com/office/word/2015/wordml/symex" xmlns:wpg="http://schemas.microsoft.com/office/word/2010/wordprocessingGroup" xmlns:wpi="http://schemas.microsoft.com/office/word/2010/wordprocessingInk" xmlns:wne="http://schemas.microsoft.com/office/word/2006/wordml" xmlns:wps="http://schemas.microsoft.com/office/word/2010/wordprocessingShape" mc:Ignorable="w14 w15 w16se w16cid w16 w16cex w16sdtdh w16sdtfl w16du wp14">
   <w:body>
     <w:p>
-      <w:r>
-        <w:rPr>
+      <w:pPr>
+        <w:rPr>
+          <w:rFonts w:ascii="Aptos" w:hAnsi="Aptos"/>
+          <w:color w:val="000000"/>
+          <w:sz w:val="22"/>
+        </w:rPr>
+      </w:pPr>
+    </w:p>
+    <w:p>
+      <w:pPr>
+        <w:spacing w:before="1200" w:after="120"/>
+        <w:rPr>
+          <w:rFonts w:ascii="Aptos" w:hAnsi="Aptos"/>
+          <w:b/>
+          <w:color w:val="3D2817"/>
+          <w:sz w:val="22"/>
+        </w:rPr>
+      </w:pPr>
+      <w:r>
+        <w:rPr>
+          <w:rFonts w:ascii="Aptos" w:hAnsi="Aptos"/>
+          <w:b/>
+          <w:color w:val="3D2817"/>
+          <w:sz w:val="22"/>
+        </w:rPr>
+        <w:t>MODUL M</w:t>
+      </w:r>
+      <w:proofErr w:type="gramStart"/>
+      <w:r>
+        <w:rPr>
+          <w:rFonts w:ascii="Aptos" w:hAnsi="Aptos"/>
+          <w:b/>
+          <w:color w:val="3D2817"/>
+          <w:sz w:val="22"/>
+        </w:rPr>
+        <w:t>287  ·</w:t>
+      </w:r>
+      <w:proofErr w:type="gramEnd"/>
+      <w:r>
+        <w:rPr>
+          <w:rFonts w:ascii="Aptos" w:hAnsi="Aptos"/>
+          <w:b/>
+          <w:color w:val="3D2817"/>
+          <w:sz w:val="22"/>
+        </w:rPr>
+        <w:t xml:space="preserve">  ABSCHLUSSARBEIT</w:t>
+      </w:r>
+    </w:p>
+    <w:p>
+      <w:pPr>
+        <w:spacing w:after="0"/>
+        <w:rPr>
+          <w:rFonts w:ascii="Aptos Display" w:hAnsi="Aptos Display"/>
+          <w:b/>
+          <w:color w:val="B85C38"/>
+          <w:sz w:val="112"/>
+        </w:rPr>
+      </w:pPr>
+      <w:r>
+        <w:rPr>
+          <w:rFonts w:ascii="Aptos Display" w:hAnsi="Aptos Display"/>
+          <w:b/>
+          <w:color w:val="B85C38"/>
+          <w:sz w:val="112"/>
+        </w:rPr>
+        <w:t>Webseite</w:t>
+      </w:r>
+    </w:p>
+    <w:p>
+      <w:pPr>
+        <w:spacing w:after="0"/>
+        <w:rPr>
+          <w:rFonts w:ascii="Aptos Display" w:hAnsi="Aptos Display"/>
+          <w:b/>
+          <w:color w:val="B85C38"/>
+          <w:sz w:val="112"/>
+        </w:rPr>
+      </w:pPr>
+      <w:r>
+        <w:rPr>
+          <w:rFonts w:ascii="Aptos Display" w:hAnsi="Aptos Display"/>
+          <w:b/>
+          <w:color w:val="B85C38"/>
+          <w:sz w:val="112"/>
+        </w:rPr>
+        <w:t>Roter Panda</w:t>
+      </w:r>
+    </w:p>
+    <w:p>
+      <w:pPr>
+        <w:spacing w:after="360"/>
+        <w:rPr>
+          <w:rFonts w:ascii="Aptos Display" w:hAnsi="Aptos Display"/>
+          <w:i/>
+          <w:color w:val="3D2817"/>
+          <w:sz w:val="40"/>
+        </w:rPr>
+      </w:pPr>
+      <w:r>
+        <w:rPr>
+          <w:rFonts w:ascii="Aptos Display" w:hAnsi="Aptos Display"/>
+          <w:i/>
           <w:noProof/>
-        </w:rPr>
-        <w:drawing>
-          <wp:anchor distT="0" distB="0" distL="114300" distR="114300" simplePos="0" relativeHeight="251667456" behindDoc="1" locked="0" layoutInCell="1" allowOverlap="1" wp14:anchorId="2979FDCB" wp14:editId="75C8A06C">
-            <wp:simplePos x="0" y="0"/>
-            <wp:positionH relativeFrom="margin">
-              <wp:posOffset>596265</wp:posOffset>
-            </wp:positionH>
-            <wp:positionV relativeFrom="paragraph">
-              <wp:posOffset>20320</wp:posOffset>
-            </wp:positionV>
-            <wp:extent cx="4971626" cy="7457439"/>
-            <wp:effectExtent l="0" t="0" r="635" b="0"/>
-            <wp:wrapNone/>
-            <wp:docPr id="636101659" name="Grafik 1"/>
-            <wp:cNvGraphicFramePr>
-              <a:graphicFrameLocks xmlns:a="http://schemas.openxmlformats.org/drawingml/2006/main" noChangeAspect="1"/>
-            </wp:cNvGraphicFramePr>
-            <a:graphic xmlns:a="http://schemas.openxmlformats.org/drawingml/2006/main">
-              <a:graphicData uri="http://schemas.openxmlformats.org/drawingml/2006/picture">
-                <pic:pic xmlns:pic="http://schemas.openxmlformats.org/drawingml/2006/picture">
-                  <pic:nvPicPr>
-                    <pic:cNvPr id="636101659" name="Grafik 1"/>
-                    <pic:cNvPicPr/>
-                  </pic:nvPicPr>
-                  <pic:blipFill>
-                    <a:blip r:embed="rId8">
-                      <a:extLst>
-                        <a:ext uri="{28A0092B-C50C-407E-A947-70E740481C1C}">
-                          <a14:useLocalDpi xmlns:a14="http://schemas.microsoft.com/office/drawing/2010/main" val="0"/>
-                        </a:ext>
-                      </a:extLst>
-                    </a:blip>
-                    <a:stretch>
-                      <a:fillRect/>
-                    </a:stretch>
-                  </pic:blipFill>
-                  <pic:spPr>
-                    <a:xfrm>
-                      <a:off x="0" y="0"/>
-                      <a:ext cx="4971626" cy="7457439"/>
-                    </a:xfrm>
-                    <a:prstGeom prst="rect">
-                      <a:avLst/>
-                    </a:prstGeom>
-                  </pic:spPr>
-                </pic:pic>
-              </a:graphicData>
-            </a:graphic>
-            <wp14:sizeRelH relativeFrom="margin">
-              <wp14:pctWidth>0</wp14:pctWidth>
-            </wp14:sizeRelH>
-          </wp:anchor>
-        </w:drawing>
+          <w:color w:val="3D2817"/>
+          <w:sz w:val="40"/>
+        </w:rPr>
+        <mc:AlternateContent>
+          <mc:Choice Requires="wps">
+            <w:drawing>
+              <wp:anchor distT="0" distB="0" distL="114300" distR="114300" simplePos="0" relativeHeight="251659264" behindDoc="0" locked="0" layoutInCell="1" allowOverlap="1" wp14:anchorId="1A1BD973" wp14:editId="362FF391">
+                <wp:simplePos x="0" y="0"/>
+                <wp:positionH relativeFrom="column">
+                  <wp:posOffset>-1613</wp:posOffset>
+                </wp:positionH>
+                <wp:positionV relativeFrom="paragraph">
+                  <wp:posOffset>532863</wp:posOffset>
+                </wp:positionV>
+                <wp:extent cx="4489939" cy="0"/>
+                <wp:effectExtent l="0" t="12700" r="19050" b="12700"/>
+                <wp:wrapNone/>
+                <wp:docPr id="1655817224" name="Gerade Verbindung 1"/>
+                <wp:cNvGraphicFramePr/>
+                <a:graphic xmlns:a="http://schemas.openxmlformats.org/drawingml/2006/main">
+                  <a:graphicData uri="http://schemas.microsoft.com/office/word/2010/wordprocessingShape">
+                    <wps:wsp>
+                      <wps:cNvCnPr/>
+                      <wps:spPr>
+                        <a:xfrm>
+                          <a:off x="0" y="0"/>
+                          <a:ext cx="4489939" cy="0"/>
+                        </a:xfrm>
+                        <a:prstGeom prst="line">
+                          <a:avLst/>
+                        </a:prstGeom>
+                      </wps:spPr>
+                      <wps:style>
+                        <a:lnRef idx="2">
+                          <a:schemeClr val="accent2"/>
+                        </a:lnRef>
+                        <a:fillRef idx="0">
+                          <a:schemeClr val="accent2"/>
+                        </a:fillRef>
+                        <a:effectRef idx="1">
+                          <a:schemeClr val="accent2"/>
+                        </a:effectRef>
+                        <a:fontRef idx="minor">
+                          <a:schemeClr val="tx1"/>
+                        </a:fontRef>
+                      </wps:style>
+                      <wps:bodyPr/>
+                    </wps:wsp>
+                  </a:graphicData>
+                </a:graphic>
+              </wp:anchor>
+            </w:drawing>
+          </mc:Choice>
+          <mc:Fallback>
+            <w:pict>
+              <v:line w14:anchorId="18598702" id="Gerade Verbindung 1" o:spid="_x0000_s1026" style="position:absolute;z-index:251659264;visibility:visible;mso-wrap-style:square;mso-wrap-distance-left:9pt;mso-wrap-distance-top:0;mso-wrap-distance-right:9pt;mso-wrap-distance-bottom:0;mso-position-horizontal:absolute;mso-position-horizontal-relative:text;mso-position-vertical:absolute;mso-position-vertical-relative:text" from="-.15pt,41.95pt" to="353.4pt,41.95pt" o:gfxdata="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" strokecolor="#e97132 [3205]" strokeweight="1.5pt">
+                <v:stroke joinstyle="miter"/>
+              </v:line>
+            </w:pict>
+          </mc:Fallback>
+        </mc:AlternateContent>
+      </w:r>
+      <w:r>
+        <w:rPr>
+          <w:rFonts w:ascii="Aptos Display" w:hAnsi="Aptos Display"/>
+          <w:i/>
+          <w:color w:val="3D2817"/>
+          <w:sz w:val="40"/>
+        </w:rPr>
+        <w:t>Eine kleine Webseite über ein kleines Wesen</w:t>
       </w:r>
     </w:p>
-    <w:p/>
-    <w:p/>
-    <w:p/>
-    <w:p/>
-    <w:p/>
-    <w:p/>
-    <w:p/>
-    <w:p/>
-    <w:p/>
-    <w:p/>
-    <w:p/>
-    <w:p/>
-    <w:p/>
-    <w:p/>
-    <w:p/>
-    <w:p/>
-    <w:p/>
-    <w:p/>
-    <w:p/>
-    <w:p/>
-    <w:p/>
-    <w:p/>
-    <w:p/>
-    <w:p/>
+    <w:p>
+      <w:pPr>
+        <w:spacing w:after="40"/>
+        <w:rPr>
+          <w:rFonts w:ascii="Aptos" w:hAnsi="Aptos"/>
+          <w:b/>
+          <w:color w:val="B85C38"/>
+        </w:rPr>
+      </w:pPr>
+    </w:p>
+    <w:p>
+      <w:pPr>
+        <w:spacing w:after="40"/>
+        <w:rPr>
+          <w:rFonts w:ascii="Aptos" w:hAnsi="Aptos"/>
+          <w:b/>
+          <w:color w:val="3D2817"/>
+          <w:sz w:val="20"/>
+        </w:rPr>
+      </w:pPr>
+      <w:r>
+        <w:rPr>
+          <w:rFonts w:ascii="Aptos" w:hAnsi="Aptos"/>
+          <w:b/>
+          <w:color w:val="3D2817"/>
+          <w:sz w:val="20"/>
+        </w:rPr>
+        <w:t>Erstellt von</w:t>
+      </w:r>
+    </w:p>
+    <w:p>
+      <w:pPr>
+        <w:spacing w:after="280"/>
+        <w:rPr>
+          <w:rFonts w:ascii="Aptos" w:hAnsi="Aptos"/>
+          <w:b/>
+          <w:color w:val="3D2817"/>
+          <w:sz w:val="28"/>
+        </w:rPr>
+      </w:pPr>
+      <w:r>
+        <w:rPr>
+          <w:rFonts w:ascii="Aptos" w:hAnsi="Aptos"/>
+          <w:b/>
+          <w:color w:val="3D2817"/>
+          <w:sz w:val="28"/>
+        </w:rPr>
+        <w:t xml:space="preserve">Timo </w:t>
+      </w:r>
+      <w:proofErr w:type="spellStart"/>
+      <w:proofErr w:type="gramStart"/>
+      <w:r>
+        <w:rPr>
+          <w:rFonts w:ascii="Aptos" w:hAnsi="Aptos"/>
+          <w:b/>
+          <w:color w:val="3D2817"/>
+          <w:sz w:val="28"/>
+        </w:rPr>
+        <w:t>Fausch</w:t>
+      </w:r>
+      <w:proofErr w:type="spellEnd"/>
+      <w:r>
+        <w:rPr>
+          <w:rFonts w:ascii="Aptos" w:hAnsi="Aptos"/>
+          <w:b/>
+          <w:color w:val="3D2817"/>
+          <w:sz w:val="28"/>
+        </w:rPr>
+        <w:t xml:space="preserve">  ·</w:t>
+      </w:r>
+      <w:proofErr w:type="gramEnd"/>
+      <w:r>
+        <w:rPr>
+          <w:rFonts w:ascii="Aptos" w:hAnsi="Aptos"/>
+          <w:b/>
+          <w:color w:val="3D2817"/>
+          <w:sz w:val="28"/>
+        </w:rPr>
+        <w:t xml:space="preserve">  Myroslava </w:t>
+      </w:r>
+      <w:proofErr w:type="gramStart"/>
+      <w:r>
+        <w:rPr>
+          <w:rFonts w:ascii="Aptos" w:hAnsi="Aptos"/>
+          <w:b/>
+          <w:color w:val="3D2817"/>
+          <w:sz w:val="28"/>
+        </w:rPr>
+        <w:t>Myroniuk  ·</w:t>
+      </w:r>
+      <w:proofErr w:type="gramEnd"/>
+      <w:r>
+        <w:rPr>
+          <w:rFonts w:ascii="Aptos" w:hAnsi="Aptos"/>
+          <w:b/>
+          <w:color w:val="3D2817"/>
+          <w:sz w:val="28"/>
+        </w:rPr>
+        <w:t xml:space="preserve">  Fabio Kurmann</w:t>
+      </w:r>
+    </w:p>
+    <w:p>
+      <w:pPr>
+        <w:spacing w:after="40"/>
+        <w:rPr>
+          <w:rFonts w:ascii="Aptos" w:hAnsi="Aptos"/>
+          <w:b/>
+          <w:color w:val="3D2817"/>
+          <w:sz w:val="20"/>
+        </w:rPr>
+      </w:pPr>
+      <w:r>
+        <w:rPr>
+          <w:rFonts w:ascii="Aptos" w:hAnsi="Aptos"/>
+          <w:b/>
+          <w:color w:val="3D2817"/>
+          <w:sz w:val="20"/>
+        </w:rPr>
+        <w:t>Klasse</w:t>
+      </w:r>
+    </w:p>
+    <w:p>
+      <w:pPr>
+        <w:spacing w:after="280"/>
+        <w:rPr>
+          <w:rFonts w:ascii="Aptos" w:hAnsi="Aptos"/>
+          <w:color w:val="3D2817"/>
+        </w:rPr>
+      </w:pPr>
+      <w:r>
+        <w:rPr>
+          <w:rFonts w:ascii="Aptos" w:hAnsi="Aptos"/>
+          <w:color w:val="3D2817"/>
+        </w:rPr>
+        <w:t>MMa25al</w:t>
+      </w:r>
+    </w:p>
+    <w:p>
+      <w:pPr>
+        <w:spacing w:after="40"/>
+        <w:rPr>
+          <w:rFonts w:ascii="Aptos" w:hAnsi="Aptos"/>
+          <w:b/>
+          <w:color w:val="3D2817"/>
+          <w:sz w:val="20"/>
+        </w:rPr>
+      </w:pPr>
+      <w:r>
+        <w:rPr>
+          <w:rFonts w:ascii="Aptos" w:hAnsi="Aptos"/>
+          <w:b/>
+          <w:color w:val="3D2817"/>
+          <w:sz w:val="20"/>
+        </w:rPr>
+        <w:t>Abgabedatum</w:t>
+      </w:r>
+    </w:p>
+    <w:p>
+      <w:pPr>
+        <w:spacing w:after="280"/>
+        <w:rPr>
+          <w:rFonts w:ascii="Aptos" w:hAnsi="Aptos"/>
+          <w:color w:val="3D2817"/>
+        </w:rPr>
+      </w:pPr>
+      <w:r>
+        <w:rPr>
+          <w:rFonts w:ascii="Aptos" w:hAnsi="Aptos"/>
+          <w:color w:val="3D2817"/>
+        </w:rPr>
+        <w:t>26. 05. 26</w:t>
+      </w:r>
+    </w:p>
+    <w:p>
+      <w:pPr>
+        <w:spacing w:after="40"/>
+        <w:rPr>
+          <w:rFonts w:ascii="Aptos" w:hAnsi="Aptos"/>
+          <w:b/>
+          <w:color w:val="3D2817"/>
+          <w:sz w:val="20"/>
+        </w:rPr>
+      </w:pPr>
+      <w:r>
+        <w:rPr>
+          <w:rFonts w:ascii="Aptos" w:hAnsi="Aptos"/>
+          <w:b/>
+          <w:color w:val="3D2817"/>
+          <w:sz w:val="20"/>
+        </w:rPr>
+        <w:t>Dokumentation</w:t>
+      </w:r>
+    </w:p>
+    <w:p>
+      <w:pPr>
+        <w:spacing w:after="120"/>
+        <w:rPr>
+          <w:rFonts w:ascii="Aptos" w:hAnsi="Aptos"/>
+          <w:i/>
+          <w:color w:val="3D2817"/>
+          <w:sz w:val="22"/>
+        </w:rPr>
+      </w:pPr>
+      <w:r>
+        <w:rPr>
+          <w:rFonts w:ascii="Aptos" w:hAnsi="Aptos"/>
+          <w:i/>
+          <w:color w:val="3D2817"/>
+          <w:sz w:val="22"/>
+        </w:rPr>
+        <w:t>Fausch_Myroniuk_Kurmann_MMa25al_M287.docx</w:t>
+      </w:r>
+    </w:p>
     <w:p>
       <w:pPr>
         <w:rPr>
@@ -107,9 +413,15 @@
         </w:numPr>
         <w:spacing w:before="0" w:after="0"/>
         <w:ind w:left="360"/>
-      </w:pPr>
-      <w:bookmarkStart w:id="0" w:name="_Toc229042539"/>
-      <w:r>
+        <w:rPr>
+          <w:color w:val="B85C38"/>
+        </w:rPr>
+      </w:pPr>
+      <w:bookmarkStart w:id="0" w:name="_Toc229497086"/>
+      <w:r>
+        <w:rPr>
+          <w:color w:val="B85C38"/>
+        </w:rPr>
         <w:lastRenderedPageBreak/>
         <w:t>Inhaltsverzeichnis</w:t>
       </w:r>
@@ -119,7 +431,7 @@
       <w:sdtPr>
         <w:rPr>
           <w:rFonts w:asciiTheme="minorHAnsi" w:eastAsiaTheme="minorHAnsi" w:hAnsiTheme="minorHAnsi" w:cstheme="minorBidi"/>
-          <w:color w:val="auto"/>
+          <w:color w:val="B85C38"/>
           <w:kern w:val="2"/>
           <w:sz w:val="24"/>
           <w:szCs w:val="24"/>
@@ -136,15 +448,20 @@
         <w:rPr>
           <w:b/>
           <w:bCs/>
+          <w:color w:val="auto"/>
         </w:rPr>
       </w:sdtEndPr>
       <w:sdtContent>
         <w:p>
           <w:pPr>
             <w:pStyle w:val="Inhaltsverzeichnisberschrift"/>
+            <w:rPr>
+              <w:color w:val="B85C38"/>
+            </w:rPr>
           </w:pPr>
           <w:r>
             <w:rPr>
+              <w:color w:val="B85C38"/>
               <w:lang w:val="de-DE"/>
             </w:rPr>
             <w:t>Inhalt</w:t>
@@ -160,7 +477,7 @@
             <w:rPr>
               <w:rFonts w:eastAsiaTheme="minorEastAsia"/>
               <w:noProof/>
-              <w:lang w:eastAsia="de-CH"/>
+              <w:lang w:eastAsia="de-DE"/>
             </w:rPr>
           </w:pPr>
           <w:r>
@@ -172,7 +489,7 @@
           <w:r>
             <w:fldChar w:fldCharType="separate"/>
           </w:r>
-          <w:hyperlink w:anchor="_Toc229042539" w:history="1">
+          <w:hyperlink w:anchor="_Toc229497086" w:history="1">
             <w:r>
               <w:rPr>
                 <w:rStyle w:val="Hyperlink"/>
@@ -184,7 +501,7 @@
               <w:rPr>
                 <w:rFonts w:eastAsiaTheme="minorEastAsia"/>
                 <w:noProof/>
-                <w:lang w:eastAsia="de-CH"/>
+                <w:lang w:eastAsia="de-DE"/>
               </w:rPr>
               <w:tab/>
             </w:r>
@@ -193,7 +510,21 @@
                 <w:rStyle w:val="Hyperlink"/>
                 <w:noProof/>
               </w:rPr>
-              <w:t>Inhaltsverzeichnis</w:t>
+              <w:t>Inh</w:t>
+            </w:r>
+            <w:r>
+              <w:rPr>
+                <w:rStyle w:val="Hyperlink"/>
+                <w:noProof/>
+              </w:rPr>
+              <w:t>a</w:t>
+            </w:r>
+            <w:r>
+              <w:rPr>
+                <w:rStyle w:val="Hyperlink"/>
+                <w:noProof/>
+              </w:rPr>
+              <w:t>ltsverzeichnis</w:t>
             </w:r>
             <w:r>
               <w:rPr>
@@ -214,7 +545,7 @@
                 <w:noProof/>
                 <w:webHidden/>
               </w:rPr>
-              <w:instrText xml:space="preserve"> PAGEREF _Toc229042539 \h </w:instrText>
+              <w:instrText xml:space="preserve"> PAGEREF _Toc229497086 \h </w:instrText>
             </w:r>
             <w:r>
               <w:rPr>
@@ -255,14 +586,16 @@
             <w:rPr>
               <w:rFonts w:eastAsiaTheme="minorEastAsia"/>
               <w:noProof/>
-              <w:lang w:eastAsia="de-CH"/>
+              <w:color w:val="3D2817"/>
+              <w:lang w:eastAsia="de-DE"/>
             </w:rPr>
           </w:pPr>
-          <w:hyperlink w:anchor="_Toc229042540" w:history="1">
+          <w:hyperlink w:anchor="_Toc229497087" w:history="1">
             <w:r>
               <w:rPr>
                 <w:rStyle w:val="Hyperlink"/>
                 <w:noProof/>
+                <w:color w:val="3D2817"/>
               </w:rPr>
               <w:t>2.</w:t>
             </w:r>
@@ -270,7 +603,8 @@
               <w:rPr>
                 <w:rFonts w:eastAsiaTheme="minorEastAsia"/>
                 <w:noProof/>
-                <w:lang w:eastAsia="de-CH"/>
+                <w:color w:val="3D2817"/>
+                <w:lang w:eastAsia="de-DE"/>
               </w:rPr>
               <w:tab/>
             </w:r>
@@ -278,13 +612,31 @@
               <w:rPr>
                 <w:rStyle w:val="Hyperlink"/>
                 <w:noProof/>
-              </w:rPr>
-              <w:t>Umsetzung</w:t>
+                <w:color w:val="3D2817"/>
+              </w:rPr>
+              <w:t>Umsetz</w:t>
+            </w:r>
+            <w:r>
+              <w:rPr>
+                <w:rStyle w:val="Hyperlink"/>
+                <w:noProof/>
+                <w:color w:val="3D2817"/>
+              </w:rPr>
+              <w:t>u</w:t>
+            </w:r>
+            <w:r>
+              <w:rPr>
+                <w:rStyle w:val="Hyperlink"/>
+                <w:noProof/>
+                <w:color w:val="3D2817"/>
+              </w:rPr>
+              <w:t>ng</w:t>
             </w:r>
             <w:r>
               <w:rPr>
                 <w:noProof/>
                 <w:webHidden/>
+                <w:color w:val="3D2817"/>
               </w:rPr>
               <w:tab/>
             </w:r>
@@ -292,6 +644,7 @@
               <w:rPr>
                 <w:noProof/>
                 <w:webHidden/>
+                <w:color w:val="3D2817"/>
               </w:rPr>
               <w:fldChar w:fldCharType="begin"/>
             </w:r>
@@ -299,19 +652,22 @@
               <w:rPr>
                 <w:noProof/>
                 <w:webHidden/>
-              </w:rPr>
-              <w:instrText xml:space="preserve"> PAGEREF _Toc229042540 \h </w:instrText>
+                <w:color w:val="3D2817"/>
+              </w:rPr>
+              <w:instrText xml:space="preserve"> PAGEREF _Toc229497087 \h </w:instrText>
             </w:r>
             <w:r>
               <w:rPr>
                 <w:noProof/>
                 <w:webHidden/>
+                <w:color w:val="3D2817"/>
               </w:rPr>
             </w:r>
             <w:r>
               <w:rPr>
                 <w:noProof/>
                 <w:webHidden/>
+                <w:color w:val="3D2817"/>
               </w:rPr>
               <w:fldChar w:fldCharType="separate"/>
             </w:r>
@@ -319,13 +675,171 @@
               <w:rPr>
                 <w:noProof/>
                 <w:webHidden/>
-              </w:rPr>
-              <w:t>2</w:t>
+                <w:color w:val="3D2817"/>
+              </w:rPr>
+              <w:t>3</w:t>
             </w:r>
             <w:r>
               <w:rPr>
                 <w:noProof/>
                 <w:webHidden/>
+                <w:color w:val="3D2817"/>
+              </w:rPr>
+              <w:fldChar w:fldCharType="end"/>
+            </w:r>
+          </w:hyperlink>
+        </w:p>
+        <w:p>
+          <w:pPr>
+            <w:pStyle w:val="Verzeichnis2"/>
+            <w:tabs>
+              <w:tab w:val="right" w:leader="dot" w:pos="9061"/>
+            </w:tabs>
+            <w:rPr>
+              <w:noProof/>
+              <w:color w:val="3D2817"/>
+            </w:rPr>
+          </w:pPr>
+          <w:hyperlink w:anchor="_Toc229497088" w:history="1">
+            <w:r>
+              <w:rPr>
+                <w:rStyle w:val="Hyperlink"/>
+                <w:rFonts w:ascii="Aptos Display" w:hAnsi="Aptos Display"/>
+                <w:noProof/>
+                <w:color w:val="3D2817"/>
+              </w:rPr>
+              <w:t>Sollten Sie die Webseite zur Weiterentwicklung übergeben, was würden Sie einer anderen Person noch mitteilen?</w:t>
+            </w:r>
+            <w:r>
+              <w:rPr>
+                <w:noProof/>
+                <w:webHidden/>
+                <w:color w:val="3D2817"/>
+              </w:rPr>
+              <w:tab/>
+            </w:r>
+            <w:r>
+              <w:rPr>
+                <w:noProof/>
+                <w:webHidden/>
+                <w:color w:val="3D2817"/>
+              </w:rPr>
+              <w:fldChar w:fldCharType="begin"/>
+            </w:r>
+            <w:r>
+              <w:rPr>
+                <w:noProof/>
+                <w:webHidden/>
+                <w:color w:val="3D2817"/>
+              </w:rPr>
+              <w:instrText xml:space="preserve"> PAGEREF _Toc229497088 \h </w:instrText>
+            </w:r>
+            <w:r>
+              <w:rPr>
+                <w:noProof/>
+                <w:webHidden/>
+                <w:color w:val="3D2817"/>
+              </w:rPr>
+            </w:r>
+            <w:r>
+              <w:rPr>
+                <w:noProof/>
+                <w:webHidden/>
+                <w:color w:val="3D2817"/>
+              </w:rPr>
+              <w:fldChar w:fldCharType="separate"/>
+            </w:r>
+            <w:r>
+              <w:rPr>
+                <w:noProof/>
+                <w:webHidden/>
+                <w:color w:val="3D2817"/>
+              </w:rPr>
+              <w:t>4</w:t>
+            </w:r>
+            <w:r>
+              <w:rPr>
+                <w:noProof/>
+                <w:webHidden/>
+                <w:color w:val="3D2817"/>
+              </w:rPr>
+              <w:fldChar w:fldCharType="end"/>
+            </w:r>
+          </w:hyperlink>
+        </w:p>
+        <w:p>
+          <w:pPr>
+            <w:pStyle w:val="Verzeichnis2"/>
+            <w:tabs>
+              <w:tab w:val="right" w:leader="dot" w:pos="9061"/>
+            </w:tabs>
+            <w:rPr>
+              <w:noProof/>
+              <w:color w:val="3D2817"/>
+            </w:rPr>
+          </w:pPr>
+          <w:hyperlink w:anchor="_Toc229497089" w:history="1">
+            <w:r>
+              <w:rPr>
+                <w:rStyle w:val="Hyperlink"/>
+                <w:rFonts w:ascii="Aptos Display" w:hAnsi="Aptos Display"/>
+                <w:noProof/>
+                <w:color w:val="3D2817"/>
+              </w:rPr>
+              <w:t>Wie würden Sie die Webseite noch ausbauen, wenn Sie mehr Zeit hätten?</w:t>
+            </w:r>
+            <w:r>
+              <w:rPr>
+                <w:noProof/>
+                <w:webHidden/>
+                <w:color w:val="3D2817"/>
+              </w:rPr>
+              <w:tab/>
+            </w:r>
+            <w:r>
+              <w:rPr>
+                <w:noProof/>
+                <w:webHidden/>
+                <w:color w:val="3D2817"/>
+              </w:rPr>
+              <w:fldChar w:fldCharType="begin"/>
+            </w:r>
+            <w:r>
+              <w:rPr>
+                <w:noProof/>
+                <w:webHidden/>
+                <w:color w:val="3D2817"/>
+              </w:rPr>
+              <w:instrText xml:space="preserve"> PAGEREF _Toc229497089 \h </w:instrText>
+            </w:r>
+            <w:r>
+              <w:rPr>
+                <w:noProof/>
+                <w:webHidden/>
+                <w:color w:val="3D2817"/>
+              </w:rPr>
+            </w:r>
+            <w:r>
+              <w:rPr>
+                <w:noProof/>
+                <w:webHidden/>
+                <w:color w:val="3D2817"/>
+              </w:rPr>
+              <w:fldChar w:fldCharType="separate"/>
+            </w:r>
+            <w:r>
+              <w:rPr>
+                <w:noProof/>
+                <w:webHidden/>
+                <w:color w:val="3D2817"/>
+              </w:rPr>
+              <w:t>5</w:t>
+            </w:r>
+            <w:r>
+              <w:rPr>
+                <w:noProof/>
+                <w:webHidden/>
+                <w:color w:val="3D2817"/>
               </w:rPr>
               <w:fldChar w:fldCharType="end"/>
             </w:r>
@@ -341,14 +855,16 @@
             <w:rPr>
               <w:rFonts w:eastAsiaTheme="minorEastAsia"/>
               <w:noProof/>
-              <w:lang w:eastAsia="de-CH"/>
+              <w:color w:val="3D2817"/>
+              <w:lang w:eastAsia="de-DE"/>
             </w:rPr>
           </w:pPr>
-          <w:hyperlink w:anchor="_Toc229042541" w:history="1">
+          <w:hyperlink w:anchor="_Toc229497090" w:history="1">
             <w:r>
               <w:rPr>
                 <w:rStyle w:val="Hyperlink"/>
                 <w:noProof/>
+                <w:color w:val="3D2817"/>
               </w:rPr>
               <w:t>3.</w:t>
             </w:r>
@@ -356,7 +872,8 @@
               <w:rPr>
                 <w:rFonts w:eastAsiaTheme="minorEastAsia"/>
                 <w:noProof/>
-                <w:lang w:eastAsia="de-CH"/>
+                <w:color w:val="3D2817"/>
+                <w:lang w:eastAsia="de-DE"/>
               </w:rPr>
               <w:tab/>
             </w:r>
@@ -364,6 +881,7 @@
               <w:rPr>
                 <w:rStyle w:val="Hyperlink"/>
                 <w:noProof/>
+                <w:color w:val="3D2817"/>
               </w:rPr>
               <w:t>Lessons Learned</w:t>
             </w:r>
@@ -371,6 +889,7 @@
               <w:rPr>
                 <w:noProof/>
                 <w:webHidden/>
+                <w:color w:val="3D2817"/>
               </w:rPr>
               <w:tab/>
             </w:r>
@@ -378,6 +897,7 @@
               <w:rPr>
                 <w:noProof/>
                 <w:webHidden/>
+                <w:color w:val="3D2817"/>
               </w:rPr>
               <w:fldChar w:fldCharType="begin"/>
             </w:r>
@@ -385,19 +905,22 @@
               <w:rPr>
                 <w:noProof/>
                 <w:webHidden/>
-              </w:rPr>
-              <w:instrText xml:space="preserve"> PAGEREF _Toc229042541 \h </w:instrText>
+                <w:color w:val="3D2817"/>
+              </w:rPr>
+              <w:instrText xml:space="preserve"> PAGEREF _Toc229497090 \h </w:instrText>
             </w:r>
             <w:r>
               <w:rPr>
                 <w:noProof/>
                 <w:webHidden/>
+                <w:color w:val="3D2817"/>
               </w:rPr>
             </w:r>
             <w:r>
               <w:rPr>
                 <w:noProof/>
                 <w:webHidden/>
+                <w:color w:val="3D2817"/>
               </w:rPr>
               <w:fldChar w:fldCharType="separate"/>
             </w:r>
@@ -405,13 +928,15 @@
               <w:rPr>
                 <w:noProof/>
                 <w:webHidden/>
-              </w:rPr>
-              <w:t>4</w:t>
+                <w:color w:val="3D2817"/>
+              </w:rPr>
+              <w:t>6</w:t>
             </w:r>
             <w:r>
               <w:rPr>
                 <w:noProof/>
                 <w:webHidden/>
+                <w:color w:val="3D2817"/>
               </w:rPr>
               <w:fldChar w:fldCharType="end"/>
             </w:r>
@@ -427,14 +952,16 @@
             <w:rPr>
               <w:rFonts w:eastAsiaTheme="minorEastAsia"/>
               <w:noProof/>
-              <w:lang w:eastAsia="de-CH"/>
+              <w:color w:val="3D2817"/>
+              <w:lang w:eastAsia="de-DE"/>
             </w:rPr>
           </w:pPr>
-          <w:hyperlink w:anchor="_Toc229042542" w:history="1">
+          <w:hyperlink w:anchor="_Toc229497091" w:history="1">
             <w:r>
               <w:rPr>
                 <w:rStyle w:val="Hyperlink"/>
                 <w:noProof/>
+                <w:color w:val="3D2817"/>
               </w:rPr>
               <w:t>4.</w:t>
             </w:r>
@@ -442,7 +969,8 @@
               <w:rPr>
                 <w:rFonts w:eastAsiaTheme="minorEastAsia"/>
                 <w:noProof/>
-                <w:lang w:eastAsia="de-CH"/>
+                <w:color w:val="3D2817"/>
+                <w:lang w:eastAsia="de-DE"/>
               </w:rPr>
               <w:tab/>
             </w:r>
@@ -450,6 +978,7 @@
               <w:rPr>
                 <w:rStyle w:val="Hyperlink"/>
                 <w:noProof/>
+                <w:color w:val="3D2817"/>
               </w:rPr>
               <w:t>Selbständigkeitserklärung</w:t>
             </w:r>
@@ -457,6 +986,7 @@
               <w:rPr>
                 <w:noProof/>
                 <w:webHidden/>
+                <w:color w:val="3D2817"/>
               </w:rPr>
               <w:tab/>
             </w:r>
@@ -464,6 +994,7 @@
               <w:rPr>
                 <w:noProof/>
                 <w:webHidden/>
+                <w:color w:val="3D2817"/>
               </w:rPr>
               <w:fldChar w:fldCharType="begin"/>
             </w:r>
@@ -471,19 +1002,22 @@
               <w:rPr>
                 <w:noProof/>
                 <w:webHidden/>
-              </w:rPr>
-              <w:instrText xml:space="preserve"> PAGEREF _Toc229042542 \h </w:instrText>
+                <w:color w:val="3D2817"/>
+              </w:rPr>
+              <w:instrText xml:space="preserve"> PAGEREF _Toc229497091 \h </w:instrText>
             </w:r>
             <w:r>
               <w:rPr>
                 <w:noProof/>
                 <w:webHidden/>
+                <w:color w:val="3D2817"/>
               </w:rPr>
             </w:r>
             <w:r>
               <w:rPr>
                 <w:noProof/>
                 <w:webHidden/>
+                <w:color w:val="3D2817"/>
               </w:rPr>
               <w:fldChar w:fldCharType="separate"/>
             </w:r>
@@ -491,271 +1025,15 @@
               <w:rPr>
                 <w:noProof/>
                 <w:webHidden/>
-              </w:rPr>
-              <w:t>5</w:t>
+                <w:color w:val="3D2817"/>
+              </w:rPr>
+              <w:t>7</w:t>
             </w:r>
             <w:r>
               <w:rPr>
                 <w:noProof/>
                 <w:webHidden/>
-              </w:rPr>
-              <w:fldChar w:fldCharType="end"/>
-            </w:r>
-          </w:hyperlink>
-        </w:p>
-        <w:p>
-          <w:pPr>
-            <w:pStyle w:val="Verzeichnis1"/>
-            <w:tabs>
-              <w:tab w:val="left" w:pos="720"/>
-              <w:tab w:val="right" w:leader="dot" w:pos="9061"/>
-            </w:tabs>
-            <w:rPr>
-              <w:rFonts w:eastAsiaTheme="minorEastAsia"/>
-              <w:noProof/>
-              <w:lang w:eastAsia="de-CH"/>
-            </w:rPr>
-          </w:pPr>
-          <w:hyperlink w:anchor="_Toc229042543" w:history="1">
-            <w:r>
-              <w:rPr>
-                <w:rStyle w:val="Hyperlink"/>
-                <w:noProof/>
-              </w:rPr>
-              <w:t>4.1</w:t>
-            </w:r>
-            <w:r>
-              <w:rPr>
-                <w:rFonts w:eastAsiaTheme="minorEastAsia"/>
-                <w:noProof/>
-                <w:lang w:eastAsia="de-CH"/>
-              </w:rPr>
-              <w:tab/>
-            </w:r>
-            <w:r>
-              <w:rPr>
-                <w:rStyle w:val="Hyperlink"/>
-                <w:noProof/>
-              </w:rPr>
-              <w:t>Abbildungsverzeichnis</w:t>
-            </w:r>
-            <w:r>
-              <w:rPr>
-                <w:noProof/>
-                <w:webHidden/>
-              </w:rPr>
-              <w:tab/>
-            </w:r>
-            <w:r>
-              <w:rPr>
-                <w:noProof/>
-                <w:webHidden/>
-              </w:rPr>
-              <w:fldChar w:fldCharType="begin"/>
-            </w:r>
-            <w:r>
-              <w:rPr>
-                <w:noProof/>
-                <w:webHidden/>
-              </w:rPr>
-              <w:instrText xml:space="preserve"> PAGEREF _Toc229042543 \h </w:instrText>
-            </w:r>
-            <w:r>
-              <w:rPr>
-                <w:noProof/>
-                <w:webHidden/>
-              </w:rPr>
-            </w:r>
-            <w:r>
-              <w:rPr>
-                <w:noProof/>
-                <w:webHidden/>
-              </w:rPr>
-              <w:fldChar w:fldCharType="separate"/>
-            </w:r>
-            <w:r>
-              <w:rPr>
-                <w:noProof/>
-                <w:webHidden/>
-              </w:rPr>
-              <w:t>6</w:t>
-            </w:r>
-            <w:r>
-              <w:rPr>
-                <w:noProof/>
-                <w:webHidden/>
-              </w:rPr>
-              <w:fldChar w:fldCharType="end"/>
-            </w:r>
-          </w:hyperlink>
-        </w:p>
-        <w:p>
-          <w:pPr>
-            <w:pStyle w:val="Verzeichnis1"/>
-            <w:tabs>
-              <w:tab w:val="left" w:pos="480"/>
-              <w:tab w:val="right" w:leader="dot" w:pos="9061"/>
-            </w:tabs>
-            <w:rPr>
-              <w:rFonts w:eastAsiaTheme="minorEastAsia"/>
-              <w:noProof/>
-              <w:lang w:eastAsia="de-CH"/>
-            </w:rPr>
-          </w:pPr>
-          <w:hyperlink w:anchor="_Toc229042544" w:history="1">
-            <w:r>
-              <w:rPr>
-                <w:rStyle w:val="Hyperlink"/>
-                <w:noProof/>
-              </w:rPr>
-              <w:t>5.</w:t>
-            </w:r>
-            <w:r>
-              <w:rPr>
-                <w:rFonts w:eastAsiaTheme="minorEastAsia"/>
-                <w:noProof/>
-                <w:lang w:eastAsia="de-CH"/>
-              </w:rPr>
-              <w:tab/>
-            </w:r>
-            <w:r>
-              <w:rPr>
-                <w:rStyle w:val="Hyperlink"/>
-                <w:noProof/>
-              </w:rPr>
-              <w:t>Quellenverzeichnis</w:t>
-            </w:r>
-            <w:r>
-              <w:rPr>
-                <w:noProof/>
-                <w:webHidden/>
-              </w:rPr>
-              <w:tab/>
-            </w:r>
-            <w:r>
-              <w:rPr>
-                <w:noProof/>
-                <w:webHidden/>
-              </w:rPr>
-              <w:fldChar w:fldCharType="begin"/>
-            </w:r>
-            <w:r>
-              <w:rPr>
-                <w:noProof/>
-                <w:webHidden/>
-              </w:rPr>
-              <w:instrText xml:space="preserve"> PAGEREF _Toc229042544 \h </w:instrText>
-            </w:r>
-            <w:r>
-              <w:rPr>
-                <w:noProof/>
-                <w:webHidden/>
-              </w:rPr>
-            </w:r>
-            <w:r>
-              <w:rPr>
-                <w:noProof/>
-                <w:webHidden/>
-              </w:rPr>
-              <w:fldChar w:fldCharType="separate"/>
-            </w:r>
-            <w:r>
-              <w:rPr>
-                <w:noProof/>
-                <w:webHidden/>
-              </w:rPr>
-              <w:t>7</w:t>
-            </w:r>
-            <w:r>
-              <w:rPr>
-                <w:noProof/>
-                <w:webHidden/>
-              </w:rPr>
-              <w:fldChar w:fldCharType="end"/>
-            </w:r>
-          </w:hyperlink>
-        </w:p>
-        <w:p>
-          <w:pPr>
-            <w:pStyle w:val="Verzeichnis1"/>
-            <w:tabs>
-              <w:tab w:val="left" w:pos="480"/>
-              <w:tab w:val="right" w:leader="dot" w:pos="9061"/>
-            </w:tabs>
-            <w:rPr>
-              <w:rFonts w:eastAsiaTheme="minorEastAsia"/>
-              <w:noProof/>
-              <w:lang w:eastAsia="de-CH"/>
-            </w:rPr>
-          </w:pPr>
-          <w:hyperlink w:anchor="_Toc229042545" w:history="1">
-            <w:r>
-              <w:rPr>
-                <w:rStyle w:val="Hyperlink"/>
-                <w:noProof/>
-              </w:rPr>
-              <w:t>6.</w:t>
-            </w:r>
-            <w:r>
-              <w:rPr>
-                <w:rFonts w:eastAsiaTheme="minorEastAsia"/>
-                <w:noProof/>
-                <w:lang w:eastAsia="de-CH"/>
-              </w:rPr>
-              <w:tab/>
-            </w:r>
-            <w:r>
-              <w:rPr>
-                <w:rStyle w:val="Hyperlink"/>
-                <w:noProof/>
-              </w:rPr>
-              <w:t>Anhang</w:t>
-            </w:r>
-            <w:r>
-              <w:rPr>
-                <w:noProof/>
-                <w:webHidden/>
-              </w:rPr>
-              <w:tab/>
-            </w:r>
-            <w:r>
-              <w:rPr>
-                <w:noProof/>
-                <w:webHidden/>
-              </w:rPr>
-              <w:fldChar w:fldCharType="begin"/>
-            </w:r>
-            <w:r>
-              <w:rPr>
-                <w:noProof/>
-                <w:webHidden/>
-              </w:rPr>
-              <w:instrText xml:space="preserve"> PAGEREF _Toc229042545 \h </w:instrText>
-            </w:r>
-            <w:r>
-              <w:rPr>
-                <w:noProof/>
-                <w:webHidden/>
-              </w:rPr>
-            </w:r>
-            <w:r>
-              <w:rPr>
-                <w:noProof/>
-                <w:webHidden/>
-              </w:rPr>
-              <w:fldChar w:fldCharType="separate"/>
-            </w:r>
-            <w:r>
-              <w:rPr>
-                <w:noProof/>
-                <w:webHidden/>
-              </w:rPr>
-              <w:t>8</w:t>
-            </w:r>
-            <w:r>
-              <w:rPr>
-                <w:noProof/>
-                <w:webHidden/>
+                <w:color w:val="3D2817"/>
               </w:rPr>
               <w:fldChar w:fldCharType="end"/>
             </w:r>
@@ -797,86 +1075,1328 @@
           <w:ilvl w:val="0"/>
           <w:numId w:val="7"/>
         </w:numPr>
-      </w:pPr>
-      <w:bookmarkStart w:id="1" w:name="_Toc229042540"/>
-      <w:r>
+        <w:rPr>
+          <w:color w:val="B85C38"/>
+        </w:rPr>
+      </w:pPr>
+      <w:bookmarkStart w:id="1" w:name="_Toc229497087"/>
+      <w:r>
+        <w:rPr>
+          <w:color w:val="B85C38"/>
+        </w:rPr>
         <w:lastRenderedPageBreak/>
         <w:t>Umsetzung</w:t>
       </w:r>
       <w:bookmarkEnd w:id="1"/>
     </w:p>
     <w:p/>
+    <w:tbl>
+      <w:tblPr>
+        <w:tblStyle w:val="Gitternetztabelle4Akzent1"/>
+        <w:tblW w:w="0" w:type="auto"/>
+        <w:tblBorders>
+          <w:top w:val="single" w:sz="4" w:space="0" w:color="B85C38"/>
+          <w:left w:val="single" w:sz="4" w:space="0" w:color="B85C38"/>
+          <w:bottom w:val="single" w:sz="4" w:space="0" w:color="B85C38"/>
+          <w:right w:val="single" w:sz="4" w:space="0" w:color="B85C38"/>
+          <w:insideH w:val="single" w:sz="4" w:space="0" w:color="B85C38"/>
+          <w:insideV w:val="single" w:sz="4" w:space="0" w:color="B85C38"/>
+        </w:tblBorders>
+        <w:tblLook w:val="04A0" w:firstRow="1" w:lastRow="0" w:firstColumn="1" w:lastColumn="0" w:noHBand="0" w:noVBand="1"/>
+      </w:tblPr>
+      <w:tblGrid>
+        <w:gridCol w:w="3020"/>
+        <w:gridCol w:w="3020"/>
+        <w:gridCol w:w="3021"/>
+      </w:tblGrid>
+      <w:tr>
+        <w:trPr>
+          <w:cnfStyle w:val="100000000000" w:firstRow="1" w:lastRow="0" w:firstColumn="0" w:lastColumn="0" w:oddVBand="0" w:evenVBand="0" w:oddHBand="0" w:evenHBand="0" w:firstRowFirstColumn="0" w:firstRowLastColumn="0" w:lastRowFirstColumn="0" w:lastRowLastColumn="0"/>
+        </w:trPr>
+        <w:tc>
+          <w:tcPr>
+            <w:cnfStyle w:val="001000000000" w:firstRow="0" w:lastRow="0" w:firstColumn="1" w:lastColumn="0" w:oddVBand="0" w:evenVBand="0" w:oddHBand="0" w:evenHBand="0" w:firstRowFirstColumn="0" w:firstRowLastColumn="0" w:lastRowFirstColumn="0" w:lastRowLastColumn="0"/>
+            <w:tcW w:w="3020" w:type="dxa"/>
+            <w:tcBorders>
+              <w:top w:val="none" w:sz="0" w:space="0" w:color="auto"/>
+              <w:left w:val="none" w:sz="0" w:space="0" w:color="auto"/>
+              <w:bottom w:val="none" w:sz="0" w:space="0" w:color="auto"/>
+              <w:right w:val="none" w:sz="0" w:space="0" w:color="auto"/>
+            </w:tcBorders>
+            <w:shd w:val="clear" w:color="B85C38" w:fill="B85C38"/>
+          </w:tcPr>
+          <w:p>
+            <w:pPr>
+              <w:rPr>
+                <w:color w:val="FFFFFF"/>
+              </w:rPr>
+            </w:pPr>
+            <w:r>
+              <w:rPr>
+                <w:color w:val="FFFFFF"/>
+              </w:rPr>
+              <w:t>Aufgabe</w:t>
+            </w:r>
+          </w:p>
+        </w:tc>
+        <w:tc>
+          <w:tcPr>
+            <w:tcW w:w="3020" w:type="dxa"/>
+            <w:tcBorders>
+              <w:top w:val="none" w:sz="0" w:space="0" w:color="auto"/>
+              <w:left w:val="none" w:sz="0" w:space="0" w:color="auto"/>
+              <w:bottom w:val="none" w:sz="0" w:space="0" w:color="auto"/>
+              <w:right w:val="none" w:sz="0" w:space="0" w:color="auto"/>
+            </w:tcBorders>
+            <w:shd w:val="clear" w:color="B85C38" w:fill="B85C38"/>
+          </w:tcPr>
+          <w:p>
+            <w:pPr>
+              <w:cnfStyle w:val="100000000000" w:firstRow="1" w:lastRow="0" w:firstColumn="0" w:lastColumn="0" w:oddVBand="0" w:evenVBand="0" w:oddHBand="0" w:evenHBand="0" w:firstRowFirstColumn="0" w:firstRowLastColumn="0" w:lastRowFirstColumn="0" w:lastRowLastColumn="0"/>
+              <w:rPr>
+                <w:color w:val="FFFFFF"/>
+              </w:rPr>
+            </w:pPr>
+            <w:r>
+              <w:rPr>
+                <w:color w:val="FFFFFF"/>
+              </w:rPr>
+              <w:t>Wo (Zeilen)</w:t>
+            </w:r>
+          </w:p>
+        </w:tc>
+        <w:tc>
+          <w:tcPr>
+            <w:tcW w:w="3021" w:type="dxa"/>
+            <w:tcBorders>
+              <w:top w:val="none" w:sz="0" w:space="0" w:color="auto"/>
+              <w:left w:val="none" w:sz="0" w:space="0" w:color="auto"/>
+              <w:bottom w:val="none" w:sz="0" w:space="0" w:color="auto"/>
+              <w:right w:val="none" w:sz="0" w:space="0" w:color="auto"/>
+            </w:tcBorders>
+            <w:shd w:val="clear" w:color="B85C38" w:fill="B85C38"/>
+          </w:tcPr>
+          <w:p>
+            <w:pPr>
+              <w:cnfStyle w:val="100000000000" w:firstRow="1" w:lastRow="0" w:firstColumn="0" w:lastColumn="0" w:oddVBand="0" w:evenVBand="0" w:oddHBand="0" w:evenHBand="0" w:firstRowFirstColumn="0" w:firstRowLastColumn="0" w:lastRowFirstColumn="0" w:lastRowLastColumn="0"/>
+              <w:rPr>
+                <w:color w:val="FFFFFF"/>
+              </w:rPr>
+            </w:pPr>
+            <w:r>
+              <w:rPr>
+                <w:color w:val="FFFFFF"/>
+              </w:rPr>
+              <w:t>Was haben wir gemacht</w:t>
+            </w:r>
+          </w:p>
+        </w:tc>
+      </w:tr>
+      <w:tr>
+        <w:trPr>
+          <w:cnfStyle w:val="000000100000" w:firstRow="0" w:lastRow="0" w:firstColumn="0" w:lastColumn="0" w:oddVBand="0" w:evenVBand="0" w:oddHBand="1" w:evenHBand="0" w:firstRowFirstColumn="0" w:firstRowLastColumn="0" w:lastRowFirstColumn="0" w:lastRowLastColumn="0"/>
+        </w:trPr>
+        <w:tc>
+          <w:tcPr>
+            <w:cnfStyle w:val="001000000000" w:firstRow="0" w:lastRow="0" w:firstColumn="1" w:lastColumn="0" w:oddVBand="0" w:evenVBand="0" w:oddHBand="0" w:evenHBand="0" w:firstRowFirstColumn="0" w:firstRowLastColumn="0" w:lastRowFirstColumn="0" w:lastRowLastColumn="0"/>
+            <w:tcW w:w="3020" w:type="dxa"/>
+            <w:shd w:val="clear" w:color="F4E4D6" w:fill="F4E4D6"/>
+          </w:tcPr>
+          <w:p>
+            <w:pPr>
+              <w:rPr>
+                <w:color w:val="3D2817"/>
+              </w:rPr>
+            </w:pPr>
+            <w:r>
+              <w:rPr>
+                <w:color w:val="3D2817"/>
+              </w:rPr>
+              <w:t>Seiten – mind. 3 Seiten; Startseite mit Erstellern, Dateinamen der Doku, Abgabedatum</w:t>
+            </w:r>
+          </w:p>
+        </w:tc>
+        <w:tc>
+          <w:tcPr>
+            <w:tcW w:w="3020" w:type="dxa"/>
+            <w:shd w:val="clear" w:color="F4E4D6" w:fill="F4E4D6"/>
+          </w:tcPr>
+          <w:p>
+            <w:pPr>
+              <w:cnfStyle w:val="000000100000" w:firstRow="0" w:lastRow="0" w:firstColumn="0" w:lastColumn="0" w:oddVBand="0" w:evenVBand="0" w:oddHBand="1" w:evenHBand="0" w:firstRowFirstColumn="0" w:firstRowLastColumn="0" w:lastRowFirstColumn="0" w:lastRowLastColumn="0"/>
+              <w:rPr>
+                <w:color w:val="3D2817"/>
+              </w:rPr>
+            </w:pPr>
+            <w:r>
+              <w:rPr>
+                <w:color w:val="3D2817"/>
+              </w:rPr>
+              <w:t>index.html Z. 88–92 (</w:t>
+            </w:r>
+            <w:proofErr w:type="spellStart"/>
+            <w:r>
+              <w:rPr>
+                <w:color w:val="3D2817"/>
+              </w:rPr>
+              <w:t>Footer</w:t>
+            </w:r>
+            <w:proofErr w:type="spellEnd"/>
+            <w:r>
+              <w:rPr>
+                <w:color w:val="3D2817"/>
+              </w:rPr>
+              <w:t>); facts.html, Steckbrief.html, gallerie.html jeweils am Dateiende (</w:t>
+            </w:r>
+            <w:proofErr w:type="spellStart"/>
+            <w:r>
+              <w:rPr>
+                <w:color w:val="3D2817"/>
+              </w:rPr>
+              <w:t>Footer</w:t>
+            </w:r>
+            <w:proofErr w:type="spellEnd"/>
+            <w:r>
+              <w:rPr>
+                <w:color w:val="3D2817"/>
+              </w:rPr>
+              <w:t>)</w:t>
+            </w:r>
+          </w:p>
+        </w:tc>
+        <w:tc>
+          <w:tcPr>
+            <w:tcW w:w="3021" w:type="dxa"/>
+            <w:shd w:val="clear" w:color="F4E4D6" w:fill="F4E4D6"/>
+          </w:tcPr>
+          <w:p>
+            <w:pPr>
+              <w:cnfStyle w:val="000000100000" w:firstRow="0" w:lastRow="0" w:firstColumn="0" w:lastColumn="0" w:oddVBand="0" w:evenVBand="0" w:oddHBand="1" w:evenHBand="0" w:firstRowFirstColumn="0" w:firstRowLastColumn="0" w:lastRowFirstColumn="0" w:lastRowLastColumn="0"/>
+              <w:rPr>
+                <w:color w:val="3D2817"/>
+              </w:rPr>
+            </w:pPr>
+            <w:r>
+              <w:rPr>
+                <w:color w:val="3D2817"/>
+              </w:rPr>
+              <w:t xml:space="preserve">Wir haben vier HTML-Seiten gebaut: die Startseite und drei Unterseiten im Ordner </w:t>
+            </w:r>
+            <w:proofErr w:type="spellStart"/>
+            <w:r>
+              <w:rPr>
+                <w:color w:val="3D2817"/>
+              </w:rPr>
+              <w:t>html</w:t>
+            </w:r>
+            <w:proofErr w:type="spellEnd"/>
+            <w:r>
+              <w:rPr>
+                <w:color w:val="3D2817"/>
+              </w:rPr>
+              <w:t xml:space="preserve">/ (Facts, Steckbrief, Galerie). Unten auf jeder Seite steht im </w:t>
+            </w:r>
+            <w:proofErr w:type="spellStart"/>
+            <w:r>
+              <w:rPr>
+                <w:color w:val="3D2817"/>
+              </w:rPr>
+              <w:t>Footer</w:t>
+            </w:r>
+            <w:proofErr w:type="spellEnd"/>
+            <w:r>
+              <w:rPr>
+                <w:color w:val="3D2817"/>
+              </w:rPr>
+              <w:t xml:space="preserve"> „gestaltet von </w:t>
+            </w:r>
+            <w:proofErr w:type="spellStart"/>
+            <w:r>
+              <w:rPr>
+                <w:color w:val="3D2817"/>
+              </w:rPr>
+              <w:t>Fausch</w:t>
+            </w:r>
+            <w:proofErr w:type="spellEnd"/>
+            <w:r>
+              <w:rPr>
+                <w:color w:val="3D2817"/>
+              </w:rPr>
+              <w:t>, Myroniuk, Kurmann“. Dateiname der Doku und Abgabedatum auf der Startseite müssen wir noch ergänzen.</w:t>
+            </w:r>
+          </w:p>
+        </w:tc>
+      </w:tr>
+      <w:tr>
+        <w:tc>
+          <w:tcPr>
+            <w:cnfStyle w:val="001000000000" w:firstRow="0" w:lastRow="0" w:firstColumn="1" w:lastColumn="0" w:oddVBand="0" w:evenVBand="0" w:oddHBand="0" w:evenHBand="0" w:firstRowFirstColumn="0" w:firstRowLastColumn="0" w:lastRowFirstColumn="0" w:lastRowLastColumn="0"/>
+            <w:tcW w:w="3020" w:type="dxa"/>
+            <w:shd w:val="clear" w:color="FFFFFF" w:fill="FFFFFF"/>
+          </w:tcPr>
+          <w:p>
+            <w:pPr>
+              <w:rPr>
+                <w:color w:val="3D2817"/>
+              </w:rPr>
+            </w:pPr>
+            <w:r>
+              <w:rPr>
+                <w:color w:val="3D2817"/>
+              </w:rPr>
+              <w:t>Eigenes CSS als externe Datei (Schriftart + 2 weitere Definitionen)</w:t>
+            </w:r>
+          </w:p>
+        </w:tc>
+        <w:tc>
+          <w:tcPr>
+            <w:tcW w:w="3020" w:type="dxa"/>
+            <w:shd w:val="clear" w:color="FFFFFF" w:fill="FFFFFF"/>
+          </w:tcPr>
+          <w:p>
+            <w:pPr>
+              <w:cnfStyle w:val="000000000000" w:firstRow="0" w:lastRow="0" w:firstColumn="0" w:lastColumn="0" w:oddVBand="0" w:evenVBand="0" w:oddHBand="0" w:evenHBand="0" w:firstRowFirstColumn="0" w:firstRowLastColumn="0" w:lastRowFirstColumn="0" w:lastRowLastColumn="0"/>
+              <w:rPr>
+                <w:color w:val="3D2817"/>
+              </w:rPr>
+            </w:pPr>
+            <w:proofErr w:type="spellStart"/>
+            <w:r>
+              <w:rPr>
+                <w:color w:val="3D2817"/>
+              </w:rPr>
+              <w:t>css</w:t>
+            </w:r>
+            <w:proofErr w:type="spellEnd"/>
+            <w:r>
+              <w:rPr>
+                <w:color w:val="3D2817"/>
+              </w:rPr>
+              <w:t>/style.css (eingebunden in index.html Z. 7, Unterseiten jeweils Z. 7)</w:t>
+            </w:r>
+          </w:p>
+        </w:tc>
+        <w:tc>
+          <w:tcPr>
+            <w:tcW w:w="3021" w:type="dxa"/>
+            <w:shd w:val="clear" w:color="FFFFFF" w:fill="FFFFFF"/>
+          </w:tcPr>
+          <w:p>
+            <w:pPr>
+              <w:cnfStyle w:val="000000000000" w:firstRow="0" w:lastRow="0" w:firstColumn="0" w:lastColumn="0" w:oddVBand="0" w:evenVBand="0" w:oddHBand="0" w:evenHBand="0" w:firstRowFirstColumn="0" w:firstRowLastColumn="0" w:lastRowFirstColumn="0" w:lastRowLastColumn="0"/>
+              <w:rPr>
+                <w:color w:val="3D2817"/>
+              </w:rPr>
+            </w:pPr>
+            <w:r>
+              <w:rPr>
+                <w:color w:val="3D2817"/>
+              </w:rPr>
+              <w:t>Wir haben eine eigene CSS-Datei geschrieben und sie auf jeder HTML-Seite oben im &lt;</w:t>
+            </w:r>
+            <w:proofErr w:type="spellStart"/>
+            <w:r>
+              <w:rPr>
+                <w:color w:val="3D2817"/>
+              </w:rPr>
+              <w:t>head</w:t>
+            </w:r>
+            <w:proofErr w:type="spellEnd"/>
+            <w:r>
+              <w:rPr>
+                <w:color w:val="3D2817"/>
+              </w:rPr>
+              <w:t>&gt; verlinkt. Ganz oben in der Datei stehen die Schriftart Arial, unsere Farben und der Hintergrund.</w:t>
+            </w:r>
+          </w:p>
+        </w:tc>
+      </w:tr>
+      <w:tr>
+        <w:trPr>
+          <w:cnfStyle w:val="000000100000" w:firstRow="0" w:lastRow="0" w:firstColumn="0" w:lastColumn="0" w:oddVBand="0" w:evenVBand="0" w:oddHBand="1" w:evenHBand="0" w:firstRowFirstColumn="0" w:firstRowLastColumn="0" w:lastRowFirstColumn="0" w:lastRowLastColumn="0"/>
+        </w:trPr>
+        <w:tc>
+          <w:tcPr>
+            <w:cnfStyle w:val="001000000000" w:firstRow="0" w:lastRow="0" w:firstColumn="1" w:lastColumn="0" w:oddVBand="0" w:evenVBand="0" w:oddHBand="0" w:evenHBand="0" w:firstRowFirstColumn="0" w:firstRowLastColumn="0" w:lastRowFirstColumn="0" w:lastRowLastColumn="0"/>
+            <w:tcW w:w="3020" w:type="dxa"/>
+            <w:shd w:val="clear" w:color="F4E4D6" w:fill="F4E4D6"/>
+          </w:tcPr>
+          <w:p>
+            <w:pPr>
+              <w:rPr>
+                <w:color w:val="3D2817"/>
+              </w:rPr>
+            </w:pPr>
+            <w:r>
+              <w:rPr>
+                <w:color w:val="3D2817"/>
+              </w:rPr>
+              <w:t>CSS-Framework einbinden und für die Navigation nutzen</w:t>
+            </w:r>
+          </w:p>
+        </w:tc>
+        <w:tc>
+          <w:tcPr>
+            <w:tcW w:w="3020" w:type="dxa"/>
+            <w:shd w:val="clear" w:color="F4E4D6" w:fill="F4E4D6"/>
+          </w:tcPr>
+          <w:p>
+            <w:pPr>
+              <w:cnfStyle w:val="000000100000" w:firstRow="0" w:lastRow="0" w:firstColumn="0" w:lastColumn="0" w:oddVBand="0" w:evenVBand="0" w:oddHBand="1" w:evenHBand="0" w:firstRowFirstColumn="0" w:firstRowLastColumn="0" w:lastRowFirstColumn="0" w:lastRowLastColumn="0"/>
+              <w:rPr>
+                <w:color w:val="3D2817"/>
+              </w:rPr>
+            </w:pPr>
+            <w:r>
+              <w:rPr>
+                <w:color w:val="3D2817"/>
+              </w:rPr>
+              <w:t>Framework eingebunden: index.html Z. 8, Unterseiten jeweils Z. 8. Navigation: index.html Z. 17–22, Unterseiten Z. 14–19. Aktive Seite hervorgehoben: facts.html Z. 16, Steckbrief.html Z. 17, gallerie.html Z. 18</w:t>
+            </w:r>
+          </w:p>
+        </w:tc>
+        <w:tc>
+          <w:tcPr>
+            <w:tcW w:w="3021" w:type="dxa"/>
+            <w:shd w:val="clear" w:color="F4E4D6" w:fill="F4E4D6"/>
+          </w:tcPr>
+          <w:p>
+            <w:pPr>
+              <w:cnfStyle w:val="000000100000" w:firstRow="0" w:lastRow="0" w:firstColumn="0" w:lastColumn="0" w:oddVBand="0" w:evenVBand="0" w:oddHBand="1" w:evenHBand="0" w:firstRowFirstColumn="0" w:firstRowLastColumn="0" w:lastRowFirstColumn="0" w:lastRowLastColumn="0"/>
+              <w:rPr>
+                <w:color w:val="3D2817"/>
+              </w:rPr>
+            </w:pPr>
+            <w:r>
+              <w:rPr>
+                <w:color w:val="3D2817"/>
+              </w:rPr>
+              <w:t>Wir nutzen W3.CSS als Framework. Die Navigationsleiste oben (Home / Facts / Steckbrief / Galerie) ist mit Framework-Klassen gebaut. Die jeweils aktive Seite ist grün hervorgehoben.</w:t>
+            </w:r>
+          </w:p>
+        </w:tc>
+      </w:tr>
+      <w:tr>
+        <w:tc>
+          <w:tcPr>
+            <w:cnfStyle w:val="001000000000" w:firstRow="0" w:lastRow="0" w:firstColumn="1" w:lastColumn="0" w:oddVBand="0" w:evenVBand="0" w:oddHBand="0" w:evenHBand="0" w:firstRowFirstColumn="0" w:firstRowLastColumn="0" w:lastRowFirstColumn="0" w:lastRowLastColumn="0"/>
+            <w:tcW w:w="3020" w:type="dxa"/>
+            <w:shd w:val="clear" w:color="FFFFFF" w:fill="FFFFFF"/>
+          </w:tcPr>
+          <w:p>
+            <w:pPr>
+              <w:rPr>
+                <w:color w:val="3D2817"/>
+              </w:rPr>
+            </w:pPr>
+            <w:r>
+              <w:rPr>
+                <w:color w:val="3D2817"/>
+              </w:rPr>
+              <w:t>Layout: Abschnitte mit 2, 3 und 4 Spalten (responsive)</w:t>
+            </w:r>
+          </w:p>
+        </w:tc>
+        <w:tc>
+          <w:tcPr>
+            <w:tcW w:w="3020" w:type="dxa"/>
+            <w:shd w:val="clear" w:color="FFFFFF" w:fill="FFFFFF"/>
+          </w:tcPr>
+          <w:p>
+            <w:pPr>
+              <w:cnfStyle w:val="000000000000" w:firstRow="0" w:lastRow="0" w:firstColumn="0" w:lastColumn="0" w:oddVBand="0" w:evenVBand="0" w:oddHBand="0" w:evenHBand="0" w:firstRowFirstColumn="0" w:firstRowLastColumn="0" w:lastRowFirstColumn="0" w:lastRowLastColumn="0"/>
+              <w:rPr>
+                <w:color w:val="3D2817"/>
+              </w:rPr>
+            </w:pPr>
+            <w:r>
+              <w:rPr>
+                <w:color w:val="3D2817"/>
+              </w:rPr>
+              <w:t xml:space="preserve">2 Spalten: index.html Z. 41–50, facts.html Z. 32–46. 3 Spalten: facts.html Z. 49–69, Steckbrief.html Z. 33–95. 4 Spalten: gallerie.html Z. 33–55. Responsive-Regeln in </w:t>
+            </w:r>
+            <w:proofErr w:type="spellStart"/>
+            <w:r>
+              <w:rPr>
+                <w:color w:val="3D2817"/>
+              </w:rPr>
+              <w:t>css</w:t>
+            </w:r>
+            <w:proofErr w:type="spellEnd"/>
+            <w:r>
+              <w:rPr>
+                <w:color w:val="3D2817"/>
+              </w:rPr>
+              <w:t>/style.css</w:t>
+            </w:r>
+          </w:p>
+        </w:tc>
+        <w:tc>
+          <w:tcPr>
+            <w:tcW w:w="3021" w:type="dxa"/>
+            <w:shd w:val="clear" w:color="FFFFFF" w:fill="FFFFFF"/>
+          </w:tcPr>
+          <w:p>
+            <w:pPr>
+              <w:cnfStyle w:val="000000000000" w:firstRow="0" w:lastRow="0" w:firstColumn="0" w:lastColumn="0" w:oddVBand="0" w:evenVBand="0" w:oddHBand="0" w:evenHBand="0" w:firstRowFirstColumn="0" w:firstRowLastColumn="0" w:lastRowFirstColumn="0" w:lastRowLastColumn="0"/>
+              <w:rPr>
+                <w:color w:val="3D2817"/>
+              </w:rPr>
+            </w:pPr>
+            <w:r>
+              <w:rPr>
+                <w:color w:val="3D2817"/>
+              </w:rPr>
+              <w:t xml:space="preserve">2 Spalten haben wir auf der Startseite und im Facts-Intro. 3 Spalten auf der Facts-Seite (Lebensraum / Ernährung / Schutz) und auf dem Steckbrief. 4 Spalten in der Galerie. Auf dem Handy </w:t>
+            </w:r>
+            <w:proofErr w:type="gramStart"/>
+            <w:r>
+              <w:rPr>
+                <w:color w:val="3D2817"/>
+              </w:rPr>
+              <w:t>klappt</w:t>
+            </w:r>
+            <w:proofErr w:type="gramEnd"/>
+            <w:r>
+              <w:rPr>
+                <w:color w:val="3D2817"/>
+              </w:rPr>
+              <w:t xml:space="preserve"> alles automatisch in eine Spalte zusammen.</w:t>
+            </w:r>
+          </w:p>
+        </w:tc>
+      </w:tr>
+      <w:tr>
+        <w:trPr>
+          <w:cnfStyle w:val="000000100000" w:firstRow="0" w:lastRow="0" w:firstColumn="0" w:lastColumn="0" w:oddVBand="0" w:evenVBand="0" w:oddHBand="1" w:evenHBand="0" w:firstRowFirstColumn="0" w:firstRowLastColumn="0" w:lastRowFirstColumn="0" w:lastRowLastColumn="0"/>
+        </w:trPr>
+        <w:tc>
+          <w:tcPr>
+            <w:cnfStyle w:val="001000000000" w:firstRow="0" w:lastRow="0" w:firstColumn="1" w:lastColumn="0" w:oddVBand="0" w:evenVBand="0" w:oddHBand="0" w:evenHBand="0" w:firstRowFirstColumn="0" w:firstRowLastColumn="0" w:lastRowFirstColumn="0" w:lastRowLastColumn="0"/>
+            <w:tcW w:w="3020" w:type="dxa"/>
+            <w:shd w:val="clear" w:color="F4E4D6" w:fill="F4E4D6"/>
+          </w:tcPr>
+          <w:p>
+            <w:pPr>
+              <w:rPr>
+                <w:color w:val="3D2817"/>
+              </w:rPr>
+            </w:pPr>
+            <w:r>
+              <w:rPr>
+                <w:color w:val="3D2817"/>
+              </w:rPr>
+              <w:lastRenderedPageBreak/>
+              <w:t xml:space="preserve">Elemente: Card, Modal, </w:t>
+            </w:r>
+            <w:proofErr w:type="spellStart"/>
+            <w:r>
+              <w:rPr>
+                <w:color w:val="3D2817"/>
+              </w:rPr>
+              <w:t>Accordion</w:t>
+            </w:r>
+            <w:proofErr w:type="spellEnd"/>
+            <w:r>
+              <w:rPr>
+                <w:color w:val="3D2817"/>
+              </w:rPr>
+              <w:t>, Bild mit Text, Animation</w:t>
+            </w:r>
+          </w:p>
+        </w:tc>
+        <w:tc>
+          <w:tcPr>
+            <w:tcW w:w="3020" w:type="dxa"/>
+            <w:shd w:val="clear" w:color="F4E4D6" w:fill="F4E4D6"/>
+          </w:tcPr>
+          <w:p>
+            <w:pPr>
+              <w:cnfStyle w:val="000000100000" w:firstRow="0" w:lastRow="0" w:firstColumn="0" w:lastColumn="0" w:oddVBand="0" w:evenVBand="0" w:oddHBand="1" w:evenHBand="0" w:firstRowFirstColumn="0" w:firstRowLastColumn="0" w:lastRowFirstColumn="0" w:lastRowLastColumn="0"/>
+              <w:rPr>
+                <w:color w:val="3D2817"/>
+              </w:rPr>
+            </w:pPr>
+            <w:r>
+              <w:rPr>
+                <w:color w:val="3D2817"/>
+              </w:rPr>
+              <w:t xml:space="preserve">Cards: facts.html Z. 49–69, Steckbrief.html Z. 35–55 und Z. 70–94. Bild mit Text: index.html Z. 41–50, Steckbrief.html Z. 57–60. </w:t>
+            </w:r>
+            <w:proofErr w:type="spellStart"/>
+            <w:r>
+              <w:rPr>
+                <w:color w:val="3D2817"/>
+              </w:rPr>
+              <w:t>Accordion</w:t>
+            </w:r>
+            <w:proofErr w:type="spellEnd"/>
+            <w:r>
+              <w:rPr>
+                <w:color w:val="3D2817"/>
+              </w:rPr>
+              <w:t xml:space="preserve">: index.html Z. 62–72. Animation: gallerie.html Z. 33–55 (gesteuert über </w:t>
+            </w:r>
+            <w:proofErr w:type="spellStart"/>
+            <w:r>
+              <w:rPr>
+                <w:color w:val="3D2817"/>
+              </w:rPr>
+              <w:t>css</w:t>
+            </w:r>
+            <w:proofErr w:type="spellEnd"/>
+            <w:r>
+              <w:rPr>
+                <w:color w:val="3D2817"/>
+              </w:rPr>
+              <w:t>/style.css). Modal: noch nicht im HTML eingebaut</w:t>
+            </w:r>
+          </w:p>
+        </w:tc>
+        <w:tc>
+          <w:tcPr>
+            <w:tcW w:w="3021" w:type="dxa"/>
+            <w:shd w:val="clear" w:color="F4E4D6" w:fill="F4E4D6"/>
+          </w:tcPr>
+          <w:p>
+            <w:pPr>
+              <w:cnfStyle w:val="000000100000" w:firstRow="0" w:lastRow="0" w:firstColumn="0" w:lastColumn="0" w:oddVBand="0" w:evenVBand="0" w:oddHBand="1" w:evenHBand="0" w:firstRowFirstColumn="0" w:firstRowLastColumn="0" w:lastRowFirstColumn="0" w:lastRowLastColumn="0"/>
+              <w:rPr>
+                <w:color w:val="3D2817"/>
+              </w:rPr>
+            </w:pPr>
+            <w:r>
+              <w:rPr>
+                <w:color w:val="3D2817"/>
+              </w:rPr>
+              <w:t xml:space="preserve">Cards (Boxen mit Bild und Text) haben wir auf Facts und Steckbrief. Bild mit Text drüber auf der Startseite (Hero) und im Steckbrief (Profilbild). </w:t>
+            </w:r>
+            <w:proofErr w:type="spellStart"/>
+            <w:r>
+              <w:rPr>
+                <w:color w:val="3D2817"/>
+              </w:rPr>
+              <w:t>Accordion</w:t>
+            </w:r>
+            <w:proofErr w:type="spellEnd"/>
+            <w:r>
+              <w:rPr>
+                <w:color w:val="3D2817"/>
+              </w:rPr>
+              <w:t xml:space="preserve"> (aufklappbares FAQ) unten auf der Startseite. Animation in der Galerie: bei Mouseover werden die Bilder bunt und zoomen leicht. Modal-Fenster ist im CSS schon vorbereitet, müssen wir aber noch im HTML einbauen.</w:t>
+            </w:r>
+          </w:p>
+        </w:tc>
+      </w:tr>
+      <w:tr>
+        <w:tc>
+          <w:tcPr>
+            <w:cnfStyle w:val="001000000000" w:firstRow="0" w:lastRow="0" w:firstColumn="1" w:lastColumn="0" w:oddVBand="0" w:evenVBand="0" w:oddHBand="0" w:evenHBand="0" w:firstRowFirstColumn="0" w:firstRowLastColumn="0" w:lastRowFirstColumn="0" w:lastRowLastColumn="0"/>
+            <w:tcW w:w="3020" w:type="dxa"/>
+            <w:shd w:val="clear" w:color="FFFFFF" w:fill="FFFFFF"/>
+          </w:tcPr>
+          <w:p>
+            <w:pPr>
+              <w:rPr>
+                <w:color w:val="3D2817"/>
+              </w:rPr>
+            </w:pPr>
+            <w:r>
+              <w:rPr>
+                <w:color w:val="3D2817"/>
+              </w:rPr>
+              <w:t>Multimedia: &lt;</w:t>
+            </w:r>
+            <w:proofErr w:type="spellStart"/>
+            <w:r>
+              <w:rPr>
+                <w:color w:val="3D2817"/>
+              </w:rPr>
+              <w:t>video</w:t>
+            </w:r>
+            <w:proofErr w:type="spellEnd"/>
+            <w:r>
+              <w:rPr>
+                <w:color w:val="3D2817"/>
+              </w:rPr>
+              <w:t xml:space="preserve">&gt; mit </w:t>
+            </w:r>
+            <w:proofErr w:type="spellStart"/>
+            <w:r>
+              <w:rPr>
+                <w:color w:val="3D2817"/>
+              </w:rPr>
+              <w:t>preload</w:t>
+            </w:r>
+            <w:proofErr w:type="spellEnd"/>
+            <w:r>
+              <w:rPr>
+                <w:color w:val="3D2817"/>
+              </w:rPr>
+              <w:t>="</w:t>
+            </w:r>
+            <w:proofErr w:type="spellStart"/>
+            <w:r>
+              <w:rPr>
+                <w:color w:val="3D2817"/>
+              </w:rPr>
+              <w:t>none</w:t>
+            </w:r>
+            <w:proofErr w:type="spellEnd"/>
+            <w:r>
+              <w:rPr>
+                <w:color w:val="3D2817"/>
+              </w:rPr>
+              <w:t>"; &lt;</w:t>
+            </w:r>
+            <w:proofErr w:type="spellStart"/>
+            <w:r>
+              <w:rPr>
+                <w:color w:val="3D2817"/>
+              </w:rPr>
+              <w:t>audio</w:t>
+            </w:r>
+            <w:proofErr w:type="spellEnd"/>
+            <w:r>
+              <w:rPr>
+                <w:color w:val="3D2817"/>
+              </w:rPr>
+              <w:t xml:space="preserve">&gt; steuerbar mit </w:t>
+            </w:r>
+            <w:proofErr w:type="spellStart"/>
+            <w:r>
+              <w:rPr>
+                <w:color w:val="3D2817"/>
+              </w:rPr>
+              <w:t>preload</w:t>
+            </w:r>
+            <w:proofErr w:type="spellEnd"/>
+            <w:r>
+              <w:rPr>
+                <w:color w:val="3D2817"/>
+              </w:rPr>
+              <w:t>="</w:t>
+            </w:r>
+            <w:proofErr w:type="spellStart"/>
+            <w:r>
+              <w:rPr>
+                <w:color w:val="3D2817"/>
+              </w:rPr>
+              <w:t>none</w:t>
+            </w:r>
+            <w:proofErr w:type="spellEnd"/>
+            <w:r>
+              <w:rPr>
+                <w:color w:val="3D2817"/>
+              </w:rPr>
+              <w:t>"</w:t>
+            </w:r>
+          </w:p>
+        </w:tc>
+        <w:tc>
+          <w:tcPr>
+            <w:tcW w:w="3020" w:type="dxa"/>
+            <w:shd w:val="clear" w:color="FFFFFF" w:fill="FFFFFF"/>
+          </w:tcPr>
+          <w:p>
+            <w:pPr>
+              <w:cnfStyle w:val="000000000000" w:firstRow="0" w:lastRow="0" w:firstColumn="0" w:lastColumn="0" w:oddVBand="0" w:evenVBand="0" w:oddHBand="0" w:evenHBand="0" w:firstRowFirstColumn="0" w:firstRowLastColumn="0" w:lastRowFirstColumn="0" w:lastRowLastColumn="0"/>
+              <w:rPr>
+                <w:color w:val="3D2817"/>
+                <w:lang w:val="it-CH"/>
+              </w:rPr>
+            </w:pPr>
+            <w:r>
+              <w:rPr>
+                <w:color w:val="3D2817"/>
+                <w:lang w:val="it-CH"/>
+              </w:rPr>
+              <w:t>Video: index.html Z. 27–30. Audio: gallerie.html Z. 63–67</w:t>
+            </w:r>
+          </w:p>
+        </w:tc>
+        <w:tc>
+          <w:tcPr>
+            <w:tcW w:w="3021" w:type="dxa"/>
+            <w:shd w:val="clear" w:color="FFFFFF" w:fill="FFFFFF"/>
+          </w:tcPr>
+          <w:p>
+            <w:pPr>
+              <w:cnfStyle w:val="000000000000" w:firstRow="0" w:lastRow="0" w:firstColumn="0" w:lastColumn="0" w:oddVBand="0" w:evenVBand="0" w:oddHBand="0" w:evenHBand="0" w:firstRowFirstColumn="0" w:firstRowLastColumn="0" w:lastRowFirstColumn="0" w:lastRowLastColumn="0"/>
+              <w:rPr>
+                <w:color w:val="3D2817"/>
+              </w:rPr>
+            </w:pPr>
+            <w:r>
+              <w:rPr>
+                <w:color w:val="3D2817"/>
+              </w:rPr>
+              <w:t>Auf der Startseite ist ein Video eingebaut, in der Galerie eine Audio-Datei (</w:t>
+            </w:r>
+            <w:proofErr w:type="spellStart"/>
+            <w:r>
+              <w:rPr>
+                <w:color w:val="3D2817"/>
+              </w:rPr>
+              <w:t>Pandalaute</w:t>
+            </w:r>
+            <w:proofErr w:type="spellEnd"/>
+            <w:r>
+              <w:rPr>
+                <w:color w:val="3D2817"/>
+              </w:rPr>
+              <w:t>). Beide haben Play-Buttons und werden erst geladen, wenn man darauf drückt — das spart Datenvolumen.</w:t>
+            </w:r>
+          </w:p>
+        </w:tc>
+      </w:tr>
+      <w:tr>
+        <w:trPr>
+          <w:cnfStyle w:val="000000100000" w:firstRow="0" w:lastRow="0" w:firstColumn="0" w:lastColumn="0" w:oddVBand="0" w:evenVBand="0" w:oddHBand="1" w:evenHBand="0" w:firstRowFirstColumn="0" w:firstRowLastColumn="0" w:lastRowFirstColumn="0" w:lastRowLastColumn="0"/>
+        </w:trPr>
+        <w:tc>
+          <w:tcPr>
+            <w:cnfStyle w:val="001000000000" w:firstRow="0" w:lastRow="0" w:firstColumn="1" w:lastColumn="0" w:oddVBand="0" w:evenVBand="0" w:oddHBand="0" w:evenHBand="0" w:firstRowFirstColumn="0" w:firstRowLastColumn="0" w:lastRowFirstColumn="0" w:lastRowLastColumn="0"/>
+            <w:tcW w:w="3020" w:type="dxa"/>
+            <w:shd w:val="clear" w:color="F4E4D6" w:fill="F4E4D6"/>
+          </w:tcPr>
+          <w:p>
+            <w:pPr>
+              <w:rPr>
+                <w:color w:val="3D2817"/>
+              </w:rPr>
+            </w:pPr>
+            <w:r>
+              <w:rPr>
+                <w:color w:val="3D2817"/>
+              </w:rPr>
+              <w:t xml:space="preserve">Struktur: </w:t>
+            </w:r>
+            <w:proofErr w:type="spellStart"/>
+            <w:r>
+              <w:rPr>
+                <w:color w:val="3D2817"/>
+              </w:rPr>
+              <w:t>favicon</w:t>
+            </w:r>
+            <w:proofErr w:type="spellEnd"/>
+            <w:r>
+              <w:rPr>
+                <w:color w:val="3D2817"/>
+              </w:rPr>
+              <w:t>, title, Ordnerstruktur, semantisches HTML, Kommentare</w:t>
+            </w:r>
+          </w:p>
+        </w:tc>
+        <w:tc>
+          <w:tcPr>
+            <w:tcW w:w="3020" w:type="dxa"/>
+            <w:shd w:val="clear" w:color="F4E4D6" w:fill="F4E4D6"/>
+          </w:tcPr>
+          <w:p>
+            <w:pPr>
+              <w:cnfStyle w:val="000000100000" w:firstRow="0" w:lastRow="0" w:firstColumn="0" w:lastColumn="0" w:oddVBand="0" w:evenVBand="0" w:oddHBand="1" w:evenHBand="0" w:firstRowFirstColumn="0" w:firstRowLastColumn="0" w:lastRowFirstColumn="0" w:lastRowLastColumn="0"/>
+              <w:rPr>
+                <w:color w:val="3D2817"/>
+              </w:rPr>
+            </w:pPr>
+            <w:r>
+              <w:rPr>
+                <w:color w:val="3D2817"/>
+              </w:rPr>
+              <w:t xml:space="preserve">&lt;title&gt; pro Seite: index.html Z. 4, facts.html Z. 5, Steckbrief.html Z. 5, gallerie.html Z. 5. Ordnerstruktur: </w:t>
+            </w:r>
+            <w:proofErr w:type="spellStart"/>
+            <w:r>
+              <w:rPr>
+                <w:color w:val="3D2817"/>
+              </w:rPr>
+              <w:t>css</w:t>
+            </w:r>
+            <w:proofErr w:type="spellEnd"/>
+            <w:r>
+              <w:rPr>
+                <w:color w:val="3D2817"/>
+              </w:rPr>
+              <w:t xml:space="preserve">/, </w:t>
+            </w:r>
+            <w:proofErr w:type="spellStart"/>
+            <w:r>
+              <w:rPr>
+                <w:color w:val="3D2817"/>
+              </w:rPr>
+              <w:t>html</w:t>
+            </w:r>
+            <w:proofErr w:type="spellEnd"/>
+            <w:r>
+              <w:rPr>
+                <w:color w:val="3D2817"/>
+              </w:rPr>
+              <w:t xml:space="preserve">/, </w:t>
+            </w:r>
+            <w:proofErr w:type="spellStart"/>
+            <w:r>
+              <w:rPr>
+                <w:color w:val="3D2817"/>
+              </w:rPr>
+              <w:t>img</w:t>
+            </w:r>
+            <w:proofErr w:type="spellEnd"/>
+            <w:r>
+              <w:rPr>
+                <w:color w:val="3D2817"/>
+              </w:rPr>
+              <w:t xml:space="preserve">/, </w:t>
+            </w:r>
+            <w:proofErr w:type="spellStart"/>
+            <w:r>
+              <w:rPr>
+                <w:color w:val="3D2817"/>
+              </w:rPr>
+              <w:t>media</w:t>
+            </w:r>
+            <w:proofErr w:type="spellEnd"/>
+            <w:r>
+              <w:rPr>
+                <w:color w:val="3D2817"/>
+              </w:rPr>
+              <w:t>/</w:t>
+            </w:r>
+            <w:proofErr w:type="spellStart"/>
+            <w:r>
+              <w:rPr>
+                <w:color w:val="3D2817"/>
+              </w:rPr>
+              <w:t>video</w:t>
+            </w:r>
+            <w:proofErr w:type="spellEnd"/>
+            <w:r>
+              <w:rPr>
+                <w:color w:val="3D2817"/>
+              </w:rPr>
+              <w:t xml:space="preserve">/, </w:t>
+            </w:r>
+            <w:proofErr w:type="spellStart"/>
+            <w:r>
+              <w:rPr>
+                <w:color w:val="3D2817"/>
+              </w:rPr>
+              <w:t>media</w:t>
+            </w:r>
+            <w:proofErr w:type="spellEnd"/>
+            <w:r>
+              <w:rPr>
+                <w:color w:val="3D2817"/>
+              </w:rPr>
+              <w:t>/</w:t>
+            </w:r>
+            <w:proofErr w:type="spellStart"/>
+            <w:r>
+              <w:rPr>
+                <w:color w:val="3D2817"/>
+              </w:rPr>
+              <w:t>audio</w:t>
+            </w:r>
+            <w:proofErr w:type="spellEnd"/>
+            <w:r>
+              <w:rPr>
+                <w:color w:val="3D2817"/>
+              </w:rPr>
+              <w:t>/. Favicon: noch zu ergänzen</w:t>
+            </w:r>
+          </w:p>
+        </w:tc>
+        <w:tc>
+          <w:tcPr>
+            <w:tcW w:w="3021" w:type="dxa"/>
+            <w:shd w:val="clear" w:color="F4E4D6" w:fill="F4E4D6"/>
+          </w:tcPr>
+          <w:p>
+            <w:pPr>
+              <w:cnfStyle w:val="000000100000" w:firstRow="0" w:lastRow="0" w:firstColumn="0" w:lastColumn="0" w:oddVBand="0" w:evenVBand="0" w:oddHBand="1" w:evenHBand="0" w:firstRowFirstColumn="0" w:firstRowLastColumn="0" w:lastRowFirstColumn="0" w:lastRowLastColumn="0"/>
+              <w:rPr>
+                <w:color w:val="3D2817"/>
+              </w:rPr>
+            </w:pPr>
+            <w:r>
+              <w:rPr>
+                <w:color w:val="3D2817"/>
+              </w:rPr>
+              <w:t>Jede Seite hat einen eigenen Titel, der im Browser-Tab erscheint. Die Dateien sind sauber in Ordner sortiert. Im HTML nutzen wir semantische Tags wie &lt;</w:t>
+            </w:r>
+            <w:proofErr w:type="spellStart"/>
+            <w:r>
+              <w:rPr>
+                <w:color w:val="3D2817"/>
+              </w:rPr>
+              <w:t>header</w:t>
+            </w:r>
+            <w:proofErr w:type="spellEnd"/>
+            <w:r>
+              <w:rPr>
+                <w:color w:val="3D2817"/>
+              </w:rPr>
+              <w:t>&gt;, &lt;</w:t>
+            </w:r>
+            <w:proofErr w:type="spellStart"/>
+            <w:r>
+              <w:rPr>
+                <w:color w:val="3D2817"/>
+              </w:rPr>
+              <w:t>nav</w:t>
+            </w:r>
+            <w:proofErr w:type="spellEnd"/>
+            <w:r>
+              <w:rPr>
+                <w:color w:val="3D2817"/>
+              </w:rPr>
+              <w:t>&gt;, &lt;</w:t>
+            </w:r>
+            <w:proofErr w:type="spellStart"/>
+            <w:r>
+              <w:rPr>
+                <w:color w:val="3D2817"/>
+              </w:rPr>
+              <w:t>main</w:t>
+            </w:r>
+            <w:proofErr w:type="spellEnd"/>
+            <w:r>
+              <w:rPr>
+                <w:color w:val="3D2817"/>
+              </w:rPr>
+              <w:t>&gt;, &lt;</w:t>
+            </w:r>
+            <w:proofErr w:type="spellStart"/>
+            <w:r>
+              <w:rPr>
+                <w:color w:val="3D2817"/>
+              </w:rPr>
+              <w:t>section</w:t>
+            </w:r>
+            <w:proofErr w:type="spellEnd"/>
+            <w:r>
+              <w:rPr>
+                <w:color w:val="3D2817"/>
+              </w:rPr>
+              <w:t>&gt;, &lt;</w:t>
+            </w:r>
+            <w:proofErr w:type="spellStart"/>
+            <w:r>
+              <w:rPr>
+                <w:color w:val="3D2817"/>
+              </w:rPr>
+              <w:t>article</w:t>
+            </w:r>
+            <w:proofErr w:type="spellEnd"/>
+            <w:r>
+              <w:rPr>
+                <w:color w:val="3D2817"/>
+              </w:rPr>
+              <w:t>&gt;, &lt;</w:t>
+            </w:r>
+            <w:proofErr w:type="spellStart"/>
+            <w:r>
+              <w:rPr>
+                <w:color w:val="3D2817"/>
+              </w:rPr>
+              <w:t>footer</w:t>
+            </w:r>
+            <w:proofErr w:type="spellEnd"/>
+            <w:r>
+              <w:rPr>
+                <w:color w:val="3D2817"/>
+              </w:rPr>
+              <w:t>&gt;. Favicon müssen wir noch ergänzen.</w:t>
+            </w:r>
+          </w:p>
+        </w:tc>
+      </w:tr>
+    </w:tbl>
+    <w:p/>
     <w:p>
       <w:pPr>
-        <w:keepNext/>
-        <w:numPr>
-          <w:ilvl w:val="0"/>
-          <w:numId w:val="8"/>
-        </w:numPr>
-      </w:pPr>
-      <w:r>
-        <w:t>Wie haben Sie die einzelnen Punkte umgesetzt (mit Angabe der Zeile im Code)</w:t>
-      </w:r>
+        <w:pStyle w:val="berschrift2"/>
+        <w:jc w:val="both"/>
+        <w:rPr>
+          <w:rFonts w:ascii="Aptos Display" w:hAnsi="Aptos Display"/>
+          <w:color w:val="B85C38"/>
+        </w:rPr>
+      </w:pPr>
+      <w:bookmarkStart w:id="2" w:name="_Toc229497088"/>
+      <w:r>
+        <w:rPr>
+          <w:rFonts w:ascii="Aptos Display" w:hAnsi="Aptos Display"/>
+          <w:color w:val="B85C38"/>
+        </w:rPr>
+        <w:t>Sollten Sie die Webseite zur Weiterentwicklung übergeben, was würden Sie einer anderen Person noch mitteilen?</w:t>
+      </w:r>
+      <w:bookmarkEnd w:id="2"/>
     </w:p>
     <w:p>
       <w:pPr>
-        <w:keepNext/>
-        <w:numPr>
-          <w:ilvl w:val="1"/>
-          <w:numId w:val="8"/>
-        </w:numPr>
-      </w:pPr>
-      <w:r>
-        <w:t xml:space="preserve">Dies müssen Sie nicht ausführlich beschreiben. Es genügt </w:t>
-      </w:r>
-      <w:r>
-        <w:rPr>
-          <w:i/>
-          <w:iCs/>
-        </w:rPr>
-        <w:t xml:space="preserve">was </w:t>
-      </w:r>
-      <w:r>
-        <w:t xml:space="preserve">haben Sie </w:t>
-      </w:r>
-      <w:r>
-        <w:rPr>
-          <w:i/>
-          <w:iCs/>
-        </w:rPr>
-        <w:t xml:space="preserve">wo </w:t>
-      </w:r>
-      <w:r>
-        <w:t>umgesetzt.</w:t>
+        <w:jc w:val="both"/>
+        <w:rPr>
+          <w:rFonts w:ascii="Aptos" w:hAnsi="Aptos"/>
+          <w:color w:val="000000"/>
+        </w:rPr>
+      </w:pPr>
+      <w:r>
+        <w:rPr>
+          <w:rFonts w:ascii="Aptos" w:hAnsi="Aptos"/>
+          <w:color w:val="000000"/>
+        </w:rPr>
+        <w:t>Wichtig wäre, die Ordnerstruktur (</w:t>
+      </w:r>
+      <w:proofErr w:type="spellStart"/>
+      <w:r>
+        <w:rPr>
+          <w:rFonts w:ascii="Aptos" w:hAnsi="Aptos"/>
+          <w:color w:val="000000"/>
+        </w:rPr>
+        <w:t>css</w:t>
+      </w:r>
+      <w:proofErr w:type="spellEnd"/>
+      <w:r>
+        <w:rPr>
+          <w:rFonts w:ascii="Aptos" w:hAnsi="Aptos"/>
+          <w:color w:val="000000"/>
+        </w:rPr>
+        <w:t xml:space="preserve">/, </w:t>
+      </w:r>
+      <w:proofErr w:type="spellStart"/>
+      <w:r>
+        <w:rPr>
+          <w:rFonts w:ascii="Aptos" w:hAnsi="Aptos"/>
+          <w:color w:val="000000"/>
+        </w:rPr>
+        <w:t>html</w:t>
+      </w:r>
+      <w:proofErr w:type="spellEnd"/>
+      <w:r>
+        <w:rPr>
+          <w:rFonts w:ascii="Aptos" w:hAnsi="Aptos"/>
+          <w:color w:val="000000"/>
+        </w:rPr>
+        <w:t xml:space="preserve">/, </w:t>
+      </w:r>
+      <w:proofErr w:type="spellStart"/>
+      <w:r>
+        <w:rPr>
+          <w:rFonts w:ascii="Aptos" w:hAnsi="Aptos"/>
+          <w:color w:val="000000"/>
+        </w:rPr>
+        <w:t>img</w:t>
+      </w:r>
+      <w:proofErr w:type="spellEnd"/>
+      <w:r>
+        <w:rPr>
+          <w:rFonts w:ascii="Aptos" w:hAnsi="Aptos"/>
+          <w:color w:val="000000"/>
+        </w:rPr>
+        <w:t xml:space="preserve">/, </w:t>
+      </w:r>
+      <w:proofErr w:type="spellStart"/>
+      <w:r>
+        <w:rPr>
+          <w:rFonts w:ascii="Aptos" w:hAnsi="Aptos"/>
+          <w:color w:val="000000"/>
+        </w:rPr>
+        <w:t>media</w:t>
+      </w:r>
+      <w:proofErr w:type="spellEnd"/>
+      <w:r>
+        <w:rPr>
+          <w:rFonts w:ascii="Aptos" w:hAnsi="Aptos"/>
+          <w:color w:val="000000"/>
+        </w:rPr>
+        <w:t>/) beizubehalten und neue Inhalte in die bestehenden semantischen Bereiche (</w:t>
+      </w:r>
+      <w:proofErr w:type="spellStart"/>
+      <w:r>
+        <w:rPr>
+          <w:rFonts w:ascii="Aptos" w:hAnsi="Aptos"/>
+          <w:color w:val="000000"/>
+        </w:rPr>
+        <w:t>header</w:t>
+      </w:r>
+      <w:proofErr w:type="spellEnd"/>
+      <w:r>
+        <w:rPr>
+          <w:rFonts w:ascii="Aptos" w:hAnsi="Aptos"/>
+          <w:color w:val="000000"/>
+        </w:rPr>
+        <w:t xml:space="preserve">, </w:t>
+      </w:r>
+      <w:proofErr w:type="spellStart"/>
+      <w:r>
+        <w:rPr>
+          <w:rFonts w:ascii="Aptos" w:hAnsi="Aptos"/>
+          <w:color w:val="000000"/>
+        </w:rPr>
+        <w:t>nav</w:t>
+      </w:r>
+      <w:proofErr w:type="spellEnd"/>
+      <w:r>
+        <w:rPr>
+          <w:rFonts w:ascii="Aptos" w:hAnsi="Aptos"/>
+          <w:color w:val="000000"/>
+        </w:rPr>
+        <w:t xml:space="preserve">, </w:t>
+      </w:r>
+      <w:proofErr w:type="spellStart"/>
+      <w:r>
+        <w:rPr>
+          <w:rFonts w:ascii="Aptos" w:hAnsi="Aptos"/>
+          <w:color w:val="000000"/>
+        </w:rPr>
+        <w:t>main</w:t>
+      </w:r>
+      <w:proofErr w:type="spellEnd"/>
+      <w:r>
+        <w:rPr>
+          <w:rFonts w:ascii="Aptos" w:hAnsi="Aptos"/>
+          <w:color w:val="000000"/>
+        </w:rPr>
+        <w:t xml:space="preserve">, </w:t>
+      </w:r>
+      <w:proofErr w:type="spellStart"/>
+      <w:r>
+        <w:rPr>
+          <w:rFonts w:ascii="Aptos" w:hAnsi="Aptos"/>
+          <w:color w:val="000000"/>
+        </w:rPr>
+        <w:t>section</w:t>
+      </w:r>
+      <w:proofErr w:type="spellEnd"/>
+      <w:r>
+        <w:rPr>
+          <w:rFonts w:ascii="Aptos" w:hAnsi="Aptos"/>
+          <w:color w:val="000000"/>
+        </w:rPr>
+        <w:t xml:space="preserve">, </w:t>
+      </w:r>
+      <w:proofErr w:type="spellStart"/>
+      <w:r>
+        <w:rPr>
+          <w:rFonts w:ascii="Aptos" w:hAnsi="Aptos"/>
+          <w:color w:val="000000"/>
+        </w:rPr>
+        <w:t>footer</w:t>
+      </w:r>
+      <w:proofErr w:type="spellEnd"/>
+      <w:r>
+        <w:rPr>
+          <w:rFonts w:ascii="Aptos" w:hAnsi="Aptos"/>
+          <w:color w:val="000000"/>
+        </w:rPr>
+        <w:t xml:space="preserve">) einzubauen. Das eigene Stylesheet </w:t>
+      </w:r>
+      <w:proofErr w:type="spellStart"/>
+      <w:r>
+        <w:rPr>
+          <w:rFonts w:ascii="Aptos" w:hAnsi="Aptos"/>
+          <w:color w:val="000000"/>
+        </w:rPr>
+        <w:t>css</w:t>
+      </w:r>
+      <w:proofErr w:type="spellEnd"/>
+      <w:r>
+        <w:rPr>
+          <w:rFonts w:ascii="Aptos" w:hAnsi="Aptos"/>
+          <w:color w:val="000000"/>
+        </w:rPr>
+        <w:t xml:space="preserve">/style.css enthält oben </w:t>
+      </w:r>
+      <w:proofErr w:type="gramStart"/>
+      <w:r>
+        <w:rPr>
+          <w:rFonts w:ascii="Aptos" w:hAnsi="Aptos"/>
+          <w:color w:val="000000"/>
+        </w:rPr>
+        <w:t>in :root</w:t>
+      </w:r>
+      <w:proofErr w:type="gramEnd"/>
+      <w:r>
+        <w:rPr>
+          <w:rFonts w:ascii="Aptos" w:hAnsi="Aptos"/>
+          <w:color w:val="000000"/>
+        </w:rPr>
+        <w:t xml:space="preserve"> die zentralen Variablen für Schriftart, Farben und Hintergrund — wer das Design ändern will, sollte zuerst dort ansetzen, damit alle Seiten konsistent bleiben. Die Navigation und der </w:t>
+      </w:r>
+      <w:proofErr w:type="spellStart"/>
+      <w:r>
+        <w:rPr>
+          <w:rFonts w:ascii="Aptos" w:hAnsi="Aptos"/>
+          <w:color w:val="000000"/>
+        </w:rPr>
+        <w:t>Footer</w:t>
+      </w:r>
+      <w:proofErr w:type="spellEnd"/>
+      <w:r>
+        <w:rPr>
+          <w:rFonts w:ascii="Aptos" w:hAnsi="Aptos"/>
+          <w:color w:val="000000"/>
+        </w:rPr>
+        <w:t xml:space="preserve"> sind auf allen vier Seiten identisch und müssen bei Änderungen überall mitgepflegt </w:t>
+      </w:r>
+      <w:r>
+        <w:rPr>
+          <w:rFonts w:ascii="Aptos" w:hAnsi="Aptos"/>
+          <w:color w:val="000000"/>
+        </w:rPr>
+        <w:lastRenderedPageBreak/>
+        <w:t>werden. Das Modal-Fenster ist im CSS schon vorbereitet, im HTML aber noch nicht eingebaut — das wäre der nächste logische Schritt. Auch Favicon, Abgabedatum und Dateiname der Dokumentation auf der Startseite fehlen noch und sollten ergänzt werden.</w:t>
       </w:r>
     </w:p>
     <w:p>
       <w:pPr>
-        <w:keepNext/>
-      </w:pPr>
+        <w:pStyle w:val="berschrift2"/>
+        <w:jc w:val="both"/>
+        <w:rPr>
+          <w:rFonts w:ascii="Aptos Display" w:hAnsi="Aptos Display"/>
+          <w:color w:val="B85C38"/>
+        </w:rPr>
+      </w:pPr>
+      <w:bookmarkStart w:id="3" w:name="_Toc229497089"/>
+      <w:r>
+        <w:rPr>
+          <w:rFonts w:ascii="Aptos Display" w:hAnsi="Aptos Display"/>
+          <w:color w:val="B85C38"/>
+        </w:rPr>
+        <w:t>Wie würden Sie die Webseite noch ausbauen, wenn Sie mehr Zeit hätten?</w:t>
+      </w:r>
+      <w:bookmarkEnd w:id="3"/>
     </w:p>
     <w:p>
       <w:pPr>
-        <w:pStyle w:val="Beschriftung"/>
-        <w:numPr>
-          <w:ilvl w:val="0"/>
-          <w:numId w:val="9"/>
-        </w:numPr>
-      </w:pPr>
-      <w:r>
-        <w:t>Sollten Sie die Webseite zur Weiterentwicklung übergeben, was würden Sie einer anderen Person noch mitteilen?</w:t>
-      </w:r>
-    </w:p>
-    <w:p>
-      <w:pPr>
-        <w:pStyle w:val="Beschriftung"/>
-        <w:numPr>
-          <w:ilvl w:val="0"/>
-          <w:numId w:val="9"/>
-        </w:numPr>
-      </w:pPr>
-      <w:r>
-        <w:t>Wie würden Sie die Webseite noch ausbauen, wenn Sie mehr Zeit hätten?</w:t>
+        <w:jc w:val="both"/>
+        <w:rPr>
+          <w:rFonts w:ascii="Aptos" w:hAnsi="Aptos"/>
+          <w:color w:val="000000"/>
+        </w:rPr>
+      </w:pPr>
+      <w:r>
+        <w:rPr>
+          <w:rFonts w:ascii="Aptos" w:hAnsi="Aptos"/>
+          <w:color w:val="000000"/>
+        </w:rPr>
+        <w:t xml:space="preserve">Mit mehr Zeit würden wir verschiedene zusätzliche Animationen ausprobieren — zum Beispiel sanfte Übergänge beim Seitenwechsel, animierte Hover-Effekte auf den Cards und kleine Bewegungen, die das Auge führen. Ausserdem würden wir unser Logo besser einsetzen: prominenter in der </w:t>
+      </w:r>
+      <w:proofErr w:type="gramStart"/>
+      <w:r>
+        <w:rPr>
+          <w:rFonts w:ascii="Aptos" w:hAnsi="Aptos"/>
+          <w:color w:val="000000"/>
+        </w:rPr>
+        <w:t>Navigation,</w:t>
+      </w:r>
+      <w:proofErr w:type="gramEnd"/>
+      <w:r>
+        <w:rPr>
+          <w:rFonts w:ascii="Aptos" w:hAnsi="Aptos"/>
+          <w:color w:val="000000"/>
+        </w:rPr>
+        <w:t xml:space="preserve"> als Favicon im Browser-Tab und als wiederkehrendes Element auf allen Seiten, damit der Wiedererkennungswert steigt.</w:t>
       </w:r>
     </w:p>
     <w:p>
@@ -895,29 +2415,144 @@
           <w:ilvl w:val="0"/>
           <w:numId w:val="7"/>
         </w:numPr>
-      </w:pPr>
-      <w:bookmarkStart w:id="2" w:name="_Toc229042541"/>
+        <w:rPr>
+          <w:color w:val="B85C38"/>
+        </w:rPr>
+      </w:pPr>
+      <w:bookmarkStart w:id="4" w:name="_Toc229497090"/>
       <w:proofErr w:type="spellStart"/>
       <w:r>
+        <w:rPr>
+          <w:color w:val="B85C38"/>
+        </w:rPr>
         <w:lastRenderedPageBreak/>
         <w:t>Lessons</w:t>
       </w:r>
       <w:proofErr w:type="spellEnd"/>
       <w:r>
-        <w:t xml:space="preserve"> Learned</w:t>
-      </w:r>
-      <w:bookmarkEnd w:id="2"/>
+        <w:rPr>
+          <w:color w:val="B85C38"/>
+        </w:rPr>
+        <w:t xml:space="preserve"> </w:t>
+      </w:r>
+      <w:proofErr w:type="spellStart"/>
+      <w:r>
+        <w:rPr>
+          <w:color w:val="B85C38"/>
+        </w:rPr>
+        <w:t>Learned</w:t>
+      </w:r>
+      <w:bookmarkEnd w:id="4"/>
+      <w:proofErr w:type="spellEnd"/>
     </w:p>
     <w:p/>
     <w:p>
-      <w:r>
-        <w:t xml:space="preserve">In diesem Kapitel beschreiben Sie, womit Sie Mühe hatten und was Sie während der Umsetzung </w:t>
-      </w:r>
-      <w:r>
-        <w:t>bezüglich des methodischen Vorgehens</w:t>
-      </w:r>
-      <w:r>
-        <w:t xml:space="preserve"> und CSS gelernt haben. Würden Sie bei einem nächsten Mal etwas anders machen?</w:t>
+      <w:pPr>
+        <w:jc w:val="both"/>
+        <w:rPr>
+          <w:rFonts w:ascii="Aptos" w:hAnsi="Aptos"/>
+        </w:rPr>
+      </w:pPr>
+      <w:r>
+        <w:rPr>
+          <w:rFonts w:ascii="Aptos" w:hAnsi="Aptos"/>
+        </w:rPr>
+        <w:t>Während der Umsetzung sind wir an mehreren Stellen ins Stocken geraten. Eine der ersten Hürden war das Logo: Es richtig einzubinden, sauber zu skalieren und auf allen Seiten an der gleichen Stelle zu platzieren, hat uns mehr Zeit gekostet als gedacht. Wir haben gelernt, dass es sinnvoller ist, das Logo gleich zu Beginn fest in der Navigation zu verankern, statt es später überall einzeln nachzupflegen.</w:t>
+      </w:r>
+    </w:p>
+    <w:p>
+      <w:pPr>
+        <w:jc w:val="both"/>
+        <w:rPr>
+          <w:rFonts w:ascii="Aptos" w:hAnsi="Aptos"/>
+        </w:rPr>
+      </w:pPr>
+      <w:r>
+        <w:rPr>
+          <w:rFonts w:ascii="Aptos" w:hAnsi="Aptos"/>
+        </w:rPr>
+        <w:t>Auch das Platzieren der Inhalte war anspruchsvoller als erwartet. Wir mussten ein Gefühl dafür bekommen, wie viel Text und wie viele Bilder pro Abschnitt sinnvoll sind, damit die Seite nicht überladen wirkt. CSS-</w:t>
+      </w:r>
+      <w:proofErr w:type="spellStart"/>
+      <w:r>
+        <w:rPr>
+          <w:rFonts w:ascii="Aptos" w:hAnsi="Aptos"/>
+        </w:rPr>
+        <w:t>Grid</w:t>
+      </w:r>
+      <w:proofErr w:type="spellEnd"/>
+      <w:r>
+        <w:rPr>
+          <w:rFonts w:ascii="Aptos" w:hAnsi="Aptos"/>
+        </w:rPr>
+        <w:t xml:space="preserve"> und </w:t>
+      </w:r>
+      <w:proofErr w:type="spellStart"/>
+      <w:r>
+        <w:rPr>
+          <w:rFonts w:ascii="Aptos" w:hAnsi="Aptos"/>
+        </w:rPr>
+        <w:t>Flexbox</w:t>
+      </w:r>
+      <w:proofErr w:type="spellEnd"/>
+      <w:r>
+        <w:rPr>
+          <w:rFonts w:ascii="Aptos" w:hAnsi="Aptos"/>
+        </w:rPr>
+        <w:t xml:space="preserve"> haben uns hier sehr geholfen — die Mehrspalten-Layouts (2, 3 und 4 Spalten) liessen sich damit viel sauberer umsetzen als mit klassischen </w:t>
+      </w:r>
+      <w:proofErr w:type="spellStart"/>
+      <w:r>
+        <w:rPr>
+          <w:rFonts w:ascii="Aptos" w:hAnsi="Aptos"/>
+        </w:rPr>
+        <w:t>Float</w:t>
+      </w:r>
+      <w:proofErr w:type="spellEnd"/>
+      <w:r>
+        <w:rPr>
+          <w:rFonts w:ascii="Aptos" w:hAnsi="Aptos"/>
+        </w:rPr>
+        <w:t>-Konstruktionen.</w:t>
+      </w:r>
+    </w:p>
+    <w:p>
+      <w:pPr>
+        <w:jc w:val="both"/>
+        <w:rPr>
+          <w:rFonts w:ascii="Aptos" w:hAnsi="Aptos"/>
+        </w:rPr>
+      </w:pPr>
+      <w:r>
+        <w:rPr>
+          <w:rFonts w:ascii="Aptos" w:hAnsi="Aptos"/>
+        </w:rPr>
+        <w:t xml:space="preserve">Methodisch haben wir gemerkt, wie wichtig eine klare Ordnerstruktur und konsistente Klassennamen sind. Am Anfang lagen Dateien noch wild verteilt, was schnell unübersichtlich wurde. Mit getrennten Ordnern für CSS, HTML, Bilder und Medien sowie zentralen Variablen </w:t>
+      </w:r>
+      <w:proofErr w:type="gramStart"/>
+      <w:r>
+        <w:rPr>
+          <w:rFonts w:ascii="Aptos" w:hAnsi="Aptos"/>
+        </w:rPr>
+        <w:t>in :root</w:t>
+      </w:r>
+      <w:proofErr w:type="gramEnd"/>
+      <w:r>
+        <w:rPr>
+          <w:rFonts w:ascii="Aptos" w:hAnsi="Aptos"/>
+        </w:rPr>
+        <w:t xml:space="preserve"> liess sich das Projekt deutlich besser pflegen.</w:t>
+      </w:r>
+    </w:p>
+    <w:p>
+      <w:pPr>
+        <w:jc w:val="both"/>
+      </w:pPr>
+      <w:r>
+        <w:rPr>
+          <w:rFonts w:ascii="Aptos" w:hAnsi="Aptos"/>
+        </w:rPr>
+        <w:t>Beim nächsten Mal würden wir früher mit einem groben Wireframe starten, statt direkt im Code zu denken. Ausserdem würden wir das responsive Verhalten von Beginn an mitgestalten und nicht erst am Schluss anpassen. So müssten wir weniger nachträglich umbauen.</w:t>
       </w:r>
     </w:p>
     <w:p/>
@@ -932,16 +2567,6 @@
     <w:p/>
     <w:p/>
     <w:p/>
-    <w:p/>
-    <w:p/>
-    <w:p/>
-    <w:p/>
-    <w:p/>
-    <w:p/>
-    <w:p/>
-    <w:p/>
-    <w:p/>
-    <w:p/>
     <w:p>
       <w:pPr>
         <w:pStyle w:val="berschrift1"/>
@@ -949,19 +2574,31 @@
           <w:ilvl w:val="0"/>
           <w:numId w:val="7"/>
         </w:numPr>
-      </w:pPr>
-      <w:bookmarkStart w:id="3" w:name="_Toc229042542"/>
-      <w:r>
+        <w:rPr>
+          <w:color w:val="B85C38"/>
+        </w:rPr>
+      </w:pPr>
+      <w:bookmarkStart w:id="5" w:name="_Toc229497091"/>
+      <w:r>
+        <w:rPr>
+          <w:color w:val="B85C38"/>
+        </w:rPr>
         <w:lastRenderedPageBreak/>
         <w:t>Selbst</w:t>
       </w:r>
       <w:r>
+        <w:rPr>
+          <w:color w:val="B85C38"/>
+        </w:rPr>
         <w:t>ändigkeitserklärung</w:t>
       </w:r>
-      <w:bookmarkEnd w:id="3"/>
+      <w:bookmarkEnd w:id="5"/>
     </w:p>
     <w:p/>
     <w:p>
+      <w:pPr>
+        <w:jc w:val="both"/>
+      </w:pPr>
       <w:r>
         <w:rPr>
           <w:i/>
@@ -1055,834 +2692,13 @@
       </w:r>
     </w:p>
     <w:p/>
-    <w:p/>
-    <w:p/>
-    <w:p/>
-    <w:p/>
-    <w:p/>
-    <w:p/>
-    <w:p/>
-    <w:p/>
-    <w:p/>
-    <w:p/>
-    <w:p/>
-    <w:p/>
-    <w:p/>
-    <w:p/>
-    <w:p/>
-    <w:p/>
-    <w:p/>
-    <w:p/>
-    <w:p/>
-    <w:p/>
-    <w:p/>
-    <w:p/>
-    <w:p>
-      <w:pPr>
-        <w:pStyle w:val="berschrift1"/>
-        <w:numPr>
-          <w:ilvl w:val="1"/>
-          <w:numId w:val="7"/>
-        </w:numPr>
-      </w:pPr>
-      <w:bookmarkStart w:id="4" w:name="_Toc229042543"/>
-      <w:r>
-        <w:lastRenderedPageBreak/>
-        <w:t>Abbildungsverzeichnis</w:t>
-      </w:r>
-      <w:bookmarkEnd w:id="4"/>
-    </w:p>
-    <w:p>
-      <w:pPr>
-        <w:pStyle w:val="Abbildungsverzeichnis"/>
-        <w:tabs>
-          <w:tab w:val="right" w:leader="dot" w:pos="9061"/>
-        </w:tabs>
-        <w:rPr>
-          <w:noProof/>
-        </w:rPr>
-      </w:pPr>
-      <w:r>
-        <w:fldChar w:fldCharType="begin"/>
-      </w:r>
-      <w:r>
-        <w:instrText xml:space="preserve"> TOC \h \z \c "Abbildung" </w:instrText>
-      </w:r>
-      <w:r>
-        <w:fldChar w:fldCharType="separate"/>
-      </w:r>
-      <w:hyperlink w:anchor="_Toc226373636" w:history="1">
-        <w:r>
-          <w:rPr>
-            <w:rStyle w:val="Hyperlink"/>
-            <w:noProof/>
-          </w:rPr>
-          <w:t>Abbildung 1 Text Fabel: Die Grille und die Ameise</w:t>
-        </w:r>
-        <w:r>
-          <w:rPr>
-            <w:noProof/>
-            <w:webHidden/>
-          </w:rPr>
-          <w:tab/>
-        </w:r>
-        <w:r>
-          <w:rPr>
-            <w:noProof/>
-            <w:webHidden/>
-          </w:rPr>
-          <w:fldChar w:fldCharType="begin"/>
-        </w:r>
-        <w:r>
-          <w:rPr>
-            <w:noProof/>
-            <w:webHidden/>
-          </w:rPr>
-          <w:instrText xml:space="preserve"> PAGEREF _Toc226373636 \h </w:instrText>
-        </w:r>
-        <w:r>
-          <w:rPr>
-            <w:noProof/>
-            <w:webHidden/>
-          </w:rPr>
-        </w:r>
-        <w:r>
-          <w:rPr>
-            <w:noProof/>
-            <w:webHidden/>
-          </w:rPr>
-          <w:fldChar w:fldCharType="separate"/>
-        </w:r>
-        <w:r>
-          <w:rPr>
-            <w:noProof/>
-            <w:webHidden/>
-          </w:rPr>
-          <w:t>4</w:t>
-        </w:r>
-        <w:r>
-          <w:rPr>
-            <w:noProof/>
-            <w:webHidden/>
-          </w:rPr>
-          <w:fldChar w:fldCharType="end"/>
-        </w:r>
-      </w:hyperlink>
-    </w:p>
-    <w:p>
-      <w:pPr>
-        <w:pStyle w:val="Abbildungsverzeichnis"/>
-        <w:tabs>
-          <w:tab w:val="right" w:leader="dot" w:pos="9061"/>
-        </w:tabs>
-        <w:rPr>
-          <w:noProof/>
-        </w:rPr>
-      </w:pPr>
-      <w:hyperlink w:anchor="_Toc226373637" w:history="1">
-        <w:r>
-          <w:rPr>
-            <w:rStyle w:val="Hyperlink"/>
-            <w:noProof/>
-          </w:rPr>
-          <w:t>Abbildung 2 Begriffsnetz</w:t>
-        </w:r>
-        <w:r>
-          <w:rPr>
-            <w:noProof/>
-            <w:webHidden/>
-          </w:rPr>
-          <w:tab/>
-        </w:r>
-        <w:r>
-          <w:rPr>
-            <w:noProof/>
-            <w:webHidden/>
-          </w:rPr>
-          <w:fldChar w:fldCharType="begin"/>
-        </w:r>
-        <w:r>
-          <w:rPr>
-            <w:noProof/>
-            <w:webHidden/>
-          </w:rPr>
-          <w:instrText xml:space="preserve"> PAGEREF _Toc226373637 \h </w:instrText>
-        </w:r>
-        <w:r>
-          <w:rPr>
-            <w:noProof/>
-            <w:webHidden/>
-          </w:rPr>
-        </w:r>
-        <w:r>
-          <w:rPr>
-            <w:noProof/>
-            <w:webHidden/>
-          </w:rPr>
-          <w:fldChar w:fldCharType="separate"/>
-        </w:r>
-        <w:r>
-          <w:rPr>
-            <w:noProof/>
-            <w:webHidden/>
-          </w:rPr>
-          <w:t>6</w:t>
-        </w:r>
-        <w:r>
-          <w:rPr>
-            <w:noProof/>
-            <w:webHidden/>
-          </w:rPr>
-          <w:fldChar w:fldCharType="end"/>
-        </w:r>
-      </w:hyperlink>
-    </w:p>
-    <w:p>
-      <w:pPr>
-        <w:pStyle w:val="Abbildungsverzeichnis"/>
-        <w:tabs>
-          <w:tab w:val="right" w:leader="dot" w:pos="9061"/>
-        </w:tabs>
-        <w:rPr>
-          <w:noProof/>
-        </w:rPr>
-      </w:pPr>
-      <w:hyperlink w:anchor="_Toc226373638" w:history="1">
-        <w:r>
-          <w:rPr>
-            <w:rStyle w:val="Hyperlink"/>
-            <w:noProof/>
-          </w:rPr>
-          <w:t>Abbildung 3 Diagramm Vergleich: Spar- und Spassfranken</w:t>
-        </w:r>
-        <w:r>
-          <w:rPr>
-            <w:noProof/>
-            <w:webHidden/>
-          </w:rPr>
-          <w:tab/>
-        </w:r>
-        <w:r>
-          <w:rPr>
-            <w:noProof/>
-            <w:webHidden/>
-          </w:rPr>
-          <w:fldChar w:fldCharType="begin"/>
-        </w:r>
-        <w:r>
-          <w:rPr>
-            <w:noProof/>
-            <w:webHidden/>
-          </w:rPr>
-          <w:instrText xml:space="preserve"> PAGEREF _Toc226373638 \h </w:instrText>
-        </w:r>
-        <w:r>
-          <w:rPr>
-            <w:noProof/>
-            <w:webHidden/>
-          </w:rPr>
-        </w:r>
-        <w:r>
-          <w:rPr>
-            <w:noProof/>
-            <w:webHidden/>
-          </w:rPr>
-          <w:fldChar w:fldCharType="separate"/>
-        </w:r>
-        <w:r>
-          <w:rPr>
-            <w:noProof/>
-            <w:webHidden/>
-          </w:rPr>
-          <w:t>8</w:t>
-        </w:r>
-        <w:r>
-          <w:rPr>
-            <w:noProof/>
-            <w:webHidden/>
-          </w:rPr>
-          <w:fldChar w:fldCharType="end"/>
-        </w:r>
-      </w:hyperlink>
-    </w:p>
-    <w:p>
-      <w:pPr>
-        <w:pStyle w:val="Abbildungsverzeichnis"/>
-        <w:tabs>
-          <w:tab w:val="right" w:leader="dot" w:pos="9061"/>
-        </w:tabs>
-        <w:rPr>
-          <w:noProof/>
-        </w:rPr>
-      </w:pPr>
-      <w:hyperlink w:anchor="_Toc226373639" w:history="1">
-        <w:r>
-          <w:rPr>
-            <w:rStyle w:val="Hyperlink"/>
-            <w:noProof/>
-          </w:rPr>
-          <w:t>Abbildung 4  Diagramm Vergleich: Einnahmen und Ausgaben</w:t>
-        </w:r>
-        <w:r>
-          <w:rPr>
-            <w:noProof/>
-            <w:webHidden/>
-          </w:rPr>
-          <w:tab/>
-        </w:r>
-        <w:r>
-          <w:rPr>
-            <w:noProof/>
-            <w:webHidden/>
-          </w:rPr>
-          <w:fldChar w:fldCharType="begin"/>
-        </w:r>
-        <w:r>
-          <w:rPr>
-            <w:noProof/>
-            <w:webHidden/>
-          </w:rPr>
-          <w:instrText xml:space="preserve"> PAGEREF _Toc226373639 \h </w:instrText>
-        </w:r>
-        <w:r>
-          <w:rPr>
-            <w:noProof/>
-            <w:webHidden/>
-          </w:rPr>
-        </w:r>
-        <w:r>
-          <w:rPr>
-            <w:noProof/>
-            <w:webHidden/>
-          </w:rPr>
-          <w:fldChar w:fldCharType="separate"/>
-        </w:r>
-        <w:r>
-          <w:rPr>
-            <w:noProof/>
-            <w:webHidden/>
-          </w:rPr>
-          <w:t>9</w:t>
-        </w:r>
-        <w:r>
-          <w:rPr>
-            <w:noProof/>
-            <w:webHidden/>
-          </w:rPr>
-          <w:fldChar w:fldCharType="end"/>
-        </w:r>
-      </w:hyperlink>
-    </w:p>
-    <w:p>
-      <w:pPr>
-        <w:pStyle w:val="Abbildungsverzeichnis"/>
-        <w:tabs>
-          <w:tab w:val="right" w:leader="dot" w:pos="9061"/>
-        </w:tabs>
-        <w:rPr>
-          <w:noProof/>
-        </w:rPr>
-      </w:pPr>
-      <w:hyperlink w:anchor="_Toc226373640" w:history="1">
-        <w:r>
-          <w:rPr>
-            <w:rStyle w:val="Hyperlink"/>
-            <w:noProof/>
-          </w:rPr>
-          <w:t>Abbildung 5  Diagramm Vergleich: Fix und Variable Kosten</w:t>
-        </w:r>
-        <w:r>
-          <w:rPr>
-            <w:noProof/>
-            <w:webHidden/>
-          </w:rPr>
-          <w:tab/>
-        </w:r>
-        <w:r>
-          <w:rPr>
-            <w:noProof/>
-            <w:webHidden/>
-          </w:rPr>
-          <w:fldChar w:fldCharType="begin"/>
-        </w:r>
-        <w:r>
-          <w:rPr>
-            <w:noProof/>
-            <w:webHidden/>
-          </w:rPr>
-          <w:instrText xml:space="preserve"> PAGEREF _Toc226373640 \h </w:instrText>
-        </w:r>
-        <w:r>
-          <w:rPr>
-            <w:noProof/>
-            <w:webHidden/>
-          </w:rPr>
-        </w:r>
-        <w:r>
-          <w:rPr>
-            <w:noProof/>
-            <w:webHidden/>
-          </w:rPr>
-          <w:fldChar w:fldCharType="separate"/>
-        </w:r>
-        <w:r>
-          <w:rPr>
-            <w:noProof/>
-            <w:webHidden/>
-          </w:rPr>
-          <w:t>9</w:t>
-        </w:r>
-        <w:r>
-          <w:rPr>
-            <w:noProof/>
-            <w:webHidden/>
-          </w:rPr>
-          <w:fldChar w:fldCharType="end"/>
-        </w:r>
-      </w:hyperlink>
-    </w:p>
-    <w:p>
-      <w:pPr>
-        <w:pStyle w:val="Abbildungsverzeichnis"/>
-        <w:tabs>
-          <w:tab w:val="right" w:leader="dot" w:pos="9061"/>
-        </w:tabs>
-        <w:rPr>
-          <w:noProof/>
-        </w:rPr>
-      </w:pPr>
-      <w:hyperlink w:anchor="_Toc226373641" w:history="1">
-        <w:r>
-          <w:rPr>
-            <w:rStyle w:val="Hyperlink"/>
-            <w:noProof/>
-          </w:rPr>
-          <w:t>Abbildung 6  Diagramm Vergleich: Kosten Hobby und Privat</w:t>
-        </w:r>
-        <w:r>
-          <w:rPr>
-            <w:noProof/>
-            <w:webHidden/>
-          </w:rPr>
-          <w:tab/>
-        </w:r>
-        <w:r>
-          <w:rPr>
-            <w:noProof/>
-            <w:webHidden/>
-          </w:rPr>
-          <w:fldChar w:fldCharType="begin"/>
-        </w:r>
-        <w:r>
-          <w:rPr>
-            <w:noProof/>
-            <w:webHidden/>
-          </w:rPr>
-          <w:instrText xml:space="preserve"> PAGEREF _Toc226373641 \h </w:instrText>
-        </w:r>
-        <w:r>
-          <w:rPr>
-            <w:noProof/>
-            <w:webHidden/>
-          </w:rPr>
-        </w:r>
-        <w:r>
-          <w:rPr>
-            <w:noProof/>
-            <w:webHidden/>
-          </w:rPr>
-          <w:fldChar w:fldCharType="separate"/>
-        </w:r>
-        <w:r>
-          <w:rPr>
-            <w:noProof/>
-            <w:webHidden/>
-          </w:rPr>
-          <w:t>10</w:t>
-        </w:r>
-        <w:r>
-          <w:rPr>
-            <w:noProof/>
-            <w:webHidden/>
-          </w:rPr>
-          <w:fldChar w:fldCharType="end"/>
-        </w:r>
-      </w:hyperlink>
-    </w:p>
-    <w:p>
-      <w:pPr>
-        <w:pStyle w:val="Abbildungsverzeichnis"/>
-        <w:tabs>
-          <w:tab w:val="right" w:leader="dot" w:pos="9061"/>
-        </w:tabs>
-        <w:rPr>
-          <w:noProof/>
-        </w:rPr>
-      </w:pPr>
-      <w:hyperlink w:anchor="_Toc226373642" w:history="1">
-        <w:r>
-          <w:rPr>
-            <w:rStyle w:val="Hyperlink"/>
-            <w:noProof/>
-          </w:rPr>
-          <w:t>Abbildung 7 Diagramm: Kosten die meine Eltern tragen</w:t>
-        </w:r>
-        <w:r>
-          <w:rPr>
-            <w:noProof/>
-            <w:webHidden/>
-          </w:rPr>
-          <w:tab/>
-        </w:r>
-        <w:r>
-          <w:rPr>
-            <w:noProof/>
-            <w:webHidden/>
-          </w:rPr>
-          <w:fldChar w:fldCharType="begin"/>
-        </w:r>
-        <w:r>
-          <w:rPr>
-            <w:noProof/>
-            <w:webHidden/>
-          </w:rPr>
-          <w:instrText xml:space="preserve"> PAGEREF _Toc226373642 \h </w:instrText>
-        </w:r>
-        <w:r>
-          <w:rPr>
-            <w:noProof/>
-            <w:webHidden/>
-          </w:rPr>
-        </w:r>
-        <w:r>
-          <w:rPr>
-            <w:noProof/>
-            <w:webHidden/>
-          </w:rPr>
-          <w:fldChar w:fldCharType="separate"/>
-        </w:r>
-        <w:r>
-          <w:rPr>
-            <w:noProof/>
-            <w:webHidden/>
-          </w:rPr>
-          <w:t>11</w:t>
-        </w:r>
-        <w:r>
-          <w:rPr>
-            <w:noProof/>
-            <w:webHidden/>
-          </w:rPr>
-          <w:fldChar w:fldCharType="end"/>
-        </w:r>
-      </w:hyperlink>
-    </w:p>
-    <w:p>
-      <w:pPr>
-        <w:pStyle w:val="Abbildungsverzeichnis"/>
-        <w:tabs>
-          <w:tab w:val="right" w:leader="dot" w:pos="9061"/>
-        </w:tabs>
-        <w:rPr>
-          <w:noProof/>
-        </w:rPr>
-      </w:pPr>
-      <w:hyperlink w:anchor="_Toc226373643" w:history="1">
-        <w:r>
-          <w:rPr>
-            <w:rStyle w:val="Hyperlink"/>
-            <w:noProof/>
-          </w:rPr>
-          <w:t>Abbildung 8 Screenshot Dauerauftrag Raiffeisen</w:t>
-        </w:r>
-        <w:r>
-          <w:rPr>
-            <w:noProof/>
-            <w:webHidden/>
-          </w:rPr>
-          <w:tab/>
-        </w:r>
-        <w:r>
-          <w:rPr>
-            <w:noProof/>
-            <w:webHidden/>
-          </w:rPr>
-          <w:fldChar w:fldCharType="begin"/>
-        </w:r>
-        <w:r>
-          <w:rPr>
-            <w:noProof/>
-            <w:webHidden/>
-          </w:rPr>
-          <w:instrText xml:space="preserve"> PAGEREF _Toc226373643 \h </w:instrText>
-        </w:r>
-        <w:r>
-          <w:rPr>
-            <w:noProof/>
-            <w:webHidden/>
-          </w:rPr>
-        </w:r>
-        <w:r>
-          <w:rPr>
-            <w:noProof/>
-            <w:webHidden/>
-          </w:rPr>
-          <w:fldChar w:fldCharType="separate"/>
-        </w:r>
-        <w:r>
-          <w:rPr>
-            <w:noProof/>
-            <w:webHidden/>
-          </w:rPr>
-          <w:t>12</w:t>
-        </w:r>
-        <w:r>
-          <w:rPr>
-            <w:noProof/>
-            <w:webHidden/>
-          </w:rPr>
-          <w:fldChar w:fldCharType="end"/>
-        </w:r>
-      </w:hyperlink>
-    </w:p>
-    <w:p>
-      <w:pPr>
-        <w:pStyle w:val="Abbildungsverzeichnis"/>
-        <w:tabs>
-          <w:tab w:val="right" w:leader="dot" w:pos="9061"/>
-        </w:tabs>
-        <w:rPr>
-          <w:noProof/>
-        </w:rPr>
-      </w:pPr>
-      <w:hyperlink w:anchor="_Toc226373644" w:history="1">
-        <w:r>
-          <w:rPr>
-            <w:rStyle w:val="Hyperlink"/>
-            <w:noProof/>
-          </w:rPr>
-          <w:t>Abbildung 9 Diagramm Budgetübersicht</w:t>
-        </w:r>
-        <w:r>
-          <w:rPr>
-            <w:noProof/>
-            <w:webHidden/>
-          </w:rPr>
-          <w:tab/>
-        </w:r>
-        <w:r>
-          <w:rPr>
-            <w:noProof/>
-            <w:webHidden/>
-          </w:rPr>
-          <w:fldChar w:fldCharType="begin"/>
-        </w:r>
-        <w:r>
-          <w:rPr>
-            <w:noProof/>
-            <w:webHidden/>
-          </w:rPr>
-          <w:instrText xml:space="preserve"> PAGEREF _Toc226373644 \h </w:instrText>
-        </w:r>
-        <w:r>
-          <w:rPr>
-            <w:noProof/>
-            <w:webHidden/>
-          </w:rPr>
-        </w:r>
-        <w:r>
-          <w:rPr>
-            <w:noProof/>
-            <w:webHidden/>
-          </w:rPr>
-          <w:fldChar w:fldCharType="separate"/>
-        </w:r>
-        <w:r>
-          <w:rPr>
-            <w:noProof/>
-            <w:webHidden/>
-          </w:rPr>
-          <w:t>12</w:t>
-        </w:r>
-        <w:r>
-          <w:rPr>
-            <w:noProof/>
-            <w:webHidden/>
-          </w:rPr>
-          <w:fldChar w:fldCharType="end"/>
-        </w:r>
-      </w:hyperlink>
-    </w:p>
-    <w:p>
-      <w:pPr>
-        <w:pStyle w:val="Abbildungsverzeichnis"/>
-        <w:tabs>
-          <w:tab w:val="right" w:leader="dot" w:pos="9061"/>
-        </w:tabs>
-        <w:rPr>
-          <w:noProof/>
-        </w:rPr>
-      </w:pPr>
-      <w:hyperlink w:anchor="_Toc226373645" w:history="1">
-        <w:r>
-          <w:rPr>
-            <w:rStyle w:val="Hyperlink"/>
-            <w:noProof/>
-          </w:rPr>
-          <w:t>Abbildung 10 Grafik des Wirtschaftskreislaufs</w:t>
-        </w:r>
-        <w:r>
-          <w:rPr>
-            <w:noProof/>
-            <w:webHidden/>
-          </w:rPr>
-          <w:tab/>
-        </w:r>
-        <w:r>
-          <w:rPr>
-            <w:noProof/>
-            <w:webHidden/>
-          </w:rPr>
-          <w:fldChar w:fldCharType="begin"/>
-        </w:r>
-        <w:r>
-          <w:rPr>
-            <w:noProof/>
-            <w:webHidden/>
-          </w:rPr>
-          <w:instrText xml:space="preserve"> PAGEREF _Toc226373645 \h </w:instrText>
-        </w:r>
-        <w:r>
-          <w:rPr>
-            <w:noProof/>
-            <w:webHidden/>
-          </w:rPr>
-        </w:r>
-        <w:r>
-          <w:rPr>
-            <w:noProof/>
-            <w:webHidden/>
-          </w:rPr>
-          <w:fldChar w:fldCharType="separate"/>
-        </w:r>
-        <w:r>
-          <w:rPr>
-            <w:noProof/>
-            <w:webHidden/>
-          </w:rPr>
-          <w:t>14</w:t>
-        </w:r>
-        <w:r>
-          <w:rPr>
-            <w:noProof/>
-            <w:webHidden/>
-          </w:rPr>
-          <w:fldChar w:fldCharType="end"/>
-        </w:r>
-      </w:hyperlink>
-    </w:p>
-    <w:p>
-      <w:pPr>
-        <w:pStyle w:val="Listenabsatz"/>
-        <w:ind w:left="1080"/>
-      </w:pPr>
-      <w:r>
-        <w:fldChar w:fldCharType="end"/>
-      </w:r>
-    </w:p>
-    <w:p>
-      <w:pPr>
-        <w:rPr>
-          <w:rFonts w:asciiTheme="majorHAnsi" w:eastAsiaTheme="majorEastAsia" w:hAnsiTheme="majorHAnsi" w:cstheme="majorBidi"/>
-          <w:color w:val="0F4761" w:themeColor="accent1" w:themeShade="BF"/>
-          <w:sz w:val="40"/>
-          <w:szCs w:val="40"/>
-        </w:rPr>
-      </w:pPr>
-      <w:r>
-        <w:br w:type="page"/>
-      </w:r>
-    </w:p>
-    <w:p>
-      <w:pPr>
-        <w:pStyle w:val="berschrift1"/>
-        <w:numPr>
-          <w:ilvl w:val="0"/>
-          <w:numId w:val="7"/>
-        </w:numPr>
-      </w:pPr>
-      <w:bookmarkStart w:id="5" w:name="_Toc229042544"/>
-      <w:r>
-        <w:lastRenderedPageBreak/>
-        <w:t>Quellenverzeichnis</w:t>
-      </w:r>
-      <w:bookmarkEnd w:id="5"/>
-    </w:p>
-    <w:p>
-      <w:r>
-        <w:t>Hier kommen die Quellen</w:t>
-      </w:r>
-    </w:p>
-    <w:p/>
-    <w:p/>
-    <w:p/>
-    <w:p/>
-    <w:p/>
-    <w:p/>
-    <w:p/>
-    <w:p/>
-    <w:p/>
-    <w:p/>
-    <w:p/>
-    <w:p/>
-    <w:p/>
-    <w:p/>
-    <w:p/>
-    <w:p/>
-    <w:p/>
-    <w:p/>
-    <w:p/>
-    <w:p/>
-    <w:p/>
-    <w:p/>
-    <w:p/>
-    <w:p/>
-    <w:p>
-      <w:pPr>
-        <w:rPr>
-          <w:rFonts w:asciiTheme="majorHAnsi" w:eastAsiaTheme="majorEastAsia" w:hAnsiTheme="majorHAnsi" w:cstheme="majorBidi"/>
-          <w:color w:val="0F4761" w:themeColor="accent1" w:themeShade="BF"/>
-          <w:sz w:val="40"/>
-          <w:szCs w:val="40"/>
-        </w:rPr>
-      </w:pPr>
-      <w:r>
-        <w:br w:type="page"/>
-      </w:r>
-    </w:p>
-    <w:p>
-      <w:pPr>
-        <w:pStyle w:val="berschrift1"/>
-        <w:numPr>
-          <w:ilvl w:val="0"/>
-          <w:numId w:val="7"/>
-        </w:numPr>
-      </w:pPr>
-      <w:bookmarkStart w:id="6" w:name="_Toc229042545"/>
-      <w:r>
-        <w:lastRenderedPageBreak/>
-        <w:t>Anhang</w:t>
-      </w:r>
-      <w:bookmarkEnd w:id="6"/>
-    </w:p>
-    <w:p>
-      <w:r>
-        <w:t>Kein Anhang.</w:t>
-      </w:r>
-    </w:p>
     <w:sectPr>
+      <w:headerReference w:type="even" r:id="rId8"/>
       <w:headerReference w:type="default" r:id="rId9"/>
-      <w:footerReference w:type="default" r:id="rId10"/>
+      <w:footerReference w:type="even" r:id="rId10"/>
+      <w:footerReference w:type="default" r:id="rId11"/>
+      <w:headerReference w:type="first" r:id="rId12"/>
+      <w:footerReference w:type="first" r:id="rId13"/>
       <w:pgSz w:w="11906" w:h="16838"/>
       <w:pgMar w:top="1418" w:right="1134" w:bottom="1418" w:left="1701" w:header="709" w:footer="709" w:gutter="0"/>
       <w:cols w:space="708"/>
@@ -1919,8 +2735,21 @@
 
 <file path=word/footer1.xml><?xml version="1.0" encoding="utf-8"?>
 <w:ftr xmlns:wpc="http://schemas.microsoft.com/office/word/2010/wordprocessingCanvas" xmlns:cx="http://schemas.microsoft.com/office/drawing/2014/chartex" xmlns:cx1="http://schemas.microsoft.com/office/drawing/2015/9/8/chartex" xmlns:cx2="http://schemas.microsoft.com/office/drawing/2015/10/21/chartex" xmlns:cx3="http://schemas.microsoft.com/office/drawing/2016/5/9/chartex" xmlns:cx4="http://schemas.microsoft.com/office/drawing/2016/5/10/chartex" xmlns:cx5="http://schemas.microsoft.com/office/drawing/2016/5/11/chartex" xmlns:cx6="http://schemas.microsoft.com/office/drawing/2016/5/12/chartex" xmlns:cx7="http://schemas.microsoft.com/office/drawing/2016/5/13/chartex" xmlns:cx8="http://schemas.microsoft.com/office/drawing/2016/5/14/chartex" xmlns:mc="http://schemas.openxmlformats.org/markup-compatibility/2006" xmlns:aink="http://schemas.microsoft.com/office/drawing/2016/ink" xmlns:am3d="http://schemas.microsoft.com/office/drawing/2017/model3d" xmlns:o="urn:schemas-microsoft-com:office:office" xmlns:oel="http://schemas.microsoft.com/office/2019/extlst" xmlns:r="http://schemas.openxmlformats.org/officeDocument/2006/relationships" xmlns:m="http://schemas.openxmlformats.org/officeDocument/2006/math" xmlns:v="urn:schemas-microsoft-com:vml" xmlns:wp14="http://schemas.microsoft.com/office/word/2010/wordprocessingDrawing" xmlns:wp="http://schemas.openxmlformats.org/drawingml/2006/wordprocessingDrawing" xmlns:w10="urn:schemas-microsoft-com:office:word" xmlns:w="http://schemas.openxmlformats.org/wordprocessingml/2006/main" xmlns:w14="http://schemas.microsoft.com/office/word/2010/wordml" xmlns:w15="http://schemas.microsoft.com/office/word/2012/wordml" xmlns:w16cex="http://schemas.microsoft.com/office/word/2018/wordml/cex" xmlns:w16cid="http://schemas.microsoft.com/office/word/2016/wordml/cid" xmlns:w16="http://schemas.microsoft.com/office/word/2018/wordml" xmlns:w16du="http://schemas.microsoft.com/office/word/2023/wordml/word16du" xmlns:w16sdtdh="http://schemas.microsoft.com/office/word/2020/wordml/sdtdatahash" xmlns:w16sdtfl="http://schemas.microsoft.com/office/word/2024/wordml/sdtformatlock" xmlns:w16se="http://schemas.microsoft.com/office/word/2015/wordml/symex" xmlns:wpg="http://schemas.microsoft.com/office/word/2010/wordprocessingGroup" xmlns:wpi="http://schemas.microsoft.com/office/word/2010/wordprocessingInk" xmlns:wne="http://schemas.microsoft.com/office/word/2006/wordml" xmlns:wps="http://schemas.microsoft.com/office/word/2010/wordprocessingShape" mc:Ignorable="w14 w15 w16se w16cid w16 w16cex w16sdtdh w16sdtfl w16du wp14">
+  <w:p>
+    <w:pPr>
+      <w:pStyle w:val="Fuzeile"/>
+    </w:pPr>
+  </w:p>
+</w:ftr>
+</file>
+
+<file path=word/footer2.xml><?xml version="1.0" encoding="utf-8"?>
+<w:ftr xmlns:wpc="http://schemas.microsoft.com/office/word/2010/wordprocessingCanvas" xmlns:cx="http://schemas.microsoft.com/office/drawing/2014/chartex" xmlns:cx1="http://schemas.microsoft.com/office/drawing/2015/9/8/chartex" xmlns:cx2="http://schemas.microsoft.com/office/drawing/2015/10/21/chartex" xmlns:cx3="http://schemas.microsoft.com/office/drawing/2016/5/9/chartex" xmlns:cx4="http://schemas.microsoft.com/office/drawing/2016/5/10/chartex" xmlns:cx5="http://schemas.microsoft.com/office/drawing/2016/5/11/chartex" xmlns:cx6="http://schemas.microsoft.com/office/drawing/2016/5/12/chartex" xmlns:cx7="http://schemas.microsoft.com/office/drawing/2016/5/13/chartex" xmlns:cx8="http://schemas.microsoft.com/office/drawing/2016/5/14/chartex" xmlns:mc="http://schemas.openxmlformats.org/markup-compatibility/2006" xmlns:aink="http://schemas.microsoft.com/office/drawing/2016/ink" xmlns:am3d="http://schemas.microsoft.com/office/drawing/2017/model3d" xmlns:o="urn:schemas-microsoft-com:office:office" xmlns:oel="http://schemas.microsoft.com/office/2019/extlst" xmlns:r="http://schemas.openxmlformats.org/officeDocument/2006/relationships" xmlns:m="http://schemas.openxmlformats.org/officeDocument/2006/math" xmlns:v="urn:schemas-microsoft-com:vml" xmlns:wp14="http://schemas.microsoft.com/office/word/2010/wordprocessingDrawing" xmlns:wp="http://schemas.openxmlformats.org/drawingml/2006/wordprocessingDrawing" xmlns:w10="urn:schemas-microsoft-com:office:word" xmlns:w="http://schemas.openxmlformats.org/wordprocessingml/2006/main" xmlns:w14="http://schemas.microsoft.com/office/word/2010/wordml" xmlns:w15="http://schemas.microsoft.com/office/word/2012/wordml" xmlns:w16cex="http://schemas.microsoft.com/office/word/2018/wordml/cex" xmlns:w16cid="http://schemas.microsoft.com/office/word/2016/wordml/cid" xmlns:w16="http://schemas.microsoft.com/office/word/2018/wordml" xmlns:w16du="http://schemas.microsoft.com/office/word/2023/wordml/word16du" xmlns:w16sdtdh="http://schemas.microsoft.com/office/word/2020/wordml/sdtdatahash" xmlns:w16sdtfl="http://schemas.microsoft.com/office/word/2024/wordml/sdtformatlock" xmlns:w16se="http://schemas.microsoft.com/office/word/2015/wordml/symex" xmlns:wpg="http://schemas.microsoft.com/office/word/2010/wordprocessingGroup" xmlns:wpi="http://schemas.microsoft.com/office/word/2010/wordprocessingInk" xmlns:wne="http://schemas.microsoft.com/office/word/2006/wordml" xmlns:wps="http://schemas.microsoft.com/office/word/2010/wordprocessingShape" mc:Ignorable="w14 w15 w16se w16cid w16 w16cex w16sdtdh w16sdtfl w16du wp14">
   <w:sdt>
     <w:sdtPr>
+      <w:rPr>
+        <w:color w:val="3D2817"/>
+      </w:rPr>
       <w:id w:val="-1163309974"/>
       <w:docPartObj>
         <w:docPartGallery w:val="Page Numbers (Bottom of Page)"/>
@@ -1933,28 +2762,57 @@
         <w:pPr>
           <w:pStyle w:val="Fuzeile"/>
           <w:jc w:val="right"/>
+          <w:rPr>
+            <w:color w:val="3D2817"/>
+          </w:rPr>
         </w:pPr>
         <w:r>
+          <w:rPr>
+            <w:color w:val="3D2817"/>
+          </w:rPr>
           <w:fldChar w:fldCharType="begin"/>
         </w:r>
         <w:r>
+          <w:rPr>
+            <w:color w:val="3D2817"/>
+          </w:rPr>
           <w:instrText>PAGE   \* MERGEFORMAT</w:instrText>
         </w:r>
         <w:r>
+          <w:rPr>
+            <w:color w:val="3D2817"/>
+          </w:rPr>
           <w:fldChar w:fldCharType="separate"/>
         </w:r>
         <w:r>
           <w:rPr>
+            <w:color w:val="3D2817"/>
             <w:lang w:val="de-DE"/>
           </w:rPr>
           <w:t>2</w:t>
         </w:r>
         <w:r>
+          <w:rPr>
+            <w:color w:val="3D2817"/>
+          </w:rPr>
           <w:fldChar w:fldCharType="end"/>
         </w:r>
       </w:p>
     </w:sdtContent>
   </w:sdt>
+  <w:p>
+    <w:pPr>
+      <w:pStyle w:val="Fuzeile"/>
+      <w:rPr>
+        <w:color w:val="3D2817"/>
+      </w:rPr>
+    </w:pPr>
+  </w:p>
+</w:ftr>
+</file>
+
+<file path=word/footer3.xml><?xml version="1.0" encoding="utf-8"?>
+<w:ftr xmlns:wpc="http://schemas.microsoft.com/office/word/2010/wordprocessingCanvas" xmlns:cx="http://schemas.microsoft.com/office/drawing/2014/chartex" xmlns:cx1="http://schemas.microsoft.com/office/drawing/2015/9/8/chartex" xmlns:cx2="http://schemas.microsoft.com/office/drawing/2015/10/21/chartex" xmlns:cx3="http://schemas.microsoft.com/office/drawing/2016/5/9/chartex" xmlns:cx4="http://schemas.microsoft.com/office/drawing/2016/5/10/chartex" xmlns:cx5="http://schemas.microsoft.com/office/drawing/2016/5/11/chartex" xmlns:cx6="http://schemas.microsoft.com/office/drawing/2016/5/12/chartex" xmlns:cx7="http://schemas.microsoft.com/office/drawing/2016/5/13/chartex" xmlns:cx8="http://schemas.microsoft.com/office/drawing/2016/5/14/chartex" xmlns:mc="http://schemas.openxmlformats.org/markup-compatibility/2006" xmlns:aink="http://schemas.microsoft.com/office/drawing/2016/ink" xmlns:am3d="http://schemas.microsoft.com/office/drawing/2017/model3d" xmlns:o="urn:schemas-microsoft-com:office:office" xmlns:oel="http://schemas.microsoft.com/office/2019/extlst" xmlns:r="http://schemas.openxmlformats.org/officeDocument/2006/relationships" xmlns:m="http://schemas.openxmlformats.org/officeDocument/2006/math" xmlns:v="urn:schemas-microsoft-com:vml" xmlns:wp14="http://schemas.microsoft.com/office/word/2010/wordprocessingDrawing" xmlns:wp="http://schemas.openxmlformats.org/drawingml/2006/wordprocessingDrawing" xmlns:w10="urn:schemas-microsoft-com:office:word" xmlns:w="http://schemas.openxmlformats.org/wordprocessingml/2006/main" xmlns:w14="http://schemas.microsoft.com/office/word/2010/wordml" xmlns:w15="http://schemas.microsoft.com/office/word/2012/wordml" xmlns:w16cex="http://schemas.microsoft.com/office/word/2018/wordml/cex" xmlns:w16cid="http://schemas.microsoft.com/office/word/2016/wordml/cid" xmlns:w16="http://schemas.microsoft.com/office/word/2018/wordml" xmlns:w16du="http://schemas.microsoft.com/office/word/2023/wordml/word16du" xmlns:w16sdtdh="http://schemas.microsoft.com/office/word/2020/wordml/sdtdatahash" xmlns:w16sdtfl="http://schemas.microsoft.com/office/word/2024/wordml/sdtformatlock" xmlns:w16se="http://schemas.microsoft.com/office/word/2015/wordml/symex" xmlns:wpg="http://schemas.microsoft.com/office/word/2010/wordprocessingGroup" xmlns:wpi="http://schemas.microsoft.com/office/word/2010/wordprocessingInk" xmlns:wne="http://schemas.microsoft.com/office/word/2006/wordml" xmlns:wps="http://schemas.microsoft.com/office/word/2010/wordprocessingShape" mc:Ignorable="w14 w15 w16se w16cid w16 w16cex w16sdtdh w16sdtfl w16du wp14">
   <w:p>
     <w:pPr>
       <w:pStyle w:val="Fuzeile"/>
@@ -1994,24 +2852,53 @@
     <w:pPr>
       <w:pStyle w:val="Kopfzeile"/>
     </w:pPr>
+  </w:p>
+</w:hdr>
+</file>
+
+<file path=word/header2.xml><?xml version="1.0" encoding="utf-8"?>
+<w:hdr xmlns:wpc="http://schemas.microsoft.com/office/word/2010/wordprocessingCanvas" xmlns:cx="http://schemas.microsoft.com/office/drawing/2014/chartex" xmlns:cx1="http://schemas.microsoft.com/office/drawing/2015/9/8/chartex" xmlns:cx2="http://schemas.microsoft.com/office/drawing/2015/10/21/chartex" xmlns:cx3="http://schemas.microsoft.com/office/drawing/2016/5/9/chartex" xmlns:cx4="http://schemas.microsoft.com/office/drawing/2016/5/10/chartex" xmlns:cx5="http://schemas.microsoft.com/office/drawing/2016/5/11/chartex" xmlns:cx6="http://schemas.microsoft.com/office/drawing/2016/5/12/chartex" xmlns:cx7="http://schemas.microsoft.com/office/drawing/2016/5/13/chartex" xmlns:cx8="http://schemas.microsoft.com/office/drawing/2016/5/14/chartex" xmlns:mc="http://schemas.openxmlformats.org/markup-compatibility/2006" xmlns:aink="http://schemas.microsoft.com/office/drawing/2016/ink" xmlns:am3d="http://schemas.microsoft.com/office/drawing/2017/model3d" xmlns:o="urn:schemas-microsoft-com:office:office" xmlns:oel="http://schemas.microsoft.com/office/2019/extlst" xmlns:r="http://schemas.openxmlformats.org/officeDocument/2006/relationships" xmlns:m="http://schemas.openxmlformats.org/officeDocument/2006/math" xmlns:v="urn:schemas-microsoft-com:vml" xmlns:wp14="http://schemas.microsoft.com/office/word/2010/wordprocessingDrawing" xmlns:wp="http://schemas.openxmlformats.org/drawingml/2006/wordprocessingDrawing" xmlns:w10="urn:schemas-microsoft-com:office:word" xmlns:w="http://schemas.openxmlformats.org/wordprocessingml/2006/main" xmlns:w14="http://schemas.microsoft.com/office/word/2010/wordml" xmlns:w15="http://schemas.microsoft.com/office/word/2012/wordml" xmlns:w16cex="http://schemas.microsoft.com/office/word/2018/wordml/cex" xmlns:w16cid="http://schemas.microsoft.com/office/word/2016/wordml/cid" xmlns:w16="http://schemas.microsoft.com/office/word/2018/wordml" xmlns:w16du="http://schemas.microsoft.com/office/word/2023/wordml/word16du" xmlns:w16sdtdh="http://schemas.microsoft.com/office/word/2020/wordml/sdtdatahash" xmlns:w16sdtfl="http://schemas.microsoft.com/office/word/2024/wordml/sdtformatlock" xmlns:w16se="http://schemas.microsoft.com/office/word/2015/wordml/symex" xmlns:wpg="http://schemas.microsoft.com/office/word/2010/wordprocessingGroup" xmlns:wpi="http://schemas.microsoft.com/office/word/2010/wordprocessingInk" xmlns:wne="http://schemas.microsoft.com/office/word/2006/wordml" xmlns:wps="http://schemas.microsoft.com/office/word/2010/wordprocessingShape" mc:Ignorable="w14 w15 w16se w16cid w16 w16cex w16sdtdh w16sdtfl w16du wp14">
+  <w:p>
+    <w:pPr>
+      <w:pStyle w:val="Kopfzeile"/>
+      <w:rPr>
+        <w:color w:val="B85C38"/>
+      </w:rPr>
+    </w:pPr>
     <w:r>
-      <w:t>Fausch_</w:t>
+      <w:rPr>
+        <w:color w:val="B85C38"/>
+      </w:rPr>
+      <w:t>Fausch_Myroniuk_</w:t>
     </w:r>
     <w:r>
-      <w:t>Myroniu</w:t>
-    </w:r>
-    <w:r>
-      <w:t>k_</w:t>
-    </w:r>
-    <w:r>
+      <w:rPr>
+        <w:color w:val="B85C38"/>
+      </w:rPr>
       <w:t>Kurmann_MMa25al_M287</w:t>
     </w:r>
     <w:r>
+      <w:rPr>
+        <w:color w:val="B85C38"/>
+      </w:rPr>
       <w:tab/>
     </w:r>
     <w:r>
+      <w:rPr>
+        <w:color w:val="B85C38"/>
+      </w:rPr>
       <w:tab/>
     </w:r>
+  </w:p>
+</w:hdr>
+</file>
+
+<file path=word/header3.xml><?xml version="1.0" encoding="utf-8"?>
+<w:hdr xmlns:wpc="http://schemas.microsoft.com/office/word/2010/wordprocessingCanvas" xmlns:cx="http://schemas.microsoft.com/office/drawing/2014/chartex" xmlns:cx1="http://schemas.microsoft.com/office/drawing/2015/9/8/chartex" xmlns:cx2="http://schemas.microsoft.com/office/drawing/2015/10/21/chartex" xmlns:cx3="http://schemas.microsoft.com/office/drawing/2016/5/9/chartex" xmlns:cx4="http://schemas.microsoft.com/office/drawing/2016/5/10/chartex" xmlns:cx5="http://schemas.microsoft.com/office/drawing/2016/5/11/chartex" xmlns:cx6="http://schemas.microsoft.com/office/drawing/2016/5/12/chartex" xmlns:cx7="http://schemas.microsoft.com/office/drawing/2016/5/13/chartex" xmlns:cx8="http://schemas.microsoft.com/office/drawing/2016/5/14/chartex" xmlns:mc="http://schemas.openxmlformats.org/markup-compatibility/2006" xmlns:aink="http://schemas.microsoft.com/office/drawing/2016/ink" xmlns:am3d="http://schemas.microsoft.com/office/drawing/2017/model3d" xmlns:o="urn:schemas-microsoft-com:office:office" xmlns:oel="http://schemas.microsoft.com/office/2019/extlst" xmlns:r="http://schemas.openxmlformats.org/officeDocument/2006/relationships" xmlns:m="http://schemas.openxmlformats.org/officeDocument/2006/math" xmlns:v="urn:schemas-microsoft-com:vml" xmlns:wp14="http://schemas.microsoft.com/office/word/2010/wordprocessingDrawing" xmlns:wp="http://schemas.openxmlformats.org/drawingml/2006/wordprocessingDrawing" xmlns:w10="urn:schemas-microsoft-com:office:word" xmlns:w="http://schemas.openxmlformats.org/wordprocessingml/2006/main" xmlns:w14="http://schemas.microsoft.com/office/word/2010/wordml" xmlns:w15="http://schemas.microsoft.com/office/word/2012/wordml" xmlns:w16cex="http://schemas.microsoft.com/office/word/2018/wordml/cex" xmlns:w16cid="http://schemas.microsoft.com/office/word/2016/wordml/cid" xmlns:w16="http://schemas.microsoft.com/office/word/2018/wordml" xmlns:w16du="http://schemas.microsoft.com/office/word/2023/wordml/word16du" xmlns:w16sdtdh="http://schemas.microsoft.com/office/word/2020/wordml/sdtdatahash" xmlns:w16sdtfl="http://schemas.microsoft.com/office/word/2024/wordml/sdtformatlock" xmlns:w16se="http://schemas.microsoft.com/office/word/2015/wordml/symex" xmlns:wpg="http://schemas.microsoft.com/office/word/2010/wordprocessingGroup" xmlns:wpi="http://schemas.microsoft.com/office/word/2010/wordprocessingInk" xmlns:wne="http://schemas.microsoft.com/office/word/2006/wordml" xmlns:wps="http://schemas.microsoft.com/office/word/2010/wordprocessingShape" mc:Ignorable="w14 w15 w16se w16cid w16 w16cex w16sdtdh w16sdtfl w16du wp14">
+  <w:p>
+    <w:pPr>
+      <w:pStyle w:val="Kopfzeile"/>
+    </w:pPr>
   </w:p>
 </w:hdr>
 </file>
@@ -2019,6 +2906,24 @@
 <file path=word/numbering.xml><?xml version="1.0" encoding="utf-8"?>
 <w:numbering xmlns:wpc="http://schemas.microsoft.com/office/word/2010/wordprocessingCanvas" xmlns:cx="http://schemas.microsoft.com/office/drawing/2014/chartex" xmlns:cx1="http://schemas.microsoft.com/office/drawing/2015/9/8/chartex" xmlns:cx2="http://schemas.microsoft.com/office/drawing/2015/10/21/chartex" xmlns:cx3="http://schemas.microsoft.com/office/drawing/2016/5/9/chartex" xmlns:cx4="http://schemas.microsoft.com/office/drawing/2016/5/10/chartex" xmlns:cx5="http://schemas.microsoft.com/office/drawing/2016/5/11/chartex" xmlns:cx6="http://schemas.microsoft.com/office/drawing/2016/5/12/chartex" xmlns:cx7="http://schemas.microsoft.com/office/drawing/2016/5/13/chartex" xmlns:cx8="http://schemas.microsoft.com/office/drawing/2016/5/14/chartex" xmlns:mc="http://schemas.openxmlformats.org/markup-compatibility/2006" xmlns:aink="http://schemas.microsoft.com/office/drawing/2016/ink" xmlns:am3d="http://schemas.microsoft.com/office/drawing/2017/model3d" xmlns:o="urn:schemas-microsoft-com:office:office" xmlns:oel="http://schemas.microsoft.com/office/2019/extlst" xmlns:r="http://schemas.openxmlformats.org/officeDocument/2006/relationships" xmlns:m="http://schemas.openxmlformats.org/officeDocument/2006/math" xmlns:v="urn:schemas-microsoft-com:vml" xmlns:wp14="http://schemas.microsoft.com/office/word/2010/wordprocessingDrawing" xmlns:wp="http://schemas.openxmlformats.org/drawingml/2006/wordprocessingDrawing" xmlns:w10="urn:schemas-microsoft-com:office:word" xmlns:w="http://schemas.openxmlformats.org/wordprocessingml/2006/main" xmlns:w14="http://schemas.microsoft.com/office/word/2010/wordml" xmlns:w15="http://schemas.microsoft.com/office/word/2012/wordml" xmlns:w16cex="http://schemas.microsoft.com/office/word/2018/wordml/cex" xmlns:w16cid="http://schemas.microsoft.com/office/word/2016/wordml/cid" xmlns:w16="http://schemas.microsoft.com/office/word/2018/wordml" xmlns:w16du="http://schemas.microsoft.com/office/word/2023/wordml/word16du" xmlns:w16sdtdh="http://schemas.microsoft.com/office/word/2020/wordml/sdtdatahash" xmlns:w16sdtfl="http://schemas.microsoft.com/office/word/2024/wordml/sdtformatlock" xmlns:w16se="http://schemas.microsoft.com/office/word/2015/wordml/symex" xmlns:wpg="http://schemas.microsoft.com/office/word/2010/wordprocessingGroup" xmlns:wpi="http://schemas.microsoft.com/office/word/2010/wordprocessingInk" xmlns:wne="http://schemas.microsoft.com/office/word/2006/wordml" xmlns:wps="http://schemas.microsoft.com/office/word/2010/wordprocessingShape" mc:Ignorable="w14 w15 w16se w16cid w16 w16cex w16sdtdh w16sdtfl w16du wp14">
   <w:abstractNum w:abstractNumId="0" w15:restartNumberingAfterBreak="0">
+    <w:nsid w:val="FFFFFF88"/>
+    <w:multiLevelType w:val="singleLevel"/>
+    <w:tmpl w:val="1BB2CFEE"/>
+    <w:lvl w:ilvl="0">
+      <w:start w:val="1"/>
+      <w:numFmt w:val="decimal"/>
+      <w:pStyle w:val="Listennummer"/>
+      <w:lvlText w:val="%1."/>
+      <w:lvlJc w:val="left"/>
+      <w:pPr>
+        <w:tabs>
+          <w:tab w:val="num" w:pos="360"/>
+        </w:tabs>
+        <w:ind w:left="360" w:hanging="360"/>
+      </w:pPr>
+    </w:lvl>
+  </w:abstractNum>
+  <w:abstractNum w:abstractNumId="1" w15:restartNumberingAfterBreak="0">
     <w:nsid w:val="003B033B"/>
     <w:multiLevelType w:val="multilevel"/>
     <w:tmpl w:val="57AE258A"/>
@@ -2167,7 +3072,7 @@
       </w:rPr>
     </w:lvl>
   </w:abstractNum>
-  <w:abstractNum w:abstractNumId="1" w15:restartNumberingAfterBreak="0">
+  <w:abstractNum w:abstractNumId="2" w15:restartNumberingAfterBreak="0">
     <w:nsid w:val="248B2425"/>
     <w:multiLevelType w:val="hybridMultilevel"/>
     <w:tmpl w:val="75CC78A2"/>
@@ -2280,7 +3185,7 @@
       </w:rPr>
     </w:lvl>
   </w:abstractNum>
-  <w:abstractNum w:abstractNumId="2" w15:restartNumberingAfterBreak="0">
+  <w:abstractNum w:abstractNumId="3" w15:restartNumberingAfterBreak="0">
     <w:nsid w:val="24E350F0"/>
     <w:multiLevelType w:val="multilevel"/>
     <w:tmpl w:val="75DA8CE6"/>
@@ -2429,7 +3334,7 @@
       </w:rPr>
     </w:lvl>
   </w:abstractNum>
-  <w:abstractNum w:abstractNumId="3" w15:restartNumberingAfterBreak="0">
+  <w:abstractNum w:abstractNumId="4" w15:restartNumberingAfterBreak="0">
     <w:nsid w:val="313B665F"/>
     <w:multiLevelType w:val="multilevel"/>
     <w:tmpl w:val="3E383C7A"/>
@@ -2578,7 +3483,7 @@
       </w:rPr>
     </w:lvl>
   </w:abstractNum>
-  <w:abstractNum w:abstractNumId="4" w15:restartNumberingAfterBreak="0">
+  <w:abstractNum w:abstractNumId="5" w15:restartNumberingAfterBreak="0">
     <w:nsid w:val="328C5976"/>
     <w:multiLevelType w:val="hybridMultilevel"/>
     <w:tmpl w:val="E4981BBC"/>
@@ -2690,7 +3595,7 @@
       </w:rPr>
     </w:lvl>
   </w:abstractNum>
-  <w:abstractNum w:abstractNumId="5" w15:restartNumberingAfterBreak="0">
+  <w:abstractNum w:abstractNumId="6" w15:restartNumberingAfterBreak="0">
     <w:nsid w:val="3F782722"/>
     <w:multiLevelType w:val="multilevel"/>
     <w:tmpl w:val="73306780"/>
@@ -2811,7 +3716,7 @@
       </w:rPr>
     </w:lvl>
   </w:abstractNum>
-  <w:abstractNum w:abstractNumId="6" w15:restartNumberingAfterBreak="0">
+  <w:abstractNum w:abstractNumId="7" w15:restartNumberingAfterBreak="0">
     <w:nsid w:val="53E958B7"/>
     <w:multiLevelType w:val="multilevel"/>
     <w:tmpl w:val="473E7B68"/>
@@ -2960,7 +3865,7 @@
       </w:rPr>
     </w:lvl>
   </w:abstractNum>
-  <w:abstractNum w:abstractNumId="7" w15:restartNumberingAfterBreak="0">
+  <w:abstractNum w:abstractNumId="8" w15:restartNumberingAfterBreak="0">
     <w:nsid w:val="5B3D73FF"/>
     <w:multiLevelType w:val="multilevel"/>
     <w:tmpl w:val="8D184AB4"/>
@@ -3109,7 +4014,7 @@
       </w:rPr>
     </w:lvl>
   </w:abstractNum>
-  <w:abstractNum w:abstractNumId="8" w15:restartNumberingAfterBreak="0">
+  <w:abstractNum w:abstractNumId="9" w15:restartNumberingAfterBreak="0">
     <w:nsid w:val="79E222CC"/>
     <w:multiLevelType w:val="multilevel"/>
     <w:tmpl w:val="6FAEF724"/>
@@ -3259,31 +4164,34 @@
     </w:lvl>
   </w:abstractNum>
   <w:num w:numId="1" w16cid:durableId="741030274">
+    <w:abstractNumId w:val="8"/>
+  </w:num>
+  <w:num w:numId="2" w16cid:durableId="1827163983">
+    <w:abstractNumId w:val="9"/>
+  </w:num>
+  <w:num w:numId="3" w16cid:durableId="1717582411">
     <w:abstractNumId w:val="7"/>
   </w:num>
-  <w:num w:numId="2" w16cid:durableId="1827163983">
-    <w:abstractNumId w:val="8"/>
+  <w:num w:numId="4" w16cid:durableId="922763784">
+    <w:abstractNumId w:val="1"/>
   </w:num>
-  <w:num w:numId="3" w16cid:durableId="1717582411">
+  <w:num w:numId="5" w16cid:durableId="201330956">
+    <w:abstractNumId w:val="5"/>
+  </w:num>
+  <w:num w:numId="6" w16cid:durableId="1860771954">
+    <w:abstractNumId w:val="2"/>
+  </w:num>
+  <w:num w:numId="7" w16cid:durableId="1997494912">
     <w:abstractNumId w:val="6"/>
   </w:num>
-  <w:num w:numId="4" w16cid:durableId="922763784">
-    <w:abstractNumId w:val="0"/>
-  </w:num>
-  <w:num w:numId="5" w16cid:durableId="201330956">
+  <w:num w:numId="8" w16cid:durableId="861935440">
     <w:abstractNumId w:val="4"/>
   </w:num>
-  <w:num w:numId="6" w16cid:durableId="1860771954">
-    <w:abstractNumId w:val="1"/>
-  </w:num>
-  <w:num w:numId="7" w16cid:durableId="1997494912">
-    <w:abstractNumId w:val="5"/>
-  </w:num>
-  <w:num w:numId="8" w16cid:durableId="861935440">
+  <w:num w:numId="9" w16cid:durableId="1952086520">
     <w:abstractNumId w:val="3"/>
   </w:num>
-  <w:num w:numId="9" w16cid:durableId="1952086520">
-    <w:abstractNumId w:val="2"/>
+  <w:num w:numId="10" w16cid:durableId="1846944486">
+    <w:abstractNumId w:val="0"/>
   </w:num>
 </w:numbering>
 </file>
@@ -3717,7 +4625,6 @@
     <w:next w:val="Standard"/>
     <w:link w:val="berschrift2Zchn"/>
     <w:uiPriority w:val="9"/>
-    <w:semiHidden/>
     <w:unhideWhenUsed/>
     <w:qFormat/>
     <w:rsid w:val="00BC2904"/>
@@ -3892,7 +4799,6 @@
   <w:style w:type="character" w:default="1" w:styleId="Absatz-Standardschriftart">
     <w:name w:val="Default Paragraph Font"/>
     <w:uiPriority w:val="1"/>
-    <w:semiHidden/>
     <w:unhideWhenUsed/>
   </w:style>
   <w:style w:type="table" w:default="1" w:styleId="NormaleTabelle">
@@ -3934,7 +4840,6 @@
     <w:basedOn w:val="Absatz-Standardschriftart"/>
     <w:link w:val="berschrift2"/>
     <w:uiPriority w:val="9"/>
-    <w:semiHidden/>
     <w:rsid w:val="00BC2904"/>
     <w:rPr>
       <w:rFonts w:asciiTheme="majorHAnsi" w:eastAsiaTheme="majorEastAsia" w:hAnsiTheme="majorHAnsi" w:cstheme="majorBidi"/>
@@ -4382,6 +5287,108 @@
       <w:spacing w:after="0"/>
     </w:pPr>
   </w:style>
+  <w:style w:type="table" w:styleId="Gitternetztabelle4Akzent1">
+    <w:name w:val="Grid Table 4 Accent 1"/>
+    <w:basedOn w:val="NormaleTabelle"/>
+    <w:uiPriority w:val="49"/>
+    <w:rsid w:val="001C5855"/>
+    <w:pPr>
+      <w:spacing w:after="0" w:line="240" w:lineRule="auto"/>
+    </w:pPr>
+    <w:tblPr>
+      <w:tblStyleRowBandSize w:val="1"/>
+      <w:tblStyleColBandSize w:val="1"/>
+      <w:tblBorders>
+        <w:top w:val="single" w:sz="4" w:space="0" w:color="45B0E1" w:themeColor="accent1" w:themeTint="99"/>
+        <w:left w:val="single" w:sz="4" w:space="0" w:color="45B0E1" w:themeColor="accent1" w:themeTint="99"/>
+        <w:bottom w:val="single" w:sz="4" w:space="0" w:color="45B0E1" w:themeColor="accent1" w:themeTint="99"/>
+        <w:right w:val="single" w:sz="4" w:space="0" w:color="45B0E1" w:themeColor="accent1" w:themeTint="99"/>
+        <w:insideH w:val="single" w:sz="4" w:space="0" w:color="45B0E1" w:themeColor="accent1" w:themeTint="99"/>
+        <w:insideV w:val="single" w:sz="4" w:space="0" w:color="45B0E1" w:themeColor="accent1" w:themeTint="99"/>
+      </w:tblBorders>
+    </w:tblPr>
+    <w:tblStylePr w:type="firstRow">
+      <w:rPr>
+        <w:b/>
+        <w:bCs/>
+        <w:color w:val="FFFFFF" w:themeColor="background1"/>
+      </w:rPr>
+      <w:tblPr/>
+      <w:tcPr>
+        <w:tcBorders>
+          <w:top w:val="single" w:sz="4" w:space="0" w:color="156082" w:themeColor="accent1"/>
+          <w:left w:val="single" w:sz="4" w:space="0" w:color="156082" w:themeColor="accent1"/>
+          <w:bottom w:val="single" w:sz="4" w:space="0" w:color="156082" w:themeColor="accent1"/>
+          <w:right w:val="single" w:sz="4" w:space="0" w:color="156082" w:themeColor="accent1"/>
+          <w:insideH w:val="nil"/>
+          <w:insideV w:val="nil"/>
+        </w:tcBorders>
+        <w:shd w:val="clear" w:color="auto" w:fill="156082" w:themeFill="accent1"/>
+      </w:tcPr>
+    </w:tblStylePr>
+    <w:tblStylePr w:type="lastRow">
+      <w:rPr>
+        <w:b/>
+        <w:bCs/>
+      </w:rPr>
+      <w:tblPr/>
+      <w:tcPr>
+        <w:tcBorders>
+          <w:top w:val="double" w:sz="4" w:space="0" w:color="156082" w:themeColor="accent1"/>
+        </w:tcBorders>
+      </w:tcPr>
+    </w:tblStylePr>
+    <w:tblStylePr w:type="firstCol">
+      <w:rPr>
+        <w:b/>
+        <w:bCs/>
+      </w:rPr>
+    </w:tblStylePr>
+    <w:tblStylePr w:type="lastCol">
+      <w:rPr>
+        <w:b/>
+        <w:bCs/>
+      </w:rPr>
+    </w:tblStylePr>
+    <w:tblStylePr w:type="band1Vert">
+      <w:tblPr/>
+      <w:tcPr>
+        <w:shd w:val="clear" w:color="auto" w:fill="C1E4F5" w:themeFill="accent1" w:themeFillTint="33"/>
+      </w:tcPr>
+    </w:tblStylePr>
+    <w:tblStylePr w:type="band1Horz">
+      <w:tblPr/>
+      <w:tcPr>
+        <w:shd w:val="clear" w:color="auto" w:fill="C1E4F5" w:themeFill="accent1" w:themeFillTint="33"/>
+      </w:tcPr>
+    </w:tblStylePr>
+  </w:style>
+  <w:style w:type="paragraph" w:styleId="Listennummer">
+    <w:name w:val="List Number"/>
+    <w:basedOn w:val="Standard"/>
+    <w:uiPriority w:val="99"/>
+    <w:unhideWhenUsed/>
+    <w:rsid w:val="001C5855"/>
+    <w:pPr>
+      <w:numPr>
+        <w:numId w:val="10"/>
+      </w:numPr>
+      <w:contextualSpacing/>
+    </w:pPr>
+  </w:style>
+  <w:style w:type="paragraph" w:styleId="Verzeichnis2">
+    <w:name w:val="toc 2"/>
+    <w:basedOn w:val="Standard"/>
+    <w:next w:val="Standard"/>
+    <w:autoRedefine/>
+    <w:uiPriority w:val="39"/>
+    <w:unhideWhenUsed/>
+    <w:rsid w:val="009938E5"/>
+    <w:pPr>
+      <w:spacing w:after="100"/>
+      <w:ind w:left="240"/>
+    </w:pPr>
+  </w:style>
 </w:styles>
 </file>
 
@@ -4700,6 +5707,28 @@
 </a:theme>
 </file>
 
+<file path=word/webextensions/taskpanes.xml><?xml version="1.0" encoding="utf-8"?>
+<wetp:taskpanes xmlns:wetp="http://schemas.microsoft.com/office/webextensions/taskpanes/2010/11">
+  <wetp:taskpane dockstate="right" visibility="0" width="350" row="0">
+    <wetp:webextensionref xmlns:r="http://schemas.openxmlformats.org/officeDocument/2006/relationships" r:id="rId1"/>
+  </wetp:taskpane>
+</wetp:taskpanes>
+</file>
+
+<file path=word/webextensions/webextension1.xml><?xml version="1.0" encoding="utf-8"?>
+<we:webextension xmlns:we="http://schemas.microsoft.com/office/webextensions/webextension/2010/11" id="{232894EF-F784-D140-B29D-746119DF09B2}">
+  <we:reference id="wa200010453" version="1.0.0.1" store="en-US" storeType="OMEX"/>
+  <we:alternateReferences>
+    <we:reference id="wa200010453" version="1.0.0.1" store="" storeType="OMEX"/>
+  </we:alternateReferences>
+  <we:properties>
+    <we:property name="claude.fileId" value="&quot;9957a409-ade9-43dc-afb4-e4216e22fb9f&quot;"/>
+  </we:properties>
+  <we:bindings/>
+  <we:snapshot xmlns:r="http://schemas.openxmlformats.org/officeDocument/2006/relationships"/>
+</we:webextension>
+</file>
+
 <file path=customXml/item1.xml><?xml version="1.0" encoding="utf-8"?>
 <b:Sources xmlns:b="http://schemas.openxmlformats.org/officeDocument/2006/bibliography" xmlns="http://schemas.openxmlformats.org/officeDocument/2006/bibliography" SelectedStyle="\APASixthEditionOfficeOnline.xsl" StyleName="APA" Version="6"/>
 </file>

--- a/Doku/Fausch_Myroniuk_Kurmann_MMa25al_M287.docx
+++ b/Doku/Fausch_Myroniuk_Kurmann_MMa25al_M287.docx
@@ -510,21 +510,7 @@
                 <w:rStyle w:val="Hyperlink"/>
                 <w:noProof/>
               </w:rPr>
-              <w:t>Inh</w:t>
-            </w:r>
-            <w:r>
-              <w:rPr>
-                <w:rStyle w:val="Hyperlink"/>
-                <w:noProof/>
-              </w:rPr>
-              <w:t>a</w:t>
-            </w:r>
-            <w:r>
-              <w:rPr>
-                <w:rStyle w:val="Hyperlink"/>
-                <w:noProof/>
-              </w:rPr>
-              <w:t>ltsverzeichnis</w:t>
+              <w:t>Inhaltsverzeichnis</w:t>
             </w:r>
             <w:r>
               <w:rPr>
@@ -614,23 +600,7 @@
                 <w:noProof/>
                 <w:color w:val="3D2817"/>
               </w:rPr>
-              <w:t>Umsetz</w:t>
-            </w:r>
-            <w:r>
-              <w:rPr>
-                <w:rStyle w:val="Hyperlink"/>
-                <w:noProof/>
-                <w:color w:val="3D2817"/>
-              </w:rPr>
-              <w:t>u</w:t>
-            </w:r>
-            <w:r>
-              <w:rPr>
-                <w:rStyle w:val="Hyperlink"/>
-                <w:noProof/>
-                <w:color w:val="3D2817"/>
-              </w:rPr>
-              <w:t>ng</w:t>
+              <w:t>Umsetzung</w:t>
             </w:r>
             <w:r>
               <w:rPr>
@@ -1093,7 +1063,7 @@
     <w:tbl>
       <w:tblPr>
         <w:tblStyle w:val="Gitternetztabelle4Akzent1"/>
-        <w:tblW w:w="0" w:type="auto"/>
+        <w:tblW w:w="9067" w:type="dxa"/>
         <w:tblBorders>
           <w:top w:val="single" w:sz="4" w:space="0" w:color="B85C38"/>
           <w:left w:val="single" w:sz="4" w:space="0" w:color="B85C38"/>
@@ -1105,9 +1075,8 @@
         <w:tblLook w:val="04A0" w:firstRow="1" w:lastRow="0" w:firstColumn="1" w:lastColumn="0" w:noHBand="0" w:noVBand="1"/>
       </w:tblPr>
       <w:tblGrid>
-        <w:gridCol w:w="3020"/>
-        <w:gridCol w:w="3020"/>
-        <w:gridCol w:w="3021"/>
+        <w:gridCol w:w="3539"/>
+        <w:gridCol w:w="5528"/>
       </w:tblGrid>
       <w:tr>
         <w:trPr>
@@ -1116,13 +1085,7 @@
         <w:tc>
           <w:tcPr>
             <w:cnfStyle w:val="001000000000" w:firstRow="0" w:lastRow="0" w:firstColumn="1" w:lastColumn="0" w:oddVBand="0" w:evenVBand="0" w:oddHBand="0" w:evenHBand="0" w:firstRowFirstColumn="0" w:firstRowLastColumn="0" w:lastRowFirstColumn="0" w:lastRowLastColumn="0"/>
-            <w:tcW w:w="3020" w:type="dxa"/>
-            <w:tcBorders>
-              <w:top w:val="none" w:sz="0" w:space="0" w:color="auto"/>
-              <w:left w:val="none" w:sz="0" w:space="0" w:color="auto"/>
-              <w:bottom w:val="none" w:sz="0" w:space="0" w:color="auto"/>
-              <w:right w:val="none" w:sz="0" w:space="0" w:color="auto"/>
-            </w:tcBorders>
+            <w:tcW w:w="3539" w:type="dxa"/>
             <w:shd w:val="clear" w:color="B85C38" w:fill="B85C38"/>
           </w:tcPr>
           <w:p>
@@ -1141,13 +1104,7 @@
         </w:tc>
         <w:tc>
           <w:tcPr>
-            <w:tcW w:w="3020" w:type="dxa"/>
-            <w:tcBorders>
-              <w:top w:val="none" w:sz="0" w:space="0" w:color="auto"/>
-              <w:left w:val="none" w:sz="0" w:space="0" w:color="auto"/>
-              <w:bottom w:val="none" w:sz="0" w:space="0" w:color="auto"/>
-              <w:right w:val="none" w:sz="0" w:space="0" w:color="auto"/>
-            </w:tcBorders>
+            <w:tcW w:w="5528" w:type="dxa"/>
             <w:shd w:val="clear" w:color="B85C38" w:fill="B85C38"/>
           </w:tcPr>
           <w:p>
@@ -1162,32 +1119,6 @@
                 <w:color w:val="FFFFFF"/>
               </w:rPr>
               <w:t>Wo (Zeilen)</w:t>
-            </w:r>
-          </w:p>
-        </w:tc>
-        <w:tc>
-          <w:tcPr>
-            <w:tcW w:w="3021" w:type="dxa"/>
-            <w:tcBorders>
-              <w:top w:val="none" w:sz="0" w:space="0" w:color="auto"/>
-              <w:left w:val="none" w:sz="0" w:space="0" w:color="auto"/>
-              <w:bottom w:val="none" w:sz="0" w:space="0" w:color="auto"/>
-              <w:right w:val="none" w:sz="0" w:space="0" w:color="auto"/>
-            </w:tcBorders>
-            <w:shd w:val="clear" w:color="B85C38" w:fill="B85C38"/>
-          </w:tcPr>
-          <w:p>
-            <w:pPr>
-              <w:cnfStyle w:val="100000000000" w:firstRow="1" w:lastRow="0" w:firstColumn="0" w:lastColumn="0" w:oddVBand="0" w:evenVBand="0" w:oddHBand="0" w:evenHBand="0" w:firstRowFirstColumn="0" w:firstRowLastColumn="0" w:lastRowFirstColumn="0" w:lastRowLastColumn="0"/>
-              <w:rPr>
-                <w:color w:val="FFFFFF"/>
-              </w:rPr>
-            </w:pPr>
-            <w:r>
-              <w:rPr>
-                <w:color w:val="FFFFFF"/>
-              </w:rPr>
-              <w:t>Was haben wir gemacht</w:t>
             </w:r>
           </w:p>
         </w:tc>
@@ -1199,7 +1130,7 @@
         <w:tc>
           <w:tcPr>
             <w:cnfStyle w:val="001000000000" w:firstRow="0" w:lastRow="0" w:firstColumn="1" w:lastColumn="0" w:oddVBand="0" w:evenVBand="0" w:oddHBand="0" w:evenHBand="0" w:firstRowFirstColumn="0" w:firstRowLastColumn="0" w:lastRowFirstColumn="0" w:lastRowLastColumn="0"/>
-            <w:tcW w:w="3020" w:type="dxa"/>
+            <w:tcW w:w="3539" w:type="dxa"/>
             <w:shd w:val="clear" w:color="F4E4D6" w:fill="F4E4D6"/>
           </w:tcPr>
           <w:p>
@@ -1218,7 +1149,7 @@
         </w:tc>
         <w:tc>
           <w:tcPr>
-            <w:tcW w:w="3020" w:type="dxa"/>
+            <w:tcW w:w="5528" w:type="dxa"/>
             <w:shd w:val="clear" w:color="F4E4D6" w:fill="F4E4D6"/>
           </w:tcPr>
           <w:p>
@@ -1232,97 +1163,43 @@
               <w:rPr>
                 <w:color w:val="3D2817"/>
               </w:rPr>
-              <w:t>index.html Z. 88–92 (</w:t>
-            </w:r>
-            <w:proofErr w:type="spellStart"/>
-            <w:r>
-              <w:rPr>
-                <w:color w:val="3D2817"/>
-              </w:rPr>
-              <w:t>Footer</w:t>
-            </w:r>
-            <w:proofErr w:type="spellEnd"/>
-            <w:r>
-              <w:rPr>
-                <w:color w:val="3D2817"/>
-              </w:rPr>
-              <w:t>); facts.html, Steckbrief.html, gallerie.html jeweils am Dateiende (</w:t>
-            </w:r>
-            <w:proofErr w:type="spellStart"/>
-            <w:r>
-              <w:rPr>
-                <w:color w:val="3D2817"/>
-              </w:rPr>
-              <w:t>Footer</w:t>
-            </w:r>
-            <w:proofErr w:type="spellEnd"/>
-            <w:r>
-              <w:rPr>
-                <w:color w:val="3D2817"/>
-              </w:rPr>
-              <w:t>)</w:t>
-            </w:r>
-          </w:p>
-        </w:tc>
-        <w:tc>
-          <w:tcPr>
-            <w:tcW w:w="3021" w:type="dxa"/>
-            <w:shd w:val="clear" w:color="F4E4D6" w:fill="F4E4D6"/>
-          </w:tcPr>
-          <w:p>
-            <w:pPr>
-              <w:cnfStyle w:val="000000100000" w:firstRow="0" w:lastRow="0" w:firstColumn="0" w:lastColumn="0" w:oddVBand="0" w:evenVBand="0" w:oddHBand="1" w:evenHBand="0" w:firstRowFirstColumn="0" w:firstRowLastColumn="0" w:lastRowFirstColumn="0" w:lastRowLastColumn="0"/>
-              <w:rPr>
-                <w:color w:val="3D2817"/>
-              </w:rPr>
-            </w:pPr>
-            <w:r>
-              <w:rPr>
-                <w:color w:val="3D2817"/>
-              </w:rPr>
-              <w:t xml:space="preserve">Wir haben vier HTML-Seiten gebaut: die Startseite und drei Unterseiten im Ordner </w:t>
-            </w:r>
-            <w:proofErr w:type="spellStart"/>
-            <w:r>
-              <w:rPr>
-                <w:color w:val="3D2817"/>
-              </w:rPr>
-              <w:t>html</w:t>
-            </w:r>
-            <w:proofErr w:type="spellEnd"/>
-            <w:r>
-              <w:rPr>
-                <w:color w:val="3D2817"/>
-              </w:rPr>
-              <w:t xml:space="preserve">/ (Facts, Steckbrief, Galerie). Unten auf jeder Seite steht im </w:t>
-            </w:r>
-            <w:proofErr w:type="spellStart"/>
-            <w:r>
-              <w:rPr>
-                <w:color w:val="3D2817"/>
-              </w:rPr>
-              <w:t>Footer</w:t>
-            </w:r>
-            <w:proofErr w:type="spellEnd"/>
-            <w:r>
-              <w:rPr>
-                <w:color w:val="3D2817"/>
-              </w:rPr>
-              <w:t xml:space="preserve"> „gestaltet von </w:t>
-            </w:r>
-            <w:proofErr w:type="spellStart"/>
-            <w:r>
-              <w:rPr>
-                <w:color w:val="3D2817"/>
-              </w:rPr>
-              <w:t>Fausch</w:t>
-            </w:r>
-            <w:proofErr w:type="spellEnd"/>
-            <w:r>
-              <w:rPr>
-                <w:color w:val="3D2817"/>
-              </w:rPr>
-              <w:t>, Myroniuk, Kurmann“. Dateiname der Doku und Abgabedatum auf der Startseite müssen wir noch ergänzen.</w:t>
+              <w:t xml:space="preserve">index.html </w:t>
+            </w:r>
+            <w:r>
+              <w:rPr>
+                <w:color w:val="3D2817"/>
+              </w:rPr>
+              <w:br/>
+            </w:r>
+            <w:r>
+              <w:rPr>
+                <w:color w:val="3D2817"/>
+              </w:rPr>
+              <w:t>facts.html</w:t>
+            </w:r>
+            <w:r>
+              <w:rPr>
+                <w:color w:val="3D2817"/>
+              </w:rPr>
+              <w:br/>
+            </w:r>
+            <w:r>
+              <w:rPr>
+                <w:color w:val="3D2817"/>
+              </w:rPr>
+              <w:t>Steckbrief.html</w:t>
+            </w:r>
+            <w:r>
+              <w:rPr>
+                <w:color w:val="3D2817"/>
+              </w:rPr>
+              <w:br/>
+            </w:r>
+            <w:r>
+              <w:rPr>
+                <w:color w:val="3D2817"/>
+              </w:rPr>
+              <w:t xml:space="preserve">gallerie.html </w:t>
             </w:r>
           </w:p>
         </w:tc>
@@ -1331,7 +1208,7 @@
         <w:tc>
           <w:tcPr>
             <w:cnfStyle w:val="001000000000" w:firstRow="0" w:lastRow="0" w:firstColumn="1" w:lastColumn="0" w:oddVBand="0" w:evenVBand="0" w:oddHBand="0" w:evenHBand="0" w:firstRowFirstColumn="0" w:firstRowLastColumn="0" w:lastRowFirstColumn="0" w:lastRowLastColumn="0"/>
-            <w:tcW w:w="3020" w:type="dxa"/>
+            <w:tcW w:w="3539" w:type="dxa"/>
             <w:shd w:val="clear" w:color="FFFFFF" w:fill="FFFFFF"/>
           </w:tcPr>
           <w:p>
@@ -1350,7 +1227,7 @@
         </w:tc>
         <w:tc>
           <w:tcPr>
-            <w:tcW w:w="3020" w:type="dxa"/>
+            <w:tcW w:w="5528" w:type="dxa"/>
             <w:shd w:val="clear" w:color="FFFFFF" w:fill="FFFFFF"/>
           </w:tcPr>
           <w:p>
@@ -1372,41 +1249,13 @@
               <w:rPr>
                 <w:color w:val="3D2817"/>
               </w:rPr>
-              <w:t>/style.css (eingebunden in index.html Z. 7, Unterseiten jeweils Z. 7)</w:t>
-            </w:r>
-          </w:p>
-        </w:tc>
-        <w:tc>
-          <w:tcPr>
-            <w:tcW w:w="3021" w:type="dxa"/>
-            <w:shd w:val="clear" w:color="FFFFFF" w:fill="FFFFFF"/>
-          </w:tcPr>
-          <w:p>
-            <w:pPr>
-              <w:cnfStyle w:val="000000000000" w:firstRow="0" w:lastRow="0" w:firstColumn="0" w:lastColumn="0" w:oddVBand="0" w:evenVBand="0" w:oddHBand="0" w:evenHBand="0" w:firstRowFirstColumn="0" w:firstRowLastColumn="0" w:lastRowFirstColumn="0" w:lastRowLastColumn="0"/>
-              <w:rPr>
-                <w:color w:val="3D2817"/>
-              </w:rPr>
-            </w:pPr>
-            <w:r>
-              <w:rPr>
-                <w:color w:val="3D2817"/>
-              </w:rPr>
-              <w:t>Wir haben eine eigene CSS-Datei geschrieben und sie auf jeder HTML-Seite oben im &lt;</w:t>
-            </w:r>
-            <w:proofErr w:type="spellStart"/>
-            <w:r>
-              <w:rPr>
-                <w:color w:val="3D2817"/>
-              </w:rPr>
-              <w:t>head</w:t>
-            </w:r>
-            <w:proofErr w:type="spellEnd"/>
-            <w:r>
-              <w:rPr>
-                <w:color w:val="3D2817"/>
-              </w:rPr>
-              <w:t>&gt; verlinkt. Ganz oben in der Datei stehen die Schriftart Arial, unsere Farben und der Hintergrund.</w:t>
+              <w:t>/style.css eingebunden in index.html Z. 7</w:t>
+            </w:r>
+            <w:r>
+              <w:rPr>
+                <w:color w:val="3D2817"/>
+              </w:rPr>
+              <w:t>.</w:t>
             </w:r>
           </w:p>
         </w:tc>
@@ -1418,7 +1267,7 @@
         <w:tc>
           <w:tcPr>
             <w:cnfStyle w:val="001000000000" w:firstRow="0" w:lastRow="0" w:firstColumn="1" w:lastColumn="0" w:oddVBand="0" w:evenVBand="0" w:oddHBand="0" w:evenHBand="0" w:firstRowFirstColumn="0" w:firstRowLastColumn="0" w:lastRowFirstColumn="0" w:lastRowLastColumn="0"/>
-            <w:tcW w:w="3020" w:type="dxa"/>
+            <w:tcW w:w="3539" w:type="dxa"/>
             <w:shd w:val="clear" w:color="F4E4D6" w:fill="F4E4D6"/>
           </w:tcPr>
           <w:p>
@@ -1437,7 +1286,7 @@
         </w:tc>
         <w:tc>
           <w:tcPr>
-            <w:tcW w:w="3020" w:type="dxa"/>
+            <w:tcW w:w="5528" w:type="dxa"/>
             <w:shd w:val="clear" w:color="F4E4D6" w:fill="F4E4D6"/>
           </w:tcPr>
           <w:p>
@@ -1451,27 +1300,25 @@
               <w:rPr>
                 <w:color w:val="3D2817"/>
               </w:rPr>
-              <w:t>Framework eingebunden: index.html Z. 8, Unterseiten jeweils Z. 8. Navigation: index.html Z. 17–22, Unterseiten Z. 14–19. Aktive Seite hervorgehoben: facts.html Z. 16, Steckbrief.html Z. 17, gallerie.html Z. 18</w:t>
-            </w:r>
-          </w:p>
-        </w:tc>
-        <w:tc>
-          <w:tcPr>
-            <w:tcW w:w="3021" w:type="dxa"/>
-            <w:shd w:val="clear" w:color="F4E4D6" w:fill="F4E4D6"/>
-          </w:tcPr>
-          <w:p>
-            <w:pPr>
-              <w:cnfStyle w:val="000000100000" w:firstRow="0" w:lastRow="0" w:firstColumn="0" w:lastColumn="0" w:oddVBand="0" w:evenVBand="0" w:oddHBand="1" w:evenHBand="0" w:firstRowFirstColumn="0" w:firstRowLastColumn="0" w:lastRowFirstColumn="0" w:lastRowLastColumn="0"/>
-              <w:rPr>
-                <w:color w:val="3D2817"/>
-              </w:rPr>
-            </w:pPr>
-            <w:r>
-              <w:rPr>
-                <w:color w:val="3D2817"/>
-              </w:rPr>
-              <w:t>Wir nutzen W3.CSS als Framework. Die Navigationsleiste oben (Home / Facts / Steckbrief / Galerie) ist mit Framework-Klassen gebaut. Die jeweils aktive Seite ist grün hervorgehoben.</w:t>
+              <w:t xml:space="preserve">Framework eingebunden: index.html Z. 8, Navigation: index.html Z. </w:t>
+            </w:r>
+            <w:r>
+              <w:rPr>
+                <w:color w:val="3D2817"/>
+              </w:rPr>
+              <w:t>22</w:t>
+            </w:r>
+            <w:r>
+              <w:rPr>
+                <w:color w:val="3D2817"/>
+              </w:rPr>
+              <w:t>–2</w:t>
+            </w:r>
+            <w:r>
+              <w:rPr>
+                <w:color w:val="3D2817"/>
+              </w:rPr>
+              <w:t xml:space="preserve">6. </w:t>
             </w:r>
           </w:p>
         </w:tc>
@@ -1480,7 +1327,7 @@
         <w:tc>
           <w:tcPr>
             <w:cnfStyle w:val="001000000000" w:firstRow="0" w:lastRow="0" w:firstColumn="1" w:lastColumn="0" w:oddVBand="0" w:evenVBand="0" w:oddHBand="0" w:evenHBand="0" w:firstRowFirstColumn="0" w:firstRowLastColumn="0" w:lastRowFirstColumn="0" w:lastRowLastColumn="0"/>
-            <w:tcW w:w="3020" w:type="dxa"/>
+            <w:tcW w:w="3539" w:type="dxa"/>
             <w:shd w:val="clear" w:color="FFFFFF" w:fill="FFFFFF"/>
           </w:tcPr>
           <w:p>
@@ -1499,7 +1346,7 @@
         </w:tc>
         <w:tc>
           <w:tcPr>
-            <w:tcW w:w="3020" w:type="dxa"/>
+            <w:tcW w:w="5528" w:type="dxa"/>
             <w:shd w:val="clear" w:color="FFFFFF" w:fill="FFFFFF"/>
           </w:tcPr>
           <w:p>
@@ -1511,13 +1358,76 @@
             </w:pPr>
             <w:r>
               <w:rPr>
-                <w:color w:val="3D2817"/>
-              </w:rPr>
-              <w:t xml:space="preserve">2 Spalten: index.html Z. 41–50, facts.html Z. 32–46. 3 Spalten: facts.html Z. 49–69, Steckbrief.html Z. 33–95. 4 Spalten: gallerie.html Z. 33–55. Responsive-Regeln in </w:t>
+                <w:i/>
+                <w:iCs/>
+                <w:color w:val="3D2817"/>
+              </w:rPr>
+              <w:t>2 Spalten index.html:</w:t>
+            </w:r>
+            <w:r>
+              <w:rPr>
+                <w:color w:val="3D2817"/>
+              </w:rPr>
+              <w:br/>
+            </w:r>
+            <w:r>
+              <w:rPr>
+                <w:color w:val="3D2817"/>
+              </w:rPr>
+              <w:t>bei Zeile 52–63.</w:t>
+            </w:r>
+            <w:r>
+              <w:rPr>
+                <w:color w:val="3D2817"/>
+              </w:rPr>
+              <w:br/>
+            </w:r>
+            <w:r>
+              <w:rPr>
+                <w:i/>
+                <w:iCs/>
+                <w:color w:val="3D2817"/>
+              </w:rPr>
+              <w:t>3 Spalten Steckbrief.html:</w:t>
+            </w:r>
+            <w:r>
+              <w:rPr>
+                <w:color w:val="3D2817"/>
+              </w:rPr>
+              <w:br/>
+              <w:t xml:space="preserve">bei </w:t>
+            </w:r>
+            <w:r>
+              <w:rPr>
+                <w:color w:val="3D2817"/>
+              </w:rPr>
+              <w:t>Zeile 38</w:t>
+            </w:r>
+            <w:r>
+              <w:rPr>
+                <w:color w:val="3D2817"/>
+              </w:rPr>
+              <w:t>–103</w:t>
+            </w:r>
+            <w:r>
+              <w:rPr>
+                <w:color w:val="3D2817"/>
+              </w:rPr>
+              <w:br/>
+            </w:r>
+            <w:r>
+              <w:rPr>
+                <w:i/>
+                <w:iCs/>
+                <w:color w:val="3D2817"/>
+              </w:rPr>
+              <w:t xml:space="preserve">4 Spalten </w:t>
             </w:r>
             <w:proofErr w:type="spellStart"/>
             <w:r>
               <w:rPr>
+                <w:i/>
+                <w:iCs/>
                 <w:color w:val="3D2817"/>
               </w:rPr>
               <w:t>css</w:t>
@@ -1525,17 +1435,13 @@
             <w:proofErr w:type="spellEnd"/>
             <w:r>
               <w:rPr>
+                <w:i/>
+                <w:iCs/>
                 <w:color w:val="3D2817"/>
               </w:rPr>
               <w:t>/style.css</w:t>
             </w:r>
           </w:p>
-        </w:tc>
-        <w:tc>
-          <w:tcPr>
-            <w:tcW w:w="3021" w:type="dxa"/>
-            <w:shd w:val="clear" w:color="FFFFFF" w:fill="FFFFFF"/>
-          </w:tcPr>
           <w:p>
             <w:pPr>
               <w:cnfStyle w:val="000000000000" w:firstRow="0" w:lastRow="0" w:firstColumn="0" w:lastColumn="0" w:oddVBand="0" w:evenVBand="0" w:oddHBand="0" w:evenHBand="0" w:firstRowFirstColumn="0" w:firstRowLastColumn="0" w:lastRowFirstColumn="0" w:lastRowLastColumn="0"/>
@@ -1547,21 +1453,7 @@
               <w:rPr>
                 <w:color w:val="3D2817"/>
               </w:rPr>
-              <w:t xml:space="preserve">2 Spalten haben wir auf der Startseite und im Facts-Intro. 3 Spalten auf der Facts-Seite (Lebensraum / Ernährung / Schutz) und auf dem Steckbrief. 4 Spalten in der Galerie. Auf dem Handy </w:t>
-            </w:r>
-            <w:proofErr w:type="gramStart"/>
-            <w:r>
-              <w:rPr>
-                <w:color w:val="3D2817"/>
-              </w:rPr>
-              <w:t>klappt</w:t>
-            </w:r>
-            <w:proofErr w:type="gramEnd"/>
-            <w:r>
-              <w:rPr>
-                <w:color w:val="3D2817"/>
-              </w:rPr>
-              <w:t xml:space="preserve"> alles automatisch in eine Spalte zusammen.</w:t>
+              <w:t>Zeilen: ca. 976–980</w:t>
             </w:r>
           </w:p>
         </w:tc>
@@ -1573,7 +1465,7 @@
         <w:tc>
           <w:tcPr>
             <w:cnfStyle w:val="001000000000" w:firstRow="0" w:lastRow="0" w:firstColumn="1" w:lastColumn="0" w:oddVBand="0" w:evenVBand="0" w:oddHBand="0" w:evenHBand="0" w:firstRowFirstColumn="0" w:firstRowLastColumn="0" w:lastRowFirstColumn="0" w:lastRowLastColumn="0"/>
-            <w:tcW w:w="3020" w:type="dxa"/>
+            <w:tcW w:w="3539" w:type="dxa"/>
             <w:shd w:val="clear" w:color="F4E4D6" w:fill="F4E4D6"/>
           </w:tcPr>
           <w:p>
@@ -1586,7 +1478,6 @@
               <w:rPr>
                 <w:color w:val="3D2817"/>
               </w:rPr>
-              <w:lastRenderedPageBreak/>
               <w:t xml:space="preserve">Elemente: Card, Modal, </w:t>
             </w:r>
             <w:proofErr w:type="spellStart"/>
@@ -1607,7 +1498,7 @@
         </w:tc>
         <w:tc>
           <w:tcPr>
-            <w:tcW w:w="3020" w:type="dxa"/>
+            <w:tcW w:w="5528" w:type="dxa"/>
             <w:shd w:val="clear" w:color="F4E4D6" w:fill="F4E4D6"/>
           </w:tcPr>
           <w:p>
@@ -1621,43 +1512,33 @@
               <w:rPr>
                 <w:color w:val="3D2817"/>
               </w:rPr>
-              <w:t xml:space="preserve">Cards: facts.html Z. 49–69, Steckbrief.html Z. 35–55 und Z. 70–94. Bild mit Text: index.html Z. 41–50, Steckbrief.html Z. 57–60. </w:t>
-            </w:r>
-            <w:proofErr w:type="spellStart"/>
-            <w:r>
-              <w:rPr>
-                <w:color w:val="3D2817"/>
-              </w:rPr>
-              <w:t>Accordion</w:t>
-            </w:r>
-            <w:proofErr w:type="spellEnd"/>
-            <w:r>
-              <w:rPr>
-                <w:color w:val="3D2817"/>
-              </w:rPr>
-              <w:t xml:space="preserve">: index.html Z. 62–72. Animation: gallerie.html Z. 33–55 (gesteuert über </w:t>
-            </w:r>
-            <w:proofErr w:type="spellStart"/>
-            <w:r>
-              <w:rPr>
-                <w:color w:val="3D2817"/>
-              </w:rPr>
-              <w:t>css</w:t>
-            </w:r>
-            <w:proofErr w:type="spellEnd"/>
-            <w:r>
-              <w:rPr>
-                <w:color w:val="3D2817"/>
-              </w:rPr>
-              <w:t>/style.css). Modal: noch nicht im HTML eingebaut</w:t>
+              <w:t xml:space="preserve">Cards: facts.html Z. </w:t>
+            </w:r>
+            <w:r>
+              <w:rPr>
+                <w:color w:val="3D2817"/>
+              </w:rPr>
+              <w:t>54</w:t>
+            </w:r>
+            <w:r>
+              <w:rPr>
+                <w:color w:val="3D2817"/>
+              </w:rPr>
+              <w:t>–</w:t>
+            </w:r>
+            <w:r>
+              <w:rPr>
+                <w:color w:val="3D2817"/>
+              </w:rPr>
+              <w:t>76</w:t>
+            </w:r>
+            <w:r>
+              <w:rPr>
+                <w:color w:val="3D2817"/>
+              </w:rPr>
+              <w:t xml:space="preserve">, Steckbrief.html Z. 35–55 und Z. 70–94. </w:t>
             </w:r>
           </w:p>
-        </w:tc>
-        <w:tc>
-          <w:tcPr>
-            <w:tcW w:w="3021" w:type="dxa"/>
-            <w:shd w:val="clear" w:color="F4E4D6" w:fill="F4E4D6"/>
-          </w:tcPr>
           <w:p>
             <w:pPr>
               <w:cnfStyle w:val="000000100000" w:firstRow="0" w:lastRow="0" w:firstColumn="0" w:lastColumn="0" w:oddVBand="0" w:evenVBand="0" w:oddHBand="1" w:evenHBand="0" w:firstRowFirstColumn="0" w:firstRowLastColumn="0" w:lastRowFirstColumn="0" w:lastRowLastColumn="0"/>
@@ -1669,8 +1550,16 @@
               <w:rPr>
                 <w:color w:val="3D2817"/>
               </w:rPr>
-              <w:t xml:space="preserve">Cards (Boxen mit Bild und Text) haben wir auf Facts und Steckbrief. Bild mit Text drüber auf der Startseite (Hero) und im Steckbrief (Profilbild). </w:t>
-            </w:r>
+              <w:t xml:space="preserve">Bild mit Text: index.html Z. 41–50, Steckbrief.html Z. 57–60. </w:t>
+            </w:r>
+          </w:p>
+          <w:p>
+            <w:pPr>
+              <w:cnfStyle w:val="000000100000" w:firstRow="0" w:lastRow="0" w:firstColumn="0" w:lastColumn="0" w:oddVBand="0" w:evenVBand="0" w:oddHBand="1" w:evenHBand="0" w:firstRowFirstColumn="0" w:firstRowLastColumn="0" w:lastRowFirstColumn="0" w:lastRowLastColumn="0"/>
+              <w:rPr>
+                <w:color w:val="3D2817"/>
+              </w:rPr>
+            </w:pPr>
             <w:proofErr w:type="spellStart"/>
             <w:r>
               <w:rPr>
@@ -1683,7 +1572,125 @@
               <w:rPr>
                 <w:color w:val="3D2817"/>
               </w:rPr>
-              <w:t xml:space="preserve"> (aufklappbares FAQ) unten auf der Startseite. Animation in der Galerie: bei Mouseover werden die Bilder bunt und zoomen leicht. Modal-Fenster ist im CSS schon vorbereitet, müssen wir aber noch im HTML einbauen.</w:t>
+              <w:t>: index.html Z. 6</w:t>
+            </w:r>
+            <w:r>
+              <w:rPr>
+                <w:color w:val="3D2817"/>
+              </w:rPr>
+              <w:t>5</w:t>
+            </w:r>
+            <w:r>
+              <w:rPr>
+                <w:color w:val="3D2817"/>
+              </w:rPr>
+              <w:t>–7</w:t>
+            </w:r>
+            <w:r>
+              <w:rPr>
+                <w:color w:val="3D2817"/>
+              </w:rPr>
+              <w:t>4</w:t>
+            </w:r>
+            <w:r>
+              <w:rPr>
+                <w:color w:val="3D2817"/>
+              </w:rPr>
+              <w:t xml:space="preserve">. </w:t>
+            </w:r>
+            <w:r>
+              <w:rPr>
+                <w:color w:val="3D2817"/>
+              </w:rPr>
+              <w:t>style</w:t>
+            </w:r>
+            <w:r>
+              <w:rPr>
+                <w:color w:val="3D2817"/>
+              </w:rPr>
+              <w:t>.</w:t>
+            </w:r>
+            <w:r>
+              <w:rPr>
+                <w:color w:val="3D2817"/>
+              </w:rPr>
+              <w:t>css</w:t>
+            </w:r>
+            <w:r>
+              <w:rPr>
+                <w:color w:val="3D2817"/>
+              </w:rPr>
+              <w:t xml:space="preserve"> Z. </w:t>
+            </w:r>
+            <w:r>
+              <w:rPr>
+                <w:color w:val="3D2817"/>
+              </w:rPr>
+              <w:t>1042</w:t>
+            </w:r>
+            <w:r>
+              <w:rPr>
+                <w:color w:val="3D2817"/>
+              </w:rPr>
+              <w:t>.</w:t>
+            </w:r>
+          </w:p>
+          <w:p>
+            <w:pPr>
+              <w:cnfStyle w:val="000000100000" w:firstRow="0" w:lastRow="0" w:firstColumn="0" w:lastColumn="0" w:oddVBand="0" w:evenVBand="0" w:oddHBand="1" w:evenHBand="0" w:firstRowFirstColumn="0" w:firstRowLastColumn="0" w:lastRowFirstColumn="0" w:lastRowLastColumn="0"/>
+              <w:rPr>
+                <w:color w:val="3D2817"/>
+              </w:rPr>
+            </w:pPr>
+            <w:r>
+              <w:rPr>
+                <w:color w:val="3D2817"/>
+              </w:rPr>
+              <w:t xml:space="preserve">Animation: gallerie.html Z. 33–55 </w:t>
+            </w:r>
+          </w:p>
+          <w:p>
+            <w:pPr>
+              <w:cnfStyle w:val="000000100000" w:firstRow="0" w:lastRow="0" w:firstColumn="0" w:lastColumn="0" w:oddVBand="0" w:evenVBand="0" w:oddHBand="1" w:evenHBand="0" w:firstRowFirstColumn="0" w:firstRowLastColumn="0" w:lastRowFirstColumn="0" w:lastRowLastColumn="0"/>
+              <w:rPr>
+                <w:color w:val="3D2817"/>
+              </w:rPr>
+            </w:pPr>
+            <w:r>
+              <w:rPr>
+                <w:color w:val="3D2817"/>
+              </w:rPr>
+              <w:t xml:space="preserve">Modal: </w:t>
+            </w:r>
+            <w:r>
+              <w:rPr>
+                <w:color w:val="3D2817"/>
+              </w:rPr>
+              <w:t>style</w:t>
+            </w:r>
+            <w:r>
+              <w:rPr>
+                <w:color w:val="3D2817"/>
+              </w:rPr>
+              <w:t>.</w:t>
+            </w:r>
+            <w:r>
+              <w:rPr>
+                <w:color w:val="3D2817"/>
+              </w:rPr>
+              <w:t>css</w:t>
+            </w:r>
+            <w:r>
+              <w:rPr>
+                <w:color w:val="3D2817"/>
+              </w:rPr>
+              <w:t xml:space="preserve"> Z. </w:t>
+            </w:r>
+            <w:r>
+              <w:rPr>
+                <w:color w:val="3D2817"/>
+              </w:rPr>
+              <w:t>1076.</w:t>
             </w:r>
           </w:p>
         </w:tc>
@@ -1692,7 +1699,7 @@
         <w:tc>
           <w:tcPr>
             <w:cnfStyle w:val="001000000000" w:firstRow="0" w:lastRow="0" w:firstColumn="1" w:lastColumn="0" w:oddVBand="0" w:evenVBand="0" w:oddHBand="0" w:evenHBand="0" w:firstRowFirstColumn="0" w:firstRowLastColumn="0" w:lastRowFirstColumn="0" w:lastRowLastColumn="0"/>
-            <w:tcW w:w="3020" w:type="dxa"/>
+            <w:tcW w:w="3539" w:type="dxa"/>
             <w:shd w:val="clear" w:color="FFFFFF" w:fill="FFFFFF"/>
           </w:tcPr>
           <w:p>
@@ -1795,7 +1802,7 @@
         </w:tc>
         <w:tc>
           <w:tcPr>
-            <w:tcW w:w="3020" w:type="dxa"/>
+            <w:tcW w:w="5528" w:type="dxa"/>
             <w:shd w:val="clear" w:color="FFFFFF" w:fill="FFFFFF"/>
           </w:tcPr>
           <w:p>
@@ -1811,41 +1818,70 @@
                 <w:color w:val="3D2817"/>
                 <w:lang w:val="it-CH"/>
               </w:rPr>
-              <w:t>Video: index.html Z. 27–30. Audio: gallerie.html Z. 63–67</w:t>
-            </w:r>
-          </w:p>
-        </w:tc>
-        <w:tc>
-          <w:tcPr>
-            <w:tcW w:w="3021" w:type="dxa"/>
-            <w:shd w:val="clear" w:color="FFFFFF" w:fill="FFFFFF"/>
-          </w:tcPr>
-          <w:p>
-            <w:pPr>
-              <w:cnfStyle w:val="000000000000" w:firstRow="0" w:lastRow="0" w:firstColumn="0" w:lastColumn="0" w:oddVBand="0" w:evenVBand="0" w:oddHBand="0" w:evenHBand="0" w:firstRowFirstColumn="0" w:firstRowLastColumn="0" w:lastRowFirstColumn="0" w:lastRowLastColumn="0"/>
-              <w:rPr>
-                <w:color w:val="3D2817"/>
-              </w:rPr>
-            </w:pPr>
-            <w:r>
-              <w:rPr>
-                <w:color w:val="3D2817"/>
-              </w:rPr>
-              <w:t>Auf der Startseite ist ein Video eingebaut, in der Galerie eine Audio-Datei (</w:t>
-            </w:r>
-            <w:proofErr w:type="spellStart"/>
-            <w:r>
-              <w:rPr>
-                <w:color w:val="3D2817"/>
-              </w:rPr>
-              <w:t>Pandalaute</w:t>
-            </w:r>
-            <w:proofErr w:type="spellEnd"/>
-            <w:r>
-              <w:rPr>
-                <w:color w:val="3D2817"/>
-              </w:rPr>
-              <w:t>). Beide haben Play-Buttons und werden erst geladen, wenn man darauf drückt — das spart Datenvolumen.</w:t>
+              <w:t xml:space="preserve">Video: index.html Z. </w:t>
+            </w:r>
+            <w:r>
+              <w:rPr>
+                <w:color w:val="3D2817"/>
+                <w:lang w:val="it-CH"/>
+              </w:rPr>
+              <w:t>41</w:t>
+            </w:r>
+            <w:r>
+              <w:rPr>
+                <w:color w:val="3D2817"/>
+                <w:lang w:val="it-CH"/>
+              </w:rPr>
+              <w:t>–</w:t>
+            </w:r>
+            <w:r>
+              <w:rPr>
+                <w:color w:val="3D2817"/>
+                <w:lang w:val="it-CH"/>
+              </w:rPr>
+              <w:t>50</w:t>
+            </w:r>
+            <w:r>
+              <w:rPr>
+                <w:color w:val="3D2817"/>
+                <w:lang w:val="it-CH"/>
+              </w:rPr>
+              <w:t>.</w:t>
+            </w:r>
+            <w:r>
+              <w:rPr>
+                <w:color w:val="3D2817"/>
+                <w:lang w:val="it-CH"/>
+              </w:rPr>
+              <w:br/>
+            </w:r>
+            <w:r>
+              <w:rPr>
+                <w:color w:val="3D2817"/>
+                <w:lang w:val="it-CH"/>
+              </w:rPr>
+              <w:t>Audio: gallerie.html Z. 6</w:t>
+            </w:r>
+            <w:r>
+              <w:rPr>
+                <w:color w:val="3D2817"/>
+                <w:lang w:val="it-CH"/>
+              </w:rPr>
+              <w:t>7</w:t>
+            </w:r>
+            <w:r>
+              <w:rPr>
+                <w:color w:val="3D2817"/>
+                <w:lang w:val="it-CH"/>
+              </w:rPr>
+              <w:t>–</w:t>
+            </w:r>
+            <w:r>
+              <w:rPr>
+                <w:color w:val="3D2817"/>
+                <w:lang w:val="it-CH"/>
+              </w:rPr>
+              <w:t>74.</w:t>
             </w:r>
           </w:p>
         </w:tc>
@@ -1857,7 +1893,7 @@
         <w:tc>
           <w:tcPr>
             <w:cnfStyle w:val="001000000000" w:firstRow="0" w:lastRow="0" w:firstColumn="1" w:lastColumn="0" w:oddVBand="0" w:evenVBand="0" w:oddHBand="0" w:evenHBand="0" w:firstRowFirstColumn="0" w:firstRowLastColumn="0" w:lastRowFirstColumn="0" w:lastRowLastColumn="0"/>
-            <w:tcW w:w="3020" w:type="dxa"/>
+            <w:tcW w:w="3539" w:type="dxa"/>
             <w:shd w:val="clear" w:color="F4E4D6" w:fill="F4E4D6"/>
           </w:tcPr>
           <w:p>
@@ -1890,7 +1926,7 @@
         </w:tc>
         <w:tc>
           <w:tcPr>
-            <w:tcW w:w="3020" w:type="dxa"/>
+            <w:tcW w:w="5528" w:type="dxa"/>
             <w:shd w:val="clear" w:color="F4E4D6" w:fill="F4E4D6"/>
           </w:tcPr>
           <w:p>
@@ -1903,8 +1939,99 @@
             <w:r>
               <w:rPr>
                 <w:color w:val="3D2817"/>
-              </w:rPr>
-              <w:t xml:space="preserve">&lt;title&gt; pro Seite: index.html Z. 4, facts.html Z. 5, Steckbrief.html Z. 5, gallerie.html Z. 5. Ordnerstruktur: </w:t>
+                <w:lang w:val="fr-CH"/>
+              </w:rPr>
+              <w:t>index.html Z. 4</w:t>
+            </w:r>
+            <w:r>
+              <w:rPr>
+                <w:color w:val="3D2817"/>
+                <w:lang w:val="fr-CH"/>
+              </w:rPr>
+              <w:t>.</w:t>
+            </w:r>
+            <w:r>
+              <w:rPr>
+                <w:color w:val="3D2817"/>
+                <w:lang w:val="fr-CH"/>
+              </w:rPr>
+              <w:br/>
+            </w:r>
+            <w:r>
+              <w:rPr>
+                <w:color w:val="3D2817"/>
+                <w:lang w:val="fr-CH"/>
+              </w:rPr>
+              <w:t xml:space="preserve">facts.html Z. </w:t>
+            </w:r>
+            <w:r>
+              <w:rPr>
+                <w:color w:val="3D2817"/>
+                <w:lang w:val="fr-CH"/>
+              </w:rPr>
+              <w:t>7</w:t>
+            </w:r>
+            <w:r>
+              <w:rPr>
+                <w:color w:val="3D2817"/>
+                <w:lang w:val="fr-CH"/>
+              </w:rPr>
+              <w:t>.</w:t>
+            </w:r>
+            <w:r>
+              <w:rPr>
+                <w:color w:val="3D2817"/>
+                <w:lang w:val="fr-CH"/>
+              </w:rPr>
+              <w:br/>
+            </w:r>
+            <w:r>
+              <w:rPr>
+                <w:color w:val="3D2817"/>
+              </w:rPr>
+              <w:t xml:space="preserve">Steckbrief.html Z. </w:t>
+            </w:r>
+            <w:r>
+              <w:rPr>
+                <w:color w:val="3D2817"/>
+              </w:rPr>
+              <w:t>6.</w:t>
+            </w:r>
+            <w:r>
+              <w:rPr>
+                <w:color w:val="3D2817"/>
+              </w:rPr>
+              <w:br/>
+            </w:r>
+            <w:r>
+              <w:rPr>
+                <w:color w:val="3D2817"/>
+              </w:rPr>
+              <w:t xml:space="preserve">gallerie.html Z. </w:t>
+            </w:r>
+            <w:r>
+              <w:rPr>
+                <w:color w:val="3D2817"/>
+              </w:rPr>
+              <w:t>6</w:t>
+            </w:r>
+            <w:r>
+              <w:rPr>
+                <w:color w:val="3D2817"/>
+              </w:rPr>
+              <w:t xml:space="preserve">. </w:t>
+            </w:r>
+            <w:r>
+              <w:rPr>
+                <w:color w:val="3D2817"/>
+              </w:rPr>
+              <w:br/>
+            </w:r>
+            <w:r>
+              <w:rPr>
+                <w:color w:val="3D2817"/>
+              </w:rPr>
+              <w:t xml:space="preserve">Ordnerstruktur: </w:t>
             </w:r>
             <w:proofErr w:type="spellStart"/>
             <w:r>
@@ -2002,111 +2129,19 @@
               <w:rPr>
                 <w:color w:val="3D2817"/>
               </w:rPr>
-              <w:t>/. Favicon: noch zu ergänzen</w:t>
-            </w:r>
-          </w:p>
-        </w:tc>
-        <w:tc>
-          <w:tcPr>
-            <w:tcW w:w="3021" w:type="dxa"/>
-            <w:shd w:val="clear" w:color="F4E4D6" w:fill="F4E4D6"/>
-          </w:tcPr>
-          <w:p>
-            <w:pPr>
-              <w:cnfStyle w:val="000000100000" w:firstRow="0" w:lastRow="0" w:firstColumn="0" w:lastColumn="0" w:oddVBand="0" w:evenVBand="0" w:oddHBand="1" w:evenHBand="0" w:firstRowFirstColumn="0" w:firstRowLastColumn="0" w:lastRowFirstColumn="0" w:lastRowLastColumn="0"/>
-              <w:rPr>
-                <w:color w:val="3D2817"/>
-              </w:rPr>
-            </w:pPr>
-            <w:r>
-              <w:rPr>
-                <w:color w:val="3D2817"/>
-              </w:rPr>
-              <w:t>Jede Seite hat einen eigenen Titel, der im Browser-Tab erscheint. Die Dateien sind sauber in Ordner sortiert. Im HTML nutzen wir semantische Tags wie &lt;</w:t>
-            </w:r>
-            <w:proofErr w:type="spellStart"/>
-            <w:r>
-              <w:rPr>
-                <w:color w:val="3D2817"/>
-              </w:rPr>
-              <w:t>header</w:t>
-            </w:r>
-            <w:proofErr w:type="spellEnd"/>
-            <w:r>
-              <w:rPr>
-                <w:color w:val="3D2817"/>
-              </w:rPr>
-              <w:t>&gt;, &lt;</w:t>
-            </w:r>
-            <w:proofErr w:type="spellStart"/>
-            <w:r>
-              <w:rPr>
-                <w:color w:val="3D2817"/>
-              </w:rPr>
-              <w:t>nav</w:t>
-            </w:r>
-            <w:proofErr w:type="spellEnd"/>
-            <w:r>
-              <w:rPr>
-                <w:color w:val="3D2817"/>
-              </w:rPr>
-              <w:t>&gt;, &lt;</w:t>
-            </w:r>
-            <w:proofErr w:type="spellStart"/>
-            <w:r>
-              <w:rPr>
-                <w:color w:val="3D2817"/>
-              </w:rPr>
-              <w:t>main</w:t>
-            </w:r>
-            <w:proofErr w:type="spellEnd"/>
-            <w:r>
-              <w:rPr>
-                <w:color w:val="3D2817"/>
-              </w:rPr>
-              <w:t>&gt;, &lt;</w:t>
-            </w:r>
-            <w:proofErr w:type="spellStart"/>
-            <w:r>
-              <w:rPr>
-                <w:color w:val="3D2817"/>
-              </w:rPr>
-              <w:t>section</w:t>
-            </w:r>
-            <w:proofErr w:type="spellEnd"/>
-            <w:r>
-              <w:rPr>
-                <w:color w:val="3D2817"/>
-              </w:rPr>
-              <w:t>&gt;, &lt;</w:t>
-            </w:r>
-            <w:proofErr w:type="spellStart"/>
-            <w:r>
-              <w:rPr>
-                <w:color w:val="3D2817"/>
-              </w:rPr>
-              <w:t>article</w:t>
-            </w:r>
-            <w:proofErr w:type="spellEnd"/>
-            <w:r>
-              <w:rPr>
-                <w:color w:val="3D2817"/>
-              </w:rPr>
-              <w:t>&gt;, &lt;</w:t>
-            </w:r>
-            <w:proofErr w:type="spellStart"/>
-            <w:r>
-              <w:rPr>
-                <w:color w:val="3D2817"/>
-              </w:rPr>
-              <w:t>footer</w:t>
-            </w:r>
-            <w:proofErr w:type="spellEnd"/>
-            <w:r>
-              <w:rPr>
-                <w:color w:val="3D2817"/>
-              </w:rPr>
-              <w:t>&gt;. Favicon müssen wir noch ergänzen.</w:t>
+              <w:t xml:space="preserve">/. </w:t>
+            </w:r>
+            <w:r>
+              <w:rPr>
+                <w:color w:val="3D2817"/>
+              </w:rPr>
+              <w:br/>
+            </w:r>
+            <w:r>
+              <w:rPr>
+                <w:color w:val="3D2817"/>
+              </w:rPr>
+              <w:t>Favicon: noch zu ergänzen</w:t>
             </w:r>
           </w:p>
         </w:tc>
@@ -2321,7 +2356,15 @@
           <w:rFonts w:ascii="Aptos" w:hAnsi="Aptos"/>
           <w:color w:val="000000"/>
         </w:rPr>
-        <w:t xml:space="preserve"> die zentralen Variablen für Schriftart, Farben und Hintergrund — wer das Design ändern will, sollte zuerst dort ansetzen, damit alle Seiten konsistent bleiben. Die Navigation und der </w:t>
+        <w:t xml:space="preserve"> die zentralen Variablen für Schriftart, Farben und Hintergrund — wer das Design ändern will, sollte </w:t>
+      </w:r>
+      <w:r>
+        <w:rPr>
+          <w:rFonts w:ascii="Aptos" w:hAnsi="Aptos"/>
+          <w:color w:val="000000"/>
+        </w:rPr>
+        <w:lastRenderedPageBreak/>
+        <w:t xml:space="preserve">zuerst dort ansetzen, damit alle Seiten konsistent bleiben. Die Navigation und der </w:t>
       </w:r>
       <w:proofErr w:type="spellStart"/>
       <w:r>
@@ -2337,15 +2380,7 @@
           <w:rFonts w:ascii="Aptos" w:hAnsi="Aptos"/>
           <w:color w:val="000000"/>
         </w:rPr>
-        <w:t xml:space="preserve"> sind auf allen vier Seiten identisch und müssen bei Änderungen überall mitgepflegt </w:t>
-      </w:r>
-      <w:r>
-        <w:rPr>
-          <w:rFonts w:ascii="Aptos" w:hAnsi="Aptos"/>
-          <w:color w:val="000000"/>
-        </w:rPr>
-        <w:lastRenderedPageBreak/>
-        <w:t>werden. Das Modal-Fenster ist im CSS schon vorbereitet, im HTML aber noch nicht eingebaut — das wäre der nächste logische Schritt. Auch Favicon, Abgabedatum und Dateiname der Dokumentation auf der Startseite fehlen noch und sollten ergänzt werden.</w:t>
+        <w:t xml:space="preserve"> sind auf allen vier Seiten identisch und müssen bei Änderungen überall mitgepflegt werden. Das Modal-Fenster ist im CSS schon vorbereitet, im HTML aber noch nicht eingebaut — das wäre der nächste logische Schritt. Auch Favicon, Abgabedatum und Dateiname der Dokumentation auf der Startseite fehlen noch und sollten ergänzt werden.</w:t>
       </w:r>
     </w:p>
     <w:p>
@@ -2756,7 +2791,6 @@
         <w:docPartUnique/>
       </w:docPartObj>
     </w:sdtPr>
-    <w:sdtEndPr/>
     <w:sdtContent>
       <w:p>
         <w:pPr>
@@ -4799,6 +4833,7 @@
   <w:style w:type="character" w:default="1" w:styleId="Absatz-Standardschriftart">
     <w:name w:val="Default Paragraph Font"/>
     <w:uiPriority w:val="1"/>
+    <w:semiHidden/>
     <w:unhideWhenUsed/>
   </w:style>
   <w:style w:type="table" w:default="1" w:styleId="NormaleTabelle">

--- a/Doku/Fausch_Myroniuk_Kurmann_MMa25al_M287.docx
+++ b/Doku/Fausch_Myroniuk_Kurmann_MMa25al_M287.docx
@@ -28,27 +28,7 @@
           <w:color w:val="3D2817"/>
           <w:sz w:val="22"/>
         </w:rPr>
-        <w:t>MODUL M</w:t>
-      </w:r>
-      <w:proofErr w:type="gramStart"/>
-      <w:r>
-        <w:rPr>
-          <w:rFonts w:ascii="Aptos" w:hAnsi="Aptos"/>
-          <w:b/>
-          <w:color w:val="3D2817"/>
-          <w:sz w:val="22"/>
-        </w:rPr>
-        <w:t>287  ·</w:t>
-      </w:r>
-      <w:proofErr w:type="gramEnd"/>
-      <w:r>
-        <w:rPr>
-          <w:rFonts w:ascii="Aptos" w:hAnsi="Aptos"/>
-          <w:b/>
-          <w:color w:val="3D2817"/>
-          <w:sz w:val="22"/>
-        </w:rPr>
-        <w:t xml:space="preserve">  ABSCHLUSSARBEIT</w:t>
+        <w:t>MODUL M287  ·  ABSCHLUSSARBEIT</w:t>
       </w:r>
     </w:p>
     <w:p>
@@ -161,7 +141,7 @@
           </mc:Choice>
           <mc:Fallback>
             <w:pict>
-              <v:line w14:anchorId="18598702" id="Gerade Verbindung 1" o:spid="_x0000_s1026" style="position:absolute;z-index:251659264;visibility:visible;mso-wrap-style:square;mso-wrap-distance-left:9pt;mso-wrap-distance-top:0;mso-wrap-distance-right:9pt;mso-wrap-distance-bottom:0;mso-position-horizontal:absolute;mso-position-horizontal-relative:text;mso-position-vertical:absolute;mso-position-vertical-relative:text" from="-.15pt,41.95pt" to="353.4pt,41.95pt" o:gfxdata="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" strokecolor="#e97132 [3205]" strokeweight="1.5pt">
+              <v:line w14:anchorId="18598702" id="Gerade Verbindung 1" o:spid="_x0000_s1026" style="position:absolute;z-index:251659264;visibility:visible;mso-wrap-style:square;mso-wrap-distance-left:9pt;mso-wrap-distance-top:0;mso-wrap-distance-right:9pt;mso-wrap-distance-bottom:0;mso-position-horizontal:absolute;mso-position-horizontal-relative:text;mso-position-vertical:absolute;mso-position-vertical-relative:text" from="-.15pt,41.95pt" to="353.4pt,41.95pt" o:gfxdata="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" strokecolor="#e97132 [3205]" strokeweight="1.5pt">
                 <v:stroke joinstyle="miter"/>
               </v:line>
             </w:pict>
@@ -175,7 +155,25 @@
           <w:color w:val="3D2817"/>
           <w:sz w:val="40"/>
         </w:rPr>
-        <w:t>Eine kleine Webseite über ein kleines Wesen</w:t>
+        <w:t xml:space="preserve">Eine </w:t>
+      </w:r>
+      <w:r>
+        <w:rPr>
+          <w:rFonts w:ascii="Aptos Display" w:hAnsi="Aptos Display"/>
+          <w:i/>
+          <w:color w:val="3D2817"/>
+          <w:sz w:val="40"/>
+        </w:rPr>
+        <w:t>grosse</w:t>
+      </w:r>
+      <w:r>
+        <w:rPr>
+          <w:rFonts w:ascii="Aptos Display" w:hAnsi="Aptos Display"/>
+          <w:i/>
+          <w:color w:val="3D2817"/>
+          <w:sz w:val="40"/>
+        </w:rPr>
+        <w:t xml:space="preserve"> Webseite über ein kleines Wesen</w:t>
       </w:r>
     </w:p>
     <w:p>
@@ -225,58 +223,7 @@
           <w:color w:val="3D2817"/>
           <w:sz w:val="28"/>
         </w:rPr>
-        <w:t xml:space="preserve">Timo </w:t>
-      </w:r>
-      <w:proofErr w:type="spellStart"/>
-      <w:proofErr w:type="gramStart"/>
-      <w:r>
-        <w:rPr>
-          <w:rFonts w:ascii="Aptos" w:hAnsi="Aptos"/>
-          <w:b/>
-          <w:color w:val="3D2817"/>
-          <w:sz w:val="28"/>
-        </w:rPr>
-        <w:t>Fausch</w:t>
-      </w:r>
-      <w:proofErr w:type="spellEnd"/>
-      <w:r>
-        <w:rPr>
-          <w:rFonts w:ascii="Aptos" w:hAnsi="Aptos"/>
-          <w:b/>
-          <w:color w:val="3D2817"/>
-          <w:sz w:val="28"/>
-        </w:rPr>
-        <w:t xml:space="preserve">  ·</w:t>
-      </w:r>
-      <w:proofErr w:type="gramEnd"/>
-      <w:r>
-        <w:rPr>
-          <w:rFonts w:ascii="Aptos" w:hAnsi="Aptos"/>
-          <w:b/>
-          <w:color w:val="3D2817"/>
-          <w:sz w:val="28"/>
-        </w:rPr>
-        <w:t xml:space="preserve">  Myroslava </w:t>
-      </w:r>
-      <w:proofErr w:type="gramStart"/>
-      <w:r>
-        <w:rPr>
-          <w:rFonts w:ascii="Aptos" w:hAnsi="Aptos"/>
-          <w:b/>
-          <w:color w:val="3D2817"/>
-          <w:sz w:val="28"/>
-        </w:rPr>
-        <w:t>Myroniuk  ·</w:t>
-      </w:r>
-      <w:proofErr w:type="gramEnd"/>
-      <w:r>
-        <w:rPr>
-          <w:rFonts w:ascii="Aptos" w:hAnsi="Aptos"/>
-          <w:b/>
-          <w:color w:val="3D2817"/>
-          <w:sz w:val="28"/>
-        </w:rPr>
-        <w:t xml:space="preserve">  Fabio Kurmann</w:t>
+        <w:t>Timo Fausch Myroslava Myroniuk Fabio Kurmann</w:t>
       </w:r>
     </w:p>
     <w:p>
@@ -417,7 +364,7 @@
           <w:color w:val="B85C38"/>
         </w:rPr>
       </w:pPr>
-      <w:bookmarkStart w:id="0" w:name="_Toc229497086"/>
+      <w:bookmarkStart w:id="0" w:name="_Toc230703500"/>
       <w:r>
         <w:rPr>
           <w:color w:val="B85C38"/>
@@ -477,7 +424,7 @@
             <w:rPr>
               <w:rFonts w:eastAsiaTheme="minorEastAsia"/>
               <w:noProof/>
-              <w:lang w:eastAsia="de-DE"/>
+              <w:lang w:eastAsia="de-CH"/>
             </w:rPr>
           </w:pPr>
           <w:r>
@@ -489,7 +436,7 @@
           <w:r>
             <w:fldChar w:fldCharType="separate"/>
           </w:r>
-          <w:hyperlink w:anchor="_Toc229497086" w:history="1">
+          <w:hyperlink w:anchor="_Toc230703500" w:history="1">
             <w:r>
               <w:rPr>
                 <w:rStyle w:val="Hyperlink"/>
@@ -501,7 +448,7 @@
               <w:rPr>
                 <w:rFonts w:eastAsiaTheme="minorEastAsia"/>
                 <w:noProof/>
-                <w:lang w:eastAsia="de-DE"/>
+                <w:lang w:eastAsia="de-CH"/>
               </w:rPr>
               <w:tab/>
             </w:r>
@@ -531,7 +478,7 @@
                 <w:noProof/>
                 <w:webHidden/>
               </w:rPr>
-              <w:instrText xml:space="preserve"> PAGEREF _Toc229497086 \h </w:instrText>
+              <w:instrText xml:space="preserve"> PAGEREF _Toc230703500 \h </w:instrText>
             </w:r>
             <w:r>
               <w:rPr>
@@ -572,16 +519,14 @@
             <w:rPr>
               <w:rFonts w:eastAsiaTheme="minorEastAsia"/>
               <w:noProof/>
-              <w:color w:val="3D2817"/>
-              <w:lang w:eastAsia="de-DE"/>
+              <w:lang w:eastAsia="de-CH"/>
             </w:rPr>
           </w:pPr>
-          <w:hyperlink w:anchor="_Toc229497087" w:history="1">
+          <w:hyperlink w:anchor="_Toc230703501" w:history="1">
             <w:r>
               <w:rPr>
                 <w:rStyle w:val="Hyperlink"/>
                 <w:noProof/>
-                <w:color w:val="3D2817"/>
               </w:rPr>
               <w:t>2.</w:t>
             </w:r>
@@ -589,8 +534,7 @@
               <w:rPr>
                 <w:rFonts w:eastAsiaTheme="minorEastAsia"/>
                 <w:noProof/>
-                <w:color w:val="3D2817"/>
-                <w:lang w:eastAsia="de-DE"/>
+                <w:lang w:eastAsia="de-CH"/>
               </w:rPr>
               <w:tab/>
             </w:r>
@@ -598,7 +542,6 @@
               <w:rPr>
                 <w:rStyle w:val="Hyperlink"/>
                 <w:noProof/>
-                <w:color w:val="3D2817"/>
               </w:rPr>
               <w:t>Umsetzung</w:t>
             </w:r>
@@ -606,7 +549,6 @@
               <w:rPr>
                 <w:noProof/>
                 <w:webHidden/>
-                <w:color w:val="3D2817"/>
               </w:rPr>
               <w:tab/>
             </w:r>
@@ -614,7 +556,6 @@
               <w:rPr>
                 <w:noProof/>
                 <w:webHidden/>
-                <w:color w:val="3D2817"/>
               </w:rPr>
               <w:fldChar w:fldCharType="begin"/>
             </w:r>
@@ -622,22 +563,19 @@
               <w:rPr>
                 <w:noProof/>
                 <w:webHidden/>
-                <w:color w:val="3D2817"/>
-              </w:rPr>
-              <w:instrText xml:space="preserve"> PAGEREF _Toc229497087 \h </w:instrText>
+              </w:rPr>
+              <w:instrText xml:space="preserve"> PAGEREF _Toc230703501 \h </w:instrText>
             </w:r>
             <w:r>
               <w:rPr>
                 <w:noProof/>
                 <w:webHidden/>
-                <w:color w:val="3D2817"/>
               </w:rPr>
             </w:r>
             <w:r>
               <w:rPr>
                 <w:noProof/>
                 <w:webHidden/>
-                <w:color w:val="3D2817"/>
               </w:rPr>
               <w:fldChar w:fldCharType="separate"/>
             </w:r>
@@ -645,7 +583,6 @@
               <w:rPr>
                 <w:noProof/>
                 <w:webHidden/>
-                <w:color w:val="3D2817"/>
               </w:rPr>
               <w:t>3</w:t>
             </w:r>
@@ -653,7 +590,6 @@
               <w:rPr>
                 <w:noProof/>
                 <w:webHidden/>
-                <w:color w:val="3D2817"/>
               </w:rPr>
               <w:fldChar w:fldCharType="end"/>
             </w:r>
@@ -666,17 +602,17 @@
               <w:tab w:val="right" w:leader="dot" w:pos="9061"/>
             </w:tabs>
             <w:rPr>
+              <w:rFonts w:eastAsiaTheme="minorEastAsia"/>
               <w:noProof/>
-              <w:color w:val="3D2817"/>
+              <w:lang w:eastAsia="de-CH"/>
             </w:rPr>
           </w:pPr>
-          <w:hyperlink w:anchor="_Toc229497088" w:history="1">
+          <w:hyperlink w:anchor="_Toc230703502" w:history="1">
             <w:r>
               <w:rPr>
                 <w:rStyle w:val="Hyperlink"/>
                 <w:rFonts w:ascii="Aptos Display" w:hAnsi="Aptos Display"/>
                 <w:noProof/>
-                <w:color w:val="3D2817"/>
               </w:rPr>
               <w:t>Sollten Sie die Webseite zur Weiterentwicklung übergeben, was würden Sie einer anderen Person noch mitteilen?</w:t>
             </w:r>
@@ -684,7 +620,6 @@
               <w:rPr>
                 <w:noProof/>
                 <w:webHidden/>
-                <w:color w:val="3D2817"/>
               </w:rPr>
               <w:tab/>
             </w:r>
@@ -692,7 +627,6 @@
               <w:rPr>
                 <w:noProof/>
                 <w:webHidden/>
-                <w:color w:val="3D2817"/>
               </w:rPr>
               <w:fldChar w:fldCharType="begin"/>
             </w:r>
@@ -700,22 +634,19 @@
               <w:rPr>
                 <w:noProof/>
                 <w:webHidden/>
-                <w:color w:val="3D2817"/>
-              </w:rPr>
-              <w:instrText xml:space="preserve"> PAGEREF _Toc229497088 \h </w:instrText>
+              </w:rPr>
+              <w:instrText xml:space="preserve"> PAGEREF _Toc230703502 \h </w:instrText>
             </w:r>
             <w:r>
               <w:rPr>
                 <w:noProof/>
                 <w:webHidden/>
-                <w:color w:val="3D2817"/>
               </w:rPr>
             </w:r>
             <w:r>
               <w:rPr>
                 <w:noProof/>
                 <w:webHidden/>
-                <w:color w:val="3D2817"/>
               </w:rPr>
               <w:fldChar w:fldCharType="separate"/>
             </w:r>
@@ -723,15 +654,13 @@
               <w:rPr>
                 <w:noProof/>
                 <w:webHidden/>
-                <w:color w:val="3D2817"/>
-              </w:rPr>
-              <w:t>4</w:t>
+              </w:rPr>
+              <w:t>3</w:t>
             </w:r>
             <w:r>
               <w:rPr>
                 <w:noProof/>
                 <w:webHidden/>
-                <w:color w:val="3D2817"/>
               </w:rPr>
               <w:fldChar w:fldCharType="end"/>
             </w:r>
@@ -744,17 +673,17 @@
               <w:tab w:val="right" w:leader="dot" w:pos="9061"/>
             </w:tabs>
             <w:rPr>
+              <w:rFonts w:eastAsiaTheme="minorEastAsia"/>
               <w:noProof/>
-              <w:color w:val="3D2817"/>
+              <w:lang w:eastAsia="de-CH"/>
             </w:rPr>
           </w:pPr>
-          <w:hyperlink w:anchor="_Toc229497089" w:history="1">
+          <w:hyperlink w:anchor="_Toc230703503" w:history="1">
             <w:r>
               <w:rPr>
                 <w:rStyle w:val="Hyperlink"/>
                 <w:rFonts w:ascii="Aptos Display" w:hAnsi="Aptos Display"/>
                 <w:noProof/>
-                <w:color w:val="3D2817"/>
               </w:rPr>
               <w:t>Wie würden Sie die Webseite noch ausbauen, wenn Sie mehr Zeit hätten?</w:t>
             </w:r>
@@ -762,7 +691,6 @@
               <w:rPr>
                 <w:noProof/>
                 <w:webHidden/>
-                <w:color w:val="3D2817"/>
               </w:rPr>
               <w:tab/>
             </w:r>
@@ -770,7 +698,6 @@
               <w:rPr>
                 <w:noProof/>
                 <w:webHidden/>
-                <w:color w:val="3D2817"/>
               </w:rPr>
               <w:fldChar w:fldCharType="begin"/>
             </w:r>
@@ -778,22 +705,19 @@
               <w:rPr>
                 <w:noProof/>
                 <w:webHidden/>
-                <w:color w:val="3D2817"/>
-              </w:rPr>
-              <w:instrText xml:space="preserve"> PAGEREF _Toc229497089 \h </w:instrText>
+              </w:rPr>
+              <w:instrText xml:space="preserve"> PAGEREF _Toc230703503 \h </w:instrText>
             </w:r>
             <w:r>
               <w:rPr>
                 <w:noProof/>
                 <w:webHidden/>
-                <w:color w:val="3D2817"/>
               </w:rPr>
             </w:r>
             <w:r>
               <w:rPr>
                 <w:noProof/>
                 <w:webHidden/>
-                <w:color w:val="3D2817"/>
               </w:rPr>
               <w:fldChar w:fldCharType="separate"/>
             </w:r>
@@ -801,15 +725,13 @@
               <w:rPr>
                 <w:noProof/>
                 <w:webHidden/>
-                <w:color w:val="3D2817"/>
-              </w:rPr>
-              <w:t>5</w:t>
+              </w:rPr>
+              <w:t>4</w:t>
             </w:r>
             <w:r>
               <w:rPr>
                 <w:noProof/>
                 <w:webHidden/>
-                <w:color w:val="3D2817"/>
               </w:rPr>
               <w:fldChar w:fldCharType="end"/>
             </w:r>
@@ -825,16 +747,14 @@
             <w:rPr>
               <w:rFonts w:eastAsiaTheme="minorEastAsia"/>
               <w:noProof/>
-              <w:color w:val="3D2817"/>
-              <w:lang w:eastAsia="de-DE"/>
+              <w:lang w:eastAsia="de-CH"/>
             </w:rPr>
           </w:pPr>
-          <w:hyperlink w:anchor="_Toc229497090" w:history="1">
+          <w:hyperlink w:anchor="_Toc230703504" w:history="1">
             <w:r>
               <w:rPr>
                 <w:rStyle w:val="Hyperlink"/>
                 <w:noProof/>
-                <w:color w:val="3D2817"/>
               </w:rPr>
               <w:t>3.</w:t>
             </w:r>
@@ -842,8 +762,7 @@
               <w:rPr>
                 <w:rFonts w:eastAsiaTheme="minorEastAsia"/>
                 <w:noProof/>
-                <w:color w:val="3D2817"/>
-                <w:lang w:eastAsia="de-DE"/>
+                <w:lang w:eastAsia="de-CH"/>
               </w:rPr>
               <w:tab/>
             </w:r>
@@ -851,7 +770,6 @@
               <w:rPr>
                 <w:rStyle w:val="Hyperlink"/>
                 <w:noProof/>
-                <w:color w:val="3D2817"/>
               </w:rPr>
               <w:t>Lessons Learned</w:t>
             </w:r>
@@ -859,7 +777,6 @@
               <w:rPr>
                 <w:noProof/>
                 <w:webHidden/>
-                <w:color w:val="3D2817"/>
               </w:rPr>
               <w:tab/>
             </w:r>
@@ -867,7 +784,6 @@
               <w:rPr>
                 <w:noProof/>
                 <w:webHidden/>
-                <w:color w:val="3D2817"/>
               </w:rPr>
               <w:fldChar w:fldCharType="begin"/>
             </w:r>
@@ -875,22 +791,19 @@
               <w:rPr>
                 <w:noProof/>
                 <w:webHidden/>
-                <w:color w:val="3D2817"/>
-              </w:rPr>
-              <w:instrText xml:space="preserve"> PAGEREF _Toc229497090 \h </w:instrText>
+              </w:rPr>
+              <w:instrText xml:space="preserve"> PAGEREF _Toc230703504 \h </w:instrText>
             </w:r>
             <w:r>
               <w:rPr>
                 <w:noProof/>
                 <w:webHidden/>
-                <w:color w:val="3D2817"/>
               </w:rPr>
             </w:r>
             <w:r>
               <w:rPr>
                 <w:noProof/>
                 <w:webHidden/>
-                <w:color w:val="3D2817"/>
               </w:rPr>
               <w:fldChar w:fldCharType="separate"/>
             </w:r>
@@ -898,15 +811,13 @@
               <w:rPr>
                 <w:noProof/>
                 <w:webHidden/>
-                <w:color w:val="3D2817"/>
-              </w:rPr>
-              <w:t>6</w:t>
+              </w:rPr>
+              <w:t>5</w:t>
             </w:r>
             <w:r>
               <w:rPr>
                 <w:noProof/>
                 <w:webHidden/>
-                <w:color w:val="3D2817"/>
               </w:rPr>
               <w:fldChar w:fldCharType="end"/>
             </w:r>
@@ -922,16 +833,14 @@
             <w:rPr>
               <w:rFonts w:eastAsiaTheme="minorEastAsia"/>
               <w:noProof/>
-              <w:color w:val="3D2817"/>
-              <w:lang w:eastAsia="de-DE"/>
+              <w:lang w:eastAsia="de-CH"/>
             </w:rPr>
           </w:pPr>
-          <w:hyperlink w:anchor="_Toc229497091" w:history="1">
+          <w:hyperlink w:anchor="_Toc230703505" w:history="1">
             <w:r>
               <w:rPr>
                 <w:rStyle w:val="Hyperlink"/>
                 <w:noProof/>
-                <w:color w:val="3D2817"/>
               </w:rPr>
               <w:t>4.</w:t>
             </w:r>
@@ -939,8 +848,7 @@
               <w:rPr>
                 <w:rFonts w:eastAsiaTheme="minorEastAsia"/>
                 <w:noProof/>
-                <w:color w:val="3D2817"/>
-                <w:lang w:eastAsia="de-DE"/>
+                <w:lang w:eastAsia="de-CH"/>
               </w:rPr>
               <w:tab/>
             </w:r>
@@ -948,7 +856,6 @@
               <w:rPr>
                 <w:rStyle w:val="Hyperlink"/>
                 <w:noProof/>
-                <w:color w:val="3D2817"/>
               </w:rPr>
               <w:t>Selbständigkeitserklärung</w:t>
             </w:r>
@@ -956,7 +863,6 @@
               <w:rPr>
                 <w:noProof/>
                 <w:webHidden/>
-                <w:color w:val="3D2817"/>
               </w:rPr>
               <w:tab/>
             </w:r>
@@ -964,7 +870,6 @@
               <w:rPr>
                 <w:noProof/>
                 <w:webHidden/>
-                <w:color w:val="3D2817"/>
               </w:rPr>
               <w:fldChar w:fldCharType="begin"/>
             </w:r>
@@ -972,22 +877,19 @@
               <w:rPr>
                 <w:noProof/>
                 <w:webHidden/>
-                <w:color w:val="3D2817"/>
-              </w:rPr>
-              <w:instrText xml:space="preserve"> PAGEREF _Toc229497091 \h </w:instrText>
+              </w:rPr>
+              <w:instrText xml:space="preserve"> PAGEREF _Toc230703505 \h </w:instrText>
             </w:r>
             <w:r>
               <w:rPr>
                 <w:noProof/>
                 <w:webHidden/>
-                <w:color w:val="3D2817"/>
               </w:rPr>
             </w:r>
             <w:r>
               <w:rPr>
                 <w:noProof/>
                 <w:webHidden/>
-                <w:color w:val="3D2817"/>
               </w:rPr>
               <w:fldChar w:fldCharType="separate"/>
             </w:r>
@@ -995,15 +897,13 @@
               <w:rPr>
                 <w:noProof/>
                 <w:webHidden/>
-                <w:color w:val="3D2817"/>
-              </w:rPr>
-              <w:t>7</w:t>
+              </w:rPr>
+              <w:t>6</w:t>
             </w:r>
             <w:r>
               <w:rPr>
                 <w:noProof/>
                 <w:webHidden/>
-                <w:color w:val="3D2817"/>
               </w:rPr>
               <w:fldChar w:fldCharType="end"/>
             </w:r>
@@ -1049,7 +949,7 @@
           <w:color w:val="B85C38"/>
         </w:rPr>
       </w:pPr>
-      <w:bookmarkStart w:id="1" w:name="_Toc229497087"/>
+      <w:bookmarkStart w:id="1" w:name="_Toc230703501"/>
       <w:r>
         <w:rPr>
           <w:color w:val="B85C38"/>
@@ -1237,19 +1137,11 @@
                 <w:color w:val="3D2817"/>
               </w:rPr>
             </w:pPr>
-            <w:proofErr w:type="spellStart"/>
-            <w:r>
-              <w:rPr>
-                <w:color w:val="3D2817"/>
-              </w:rPr>
-              <w:t>css</w:t>
-            </w:r>
-            <w:proofErr w:type="spellEnd"/>
-            <w:r>
-              <w:rPr>
-                <w:color w:val="3D2817"/>
-              </w:rPr>
-              <w:t>/style.css eingebunden in index.html Z. 7</w:t>
+            <w:r>
+              <w:rPr>
+                <w:color w:val="3D2817"/>
+              </w:rPr>
+              <w:t>css/style.css eingebunden in index.html Z. 7</w:t>
             </w:r>
             <w:r>
               <w:rPr>
@@ -1421,25 +1313,7 @@
                 <w:iCs/>
                 <w:color w:val="3D2817"/>
               </w:rPr>
-              <w:t xml:space="preserve">4 Spalten </w:t>
-            </w:r>
-            <w:proofErr w:type="spellStart"/>
-            <w:r>
-              <w:rPr>
-                <w:i/>
-                <w:iCs/>
-                <w:color w:val="3D2817"/>
-              </w:rPr>
-              <w:t>css</w:t>
-            </w:r>
-            <w:proofErr w:type="spellEnd"/>
-            <w:r>
-              <w:rPr>
-                <w:i/>
-                <w:iCs/>
-                <w:color w:val="3D2817"/>
-              </w:rPr>
-              <w:t>/style.css</w:t>
+              <w:t>4 Spalten css/style.css</w:t>
             </w:r>
           </w:p>
           <w:p>
@@ -1453,7 +1327,27 @@
               <w:rPr>
                 <w:color w:val="3D2817"/>
               </w:rPr>
-              <w:t>Zeilen: ca. 976–980</w:t>
+              <w:t>Zeilen: 976–980</w:t>
+            </w:r>
+          </w:p>
+          <w:p>
+            <w:pPr>
+              <w:cnfStyle w:val="000000000000" w:firstRow="0" w:lastRow="0" w:firstColumn="0" w:lastColumn="0" w:oddVBand="0" w:evenVBand="0" w:oddHBand="0" w:evenHBand="0" w:firstRowFirstColumn="0" w:firstRowLastColumn="0" w:lastRowFirstColumn="0" w:lastRowLastColumn="0"/>
+              <w:rPr>
+                <w:color w:val="3D2817"/>
+              </w:rPr>
+            </w:pPr>
+            <w:r>
+              <w:rPr>
+                <w:color w:val="3D2817"/>
+              </w:rPr>
+              <w:t>Index: 65-73</w:t>
+            </w:r>
+            <w:r>
+              <w:rPr>
+                <w:color w:val="3D2817"/>
+              </w:rPr>
+              <w:t>/Galerie 28-37</w:t>
             </w:r>
           </w:p>
         </w:tc>
@@ -1472,27 +1366,15 @@
             <w:pPr>
               <w:rPr>
                 <w:color w:val="3D2817"/>
+                <w:lang w:val="en-US"/>
               </w:rPr>
             </w:pPr>
             <w:r>
               <w:rPr>
                 <w:color w:val="3D2817"/>
-              </w:rPr>
-              <w:t xml:space="preserve">Elemente: Card, Modal, </w:t>
-            </w:r>
-            <w:proofErr w:type="spellStart"/>
-            <w:r>
-              <w:rPr>
-                <w:color w:val="3D2817"/>
-              </w:rPr>
-              <w:t>Accordion</w:t>
-            </w:r>
-            <w:proofErr w:type="spellEnd"/>
-            <w:r>
-              <w:rPr>
-                <w:color w:val="3D2817"/>
-              </w:rPr>
-              <w:t>, Bild mit Text, Animation</w:t>
+                <w:lang w:val="en-US"/>
+              </w:rPr>
+              <w:t>Elemente: Card, Modal, Accordion, Bild mit Text, Animation</w:t>
             </w:r>
           </w:p>
         </w:tc>
@@ -1558,81 +1440,50 @@
               <w:cnfStyle w:val="000000100000" w:firstRow="0" w:lastRow="0" w:firstColumn="0" w:lastColumn="0" w:oddVBand="0" w:evenVBand="0" w:oddHBand="1" w:evenHBand="0" w:firstRowFirstColumn="0" w:firstRowLastColumn="0" w:lastRowFirstColumn="0" w:lastRowLastColumn="0"/>
               <w:rPr>
                 <w:color w:val="3D2817"/>
+                <w:lang w:val="en-US"/>
               </w:rPr>
             </w:pPr>
-            <w:proofErr w:type="spellStart"/>
-            <w:r>
-              <w:rPr>
-                <w:color w:val="3D2817"/>
-              </w:rPr>
-              <w:t>Accordion</w:t>
-            </w:r>
-            <w:proofErr w:type="spellEnd"/>
-            <w:r>
-              <w:rPr>
-                <w:color w:val="3D2817"/>
-              </w:rPr>
-              <w:t>: index.html Z. 6</w:t>
-            </w:r>
-            <w:r>
-              <w:rPr>
-                <w:color w:val="3D2817"/>
+            <w:r>
+              <w:rPr>
+                <w:color w:val="3D2817"/>
+                <w:lang w:val="en-US"/>
+              </w:rPr>
+              <w:t>Accordion: index.html Z. 6</w:t>
+            </w:r>
+            <w:r>
+              <w:rPr>
+                <w:color w:val="3D2817"/>
+                <w:lang w:val="en-US"/>
               </w:rPr>
               <w:t>5</w:t>
             </w:r>
             <w:r>
               <w:rPr>
                 <w:color w:val="3D2817"/>
+                <w:lang w:val="en-US"/>
               </w:rPr>
               <w:t>–7</w:t>
             </w:r>
             <w:r>
               <w:rPr>
                 <w:color w:val="3D2817"/>
+                <w:lang w:val="en-US"/>
               </w:rPr>
               <w:t>4</w:t>
             </w:r>
             <w:r>
               <w:rPr>
                 <w:color w:val="3D2817"/>
+                <w:lang w:val="en-US"/>
               </w:rPr>
               <w:t xml:space="preserve">. </w:t>
             </w:r>
             <w:r>
               <w:rPr>
                 <w:color w:val="3D2817"/>
-              </w:rPr>
-              <w:t>style</w:t>
-            </w:r>
-            <w:r>
-              <w:rPr>
-                <w:color w:val="3D2817"/>
-              </w:rPr>
-              <w:t>.</w:t>
-            </w:r>
-            <w:r>
-              <w:rPr>
-                <w:color w:val="3D2817"/>
-              </w:rPr>
-              <w:t>css</w:t>
-            </w:r>
-            <w:r>
-              <w:rPr>
-                <w:color w:val="3D2817"/>
-              </w:rPr>
-              <w:t xml:space="preserve"> Z. </w:t>
-            </w:r>
-            <w:r>
-              <w:rPr>
-                <w:color w:val="3D2817"/>
-              </w:rPr>
-              <w:t>1042</w:t>
-            </w:r>
-            <w:r>
-              <w:rPr>
-                <w:color w:val="3D2817"/>
-              </w:rPr>
-              <w:t>.</w:t>
+                <w:lang w:val="en-US"/>
+              </w:rPr>
+              <w:t>style.css Z. 1042.</w:t>
             </w:r>
           </w:p>
           <w:p>
@@ -1712,91 +1563,7 @@
               <w:rPr>
                 <w:color w:val="3D2817"/>
               </w:rPr>
-              <w:t>Multimedia: &lt;</w:t>
-            </w:r>
-            <w:proofErr w:type="spellStart"/>
-            <w:r>
-              <w:rPr>
-                <w:color w:val="3D2817"/>
-              </w:rPr>
-              <w:t>video</w:t>
-            </w:r>
-            <w:proofErr w:type="spellEnd"/>
-            <w:r>
-              <w:rPr>
-                <w:color w:val="3D2817"/>
-              </w:rPr>
-              <w:t xml:space="preserve">&gt; mit </w:t>
-            </w:r>
-            <w:proofErr w:type="spellStart"/>
-            <w:r>
-              <w:rPr>
-                <w:color w:val="3D2817"/>
-              </w:rPr>
-              <w:t>preload</w:t>
-            </w:r>
-            <w:proofErr w:type="spellEnd"/>
-            <w:r>
-              <w:rPr>
-                <w:color w:val="3D2817"/>
-              </w:rPr>
-              <w:t>="</w:t>
-            </w:r>
-            <w:proofErr w:type="spellStart"/>
-            <w:r>
-              <w:rPr>
-                <w:color w:val="3D2817"/>
-              </w:rPr>
-              <w:t>none</w:t>
-            </w:r>
-            <w:proofErr w:type="spellEnd"/>
-            <w:r>
-              <w:rPr>
-                <w:color w:val="3D2817"/>
-              </w:rPr>
-              <w:t>"; &lt;</w:t>
-            </w:r>
-            <w:proofErr w:type="spellStart"/>
-            <w:r>
-              <w:rPr>
-                <w:color w:val="3D2817"/>
-              </w:rPr>
-              <w:t>audio</w:t>
-            </w:r>
-            <w:proofErr w:type="spellEnd"/>
-            <w:r>
-              <w:rPr>
-                <w:color w:val="3D2817"/>
-              </w:rPr>
-              <w:t xml:space="preserve">&gt; steuerbar mit </w:t>
-            </w:r>
-            <w:proofErr w:type="spellStart"/>
-            <w:r>
-              <w:rPr>
-                <w:color w:val="3D2817"/>
-              </w:rPr>
-              <w:t>preload</w:t>
-            </w:r>
-            <w:proofErr w:type="spellEnd"/>
-            <w:r>
-              <w:rPr>
-                <w:color w:val="3D2817"/>
-              </w:rPr>
-              <w:t>="</w:t>
-            </w:r>
-            <w:proofErr w:type="spellStart"/>
-            <w:r>
-              <w:rPr>
-                <w:color w:val="3D2817"/>
-              </w:rPr>
-              <w:t>none</w:t>
-            </w:r>
-            <w:proofErr w:type="spellEnd"/>
-            <w:r>
-              <w:rPr>
-                <w:color w:val="3D2817"/>
-              </w:rPr>
-              <w:t>"</w:t>
+              <w:t>Multimedia: &lt;video&gt; mit preload="none"; &lt;audio&gt; steuerbar mit preload="none"</w:t>
             </w:r>
           </w:p>
         </w:tc>
@@ -1906,21 +1673,7 @@
               <w:rPr>
                 <w:color w:val="3D2817"/>
               </w:rPr>
-              <w:t xml:space="preserve">Struktur: </w:t>
-            </w:r>
-            <w:proofErr w:type="spellStart"/>
-            <w:r>
-              <w:rPr>
-                <w:color w:val="3D2817"/>
-              </w:rPr>
-              <w:t>favicon</w:t>
-            </w:r>
-            <w:proofErr w:type="spellEnd"/>
-            <w:r>
-              <w:rPr>
-                <w:color w:val="3D2817"/>
-              </w:rPr>
-              <w:t>, title, Ordnerstruktur, semantisches HTML, Kommentare</w:t>
+              <w:t>Struktur: favicon, title, Ordnerstruktur, semantisches HTML, Kommentare</w:t>
             </w:r>
           </w:p>
         </w:tc>
@@ -1939,49 +1692,42 @@
             <w:r>
               <w:rPr>
                 <w:color w:val="3D2817"/>
-                <w:lang w:val="fr-CH"/>
+                <w:lang w:val="en-US"/>
               </w:rPr>
               <w:t>index.html Z. 4</w:t>
             </w:r>
             <w:r>
               <w:rPr>
                 <w:color w:val="3D2817"/>
-                <w:lang w:val="fr-CH"/>
+                <w:lang w:val="en-US"/>
               </w:rPr>
               <w:t>.</w:t>
             </w:r>
             <w:r>
               <w:rPr>
                 <w:color w:val="3D2817"/>
-                <w:lang w:val="fr-CH"/>
+                <w:lang w:val="en-US"/>
               </w:rPr>
               <w:br/>
             </w:r>
             <w:r>
               <w:rPr>
                 <w:color w:val="3D2817"/>
-                <w:lang w:val="fr-CH"/>
+                <w:lang w:val="en-US"/>
               </w:rPr>
               <w:t xml:space="preserve">facts.html Z. </w:t>
             </w:r>
             <w:r>
               <w:rPr>
                 <w:color w:val="3D2817"/>
-                <w:lang w:val="fr-CH"/>
-              </w:rPr>
-              <w:t>7</w:t>
-            </w:r>
-            <w:r>
-              <w:rPr>
-                <w:color w:val="3D2817"/>
-                <w:lang w:val="fr-CH"/>
-              </w:rPr>
-              <w:t>.</w:t>
-            </w:r>
-            <w:r>
-              <w:rPr>
-                <w:color w:val="3D2817"/>
-                <w:lang w:val="fr-CH"/>
+                <w:lang w:val="en-US"/>
+              </w:rPr>
+              <w:t>7.</w:t>
+            </w:r>
+            <w:r>
+              <w:rPr>
+                <w:color w:val="3D2817"/>
+                <w:lang w:val="en-US"/>
               </w:rPr>
               <w:br/>
             </w:r>
@@ -2007,7 +1753,13 @@
               <w:rPr>
                 <w:color w:val="3D2817"/>
               </w:rPr>
-              <w:t xml:space="preserve">gallerie.html Z. </w:t>
+              <w:t>G</w:t>
+            </w:r>
+            <w:r>
+              <w:rPr>
+                <w:color w:val="3D2817"/>
+              </w:rPr>
+              <w:t xml:space="preserve">allerie.html Z. </w:t>
             </w:r>
             <w:r>
               <w:rPr>
@@ -2031,105 +1783,7 @@
               <w:rPr>
                 <w:color w:val="3D2817"/>
               </w:rPr>
-              <w:t xml:space="preserve">Ordnerstruktur: </w:t>
-            </w:r>
-            <w:proofErr w:type="spellStart"/>
-            <w:r>
-              <w:rPr>
-                <w:color w:val="3D2817"/>
-              </w:rPr>
-              <w:t>css</w:t>
-            </w:r>
-            <w:proofErr w:type="spellEnd"/>
-            <w:r>
-              <w:rPr>
-                <w:color w:val="3D2817"/>
-              </w:rPr>
-              <w:t xml:space="preserve">/, </w:t>
-            </w:r>
-            <w:proofErr w:type="spellStart"/>
-            <w:r>
-              <w:rPr>
-                <w:color w:val="3D2817"/>
-              </w:rPr>
-              <w:t>html</w:t>
-            </w:r>
-            <w:proofErr w:type="spellEnd"/>
-            <w:r>
-              <w:rPr>
-                <w:color w:val="3D2817"/>
-              </w:rPr>
-              <w:t xml:space="preserve">/, </w:t>
-            </w:r>
-            <w:proofErr w:type="spellStart"/>
-            <w:r>
-              <w:rPr>
-                <w:color w:val="3D2817"/>
-              </w:rPr>
-              <w:t>img</w:t>
-            </w:r>
-            <w:proofErr w:type="spellEnd"/>
-            <w:r>
-              <w:rPr>
-                <w:color w:val="3D2817"/>
-              </w:rPr>
-              <w:t xml:space="preserve">/, </w:t>
-            </w:r>
-            <w:proofErr w:type="spellStart"/>
-            <w:r>
-              <w:rPr>
-                <w:color w:val="3D2817"/>
-              </w:rPr>
-              <w:t>media</w:t>
-            </w:r>
-            <w:proofErr w:type="spellEnd"/>
-            <w:r>
-              <w:rPr>
-                <w:color w:val="3D2817"/>
-              </w:rPr>
-              <w:t>/</w:t>
-            </w:r>
-            <w:proofErr w:type="spellStart"/>
-            <w:r>
-              <w:rPr>
-                <w:color w:val="3D2817"/>
-              </w:rPr>
-              <w:t>video</w:t>
-            </w:r>
-            <w:proofErr w:type="spellEnd"/>
-            <w:r>
-              <w:rPr>
-                <w:color w:val="3D2817"/>
-              </w:rPr>
-              <w:t xml:space="preserve">/, </w:t>
-            </w:r>
-            <w:proofErr w:type="spellStart"/>
-            <w:r>
-              <w:rPr>
-                <w:color w:val="3D2817"/>
-              </w:rPr>
-              <w:t>media</w:t>
-            </w:r>
-            <w:proofErr w:type="spellEnd"/>
-            <w:r>
-              <w:rPr>
-                <w:color w:val="3D2817"/>
-              </w:rPr>
-              <w:t>/</w:t>
-            </w:r>
-            <w:proofErr w:type="spellStart"/>
-            <w:r>
-              <w:rPr>
-                <w:color w:val="3D2817"/>
-              </w:rPr>
-              <w:t>audio</w:t>
-            </w:r>
-            <w:proofErr w:type="spellEnd"/>
-            <w:r>
-              <w:rPr>
-                <w:color w:val="3D2817"/>
-              </w:rPr>
-              <w:t xml:space="preserve">/. </w:t>
+              <w:t xml:space="preserve">Ordnerstruktur: css/, html/, img/, media/video/, media/audio/. </w:t>
             </w:r>
             <w:r>
               <w:rPr>
@@ -2141,7 +1795,13 @@
               <w:rPr>
                 <w:color w:val="3D2817"/>
               </w:rPr>
-              <w:t>Favicon: noch zu ergänzen</w:t>
+              <w:t>Favicon:</w:t>
+            </w:r>
+            <w:r>
+              <w:rPr>
+                <w:color w:val="3D2817"/>
+              </w:rPr>
+              <w:t xml:space="preserve"> Auf jeder Seite im Head zu finden.</w:t>
             </w:r>
           </w:p>
         </w:tc>
@@ -2157,7 +1817,27 @@
           <w:color w:val="B85C38"/>
         </w:rPr>
       </w:pPr>
-      <w:bookmarkStart w:id="2" w:name="_Toc229497088"/>
+      <w:bookmarkStart w:id="2" w:name="_Toc230703502"/>
+    </w:p>
+    <w:p>
+      <w:pPr>
+        <w:pStyle w:val="berschrift2"/>
+        <w:jc w:val="both"/>
+        <w:rPr>
+          <w:rFonts w:ascii="Aptos Display" w:hAnsi="Aptos Display"/>
+          <w:color w:val="B85C38"/>
+        </w:rPr>
+      </w:pPr>
+    </w:p>
+    <w:p>
+      <w:pPr>
+        <w:pStyle w:val="berschrift2"/>
+        <w:jc w:val="both"/>
+        <w:rPr>
+          <w:rFonts w:ascii="Aptos Display" w:hAnsi="Aptos Display"/>
+          <w:color w:val="B85C38"/>
+        </w:rPr>
+      </w:pPr>
       <w:r>
         <w:rPr>
           <w:rFonts w:ascii="Aptos Display" w:hAnsi="Aptos Display"/>
@@ -2180,207 +1860,7 @@
           <w:rFonts w:ascii="Aptos" w:hAnsi="Aptos"/>
           <w:color w:val="000000"/>
         </w:rPr>
-        <w:t>Wichtig wäre, die Ordnerstruktur (</w:t>
-      </w:r>
-      <w:proofErr w:type="spellStart"/>
-      <w:r>
-        <w:rPr>
-          <w:rFonts w:ascii="Aptos" w:hAnsi="Aptos"/>
-          <w:color w:val="000000"/>
-        </w:rPr>
-        <w:t>css</w:t>
-      </w:r>
-      <w:proofErr w:type="spellEnd"/>
-      <w:r>
-        <w:rPr>
-          <w:rFonts w:ascii="Aptos" w:hAnsi="Aptos"/>
-          <w:color w:val="000000"/>
-        </w:rPr>
-        <w:t xml:space="preserve">/, </w:t>
-      </w:r>
-      <w:proofErr w:type="spellStart"/>
-      <w:r>
-        <w:rPr>
-          <w:rFonts w:ascii="Aptos" w:hAnsi="Aptos"/>
-          <w:color w:val="000000"/>
-        </w:rPr>
-        <w:t>html</w:t>
-      </w:r>
-      <w:proofErr w:type="spellEnd"/>
-      <w:r>
-        <w:rPr>
-          <w:rFonts w:ascii="Aptos" w:hAnsi="Aptos"/>
-          <w:color w:val="000000"/>
-        </w:rPr>
-        <w:t xml:space="preserve">/, </w:t>
-      </w:r>
-      <w:proofErr w:type="spellStart"/>
-      <w:r>
-        <w:rPr>
-          <w:rFonts w:ascii="Aptos" w:hAnsi="Aptos"/>
-          <w:color w:val="000000"/>
-        </w:rPr>
-        <w:t>img</w:t>
-      </w:r>
-      <w:proofErr w:type="spellEnd"/>
-      <w:r>
-        <w:rPr>
-          <w:rFonts w:ascii="Aptos" w:hAnsi="Aptos"/>
-          <w:color w:val="000000"/>
-        </w:rPr>
-        <w:t xml:space="preserve">/, </w:t>
-      </w:r>
-      <w:proofErr w:type="spellStart"/>
-      <w:r>
-        <w:rPr>
-          <w:rFonts w:ascii="Aptos" w:hAnsi="Aptos"/>
-          <w:color w:val="000000"/>
-        </w:rPr>
-        <w:t>media</w:t>
-      </w:r>
-      <w:proofErr w:type="spellEnd"/>
-      <w:r>
-        <w:rPr>
-          <w:rFonts w:ascii="Aptos" w:hAnsi="Aptos"/>
-          <w:color w:val="000000"/>
-        </w:rPr>
-        <w:t>/) beizubehalten und neue Inhalte in die bestehenden semantischen Bereiche (</w:t>
-      </w:r>
-      <w:proofErr w:type="spellStart"/>
-      <w:r>
-        <w:rPr>
-          <w:rFonts w:ascii="Aptos" w:hAnsi="Aptos"/>
-          <w:color w:val="000000"/>
-        </w:rPr>
-        <w:t>header</w:t>
-      </w:r>
-      <w:proofErr w:type="spellEnd"/>
-      <w:r>
-        <w:rPr>
-          <w:rFonts w:ascii="Aptos" w:hAnsi="Aptos"/>
-          <w:color w:val="000000"/>
-        </w:rPr>
-        <w:t xml:space="preserve">, </w:t>
-      </w:r>
-      <w:proofErr w:type="spellStart"/>
-      <w:r>
-        <w:rPr>
-          <w:rFonts w:ascii="Aptos" w:hAnsi="Aptos"/>
-          <w:color w:val="000000"/>
-        </w:rPr>
-        <w:t>nav</w:t>
-      </w:r>
-      <w:proofErr w:type="spellEnd"/>
-      <w:r>
-        <w:rPr>
-          <w:rFonts w:ascii="Aptos" w:hAnsi="Aptos"/>
-          <w:color w:val="000000"/>
-        </w:rPr>
-        <w:t xml:space="preserve">, </w:t>
-      </w:r>
-      <w:proofErr w:type="spellStart"/>
-      <w:r>
-        <w:rPr>
-          <w:rFonts w:ascii="Aptos" w:hAnsi="Aptos"/>
-          <w:color w:val="000000"/>
-        </w:rPr>
-        <w:t>main</w:t>
-      </w:r>
-      <w:proofErr w:type="spellEnd"/>
-      <w:r>
-        <w:rPr>
-          <w:rFonts w:ascii="Aptos" w:hAnsi="Aptos"/>
-          <w:color w:val="000000"/>
-        </w:rPr>
-        <w:t xml:space="preserve">, </w:t>
-      </w:r>
-      <w:proofErr w:type="spellStart"/>
-      <w:r>
-        <w:rPr>
-          <w:rFonts w:ascii="Aptos" w:hAnsi="Aptos"/>
-          <w:color w:val="000000"/>
-        </w:rPr>
-        <w:t>section</w:t>
-      </w:r>
-      <w:proofErr w:type="spellEnd"/>
-      <w:r>
-        <w:rPr>
-          <w:rFonts w:ascii="Aptos" w:hAnsi="Aptos"/>
-          <w:color w:val="000000"/>
-        </w:rPr>
-        <w:t xml:space="preserve">, </w:t>
-      </w:r>
-      <w:proofErr w:type="spellStart"/>
-      <w:r>
-        <w:rPr>
-          <w:rFonts w:ascii="Aptos" w:hAnsi="Aptos"/>
-          <w:color w:val="000000"/>
-        </w:rPr>
-        <w:t>footer</w:t>
-      </w:r>
-      <w:proofErr w:type="spellEnd"/>
-      <w:r>
-        <w:rPr>
-          <w:rFonts w:ascii="Aptos" w:hAnsi="Aptos"/>
-          <w:color w:val="000000"/>
-        </w:rPr>
-        <w:t xml:space="preserve">) einzubauen. Das eigene Stylesheet </w:t>
-      </w:r>
-      <w:proofErr w:type="spellStart"/>
-      <w:r>
-        <w:rPr>
-          <w:rFonts w:ascii="Aptos" w:hAnsi="Aptos"/>
-          <w:color w:val="000000"/>
-        </w:rPr>
-        <w:t>css</w:t>
-      </w:r>
-      <w:proofErr w:type="spellEnd"/>
-      <w:r>
-        <w:rPr>
-          <w:rFonts w:ascii="Aptos" w:hAnsi="Aptos"/>
-          <w:color w:val="000000"/>
-        </w:rPr>
-        <w:t xml:space="preserve">/style.css enthält oben </w:t>
-      </w:r>
-      <w:proofErr w:type="gramStart"/>
-      <w:r>
-        <w:rPr>
-          <w:rFonts w:ascii="Aptos" w:hAnsi="Aptos"/>
-          <w:color w:val="000000"/>
-        </w:rPr>
-        <w:t>in :root</w:t>
-      </w:r>
-      <w:proofErr w:type="gramEnd"/>
-      <w:r>
-        <w:rPr>
-          <w:rFonts w:ascii="Aptos" w:hAnsi="Aptos"/>
-          <w:color w:val="000000"/>
-        </w:rPr>
-        <w:t xml:space="preserve"> die zentralen Variablen für Schriftart, Farben und Hintergrund — wer das Design ändern will, sollte </w:t>
-      </w:r>
-      <w:r>
-        <w:rPr>
-          <w:rFonts w:ascii="Aptos" w:hAnsi="Aptos"/>
-          <w:color w:val="000000"/>
-        </w:rPr>
-        <w:lastRenderedPageBreak/>
-        <w:t xml:space="preserve">zuerst dort ansetzen, damit alle Seiten konsistent bleiben. Die Navigation und der </w:t>
-      </w:r>
-      <w:proofErr w:type="spellStart"/>
-      <w:r>
-        <w:rPr>
-          <w:rFonts w:ascii="Aptos" w:hAnsi="Aptos"/>
-          <w:color w:val="000000"/>
-        </w:rPr>
-        <w:t>Footer</w:t>
-      </w:r>
-      <w:proofErr w:type="spellEnd"/>
-      <w:r>
-        <w:rPr>
-          <w:rFonts w:ascii="Aptos" w:hAnsi="Aptos"/>
-          <w:color w:val="000000"/>
-        </w:rPr>
-        <w:t xml:space="preserve"> sind auf allen vier Seiten identisch und müssen bei Änderungen überall mitgepflegt werden. Das Modal-Fenster ist im CSS schon vorbereitet, im HTML aber noch nicht eingebaut — das wäre der nächste logische Schritt. Auch Favicon, Abgabedatum und Dateiname der Dokumentation auf der Startseite fehlen noch und sollten ergänzt werden.</w:t>
+        <w:t>Wichtig wäre, die Ordnerstruktur (css/, html/, img/, media/) beizubehalten und neue Inhalte in die bestehenden semantischen Bereiche (header, nav, main, section, footer) einzubauen. Das eigene Stylesheet css/style.css enthält oben in :root die zentralen Variablen für Schriftart, Farben und Hintergrund — wer das Design ändern will, sollte zuerst dort ansetzen, damit alle Seiten konsistent bleiben. Die Navigation und der Footer sind auf allen vier Seiten identisch und müssen bei Änderungen überall mitgepflegt werden. Das Modal-Fenster ist im CSS schon vorbereitet, im HTML aber noch nicht eingebaut — das wäre der nächste logische Schritt. Auch Favicon, Abgabedatum und Dateiname der Dokumentation auf der Startseite fehlen noch und sollten ergänzt werden.</w:t>
       </w:r>
     </w:p>
     <w:p>
@@ -2392,7 +1872,7 @@
           <w:color w:val="B85C38"/>
         </w:rPr>
       </w:pPr>
-      <w:bookmarkStart w:id="3" w:name="_Toc229497089"/>
+      <w:bookmarkStart w:id="3" w:name="_Toc230703503"/>
       <w:r>
         <w:rPr>
           <w:rFonts w:ascii="Aptos Display" w:hAnsi="Aptos Display"/>
@@ -2415,23 +1895,7 @@
           <w:rFonts w:ascii="Aptos" w:hAnsi="Aptos"/>
           <w:color w:val="000000"/>
         </w:rPr>
-        <w:t xml:space="preserve">Mit mehr Zeit würden wir verschiedene zusätzliche Animationen ausprobieren — zum Beispiel sanfte Übergänge beim Seitenwechsel, animierte Hover-Effekte auf den Cards und kleine Bewegungen, die das Auge führen. Ausserdem würden wir unser Logo besser einsetzen: prominenter in der </w:t>
-      </w:r>
-      <w:proofErr w:type="gramStart"/>
-      <w:r>
-        <w:rPr>
-          <w:rFonts w:ascii="Aptos" w:hAnsi="Aptos"/>
-          <w:color w:val="000000"/>
-        </w:rPr>
-        <w:t>Navigation,</w:t>
-      </w:r>
-      <w:proofErr w:type="gramEnd"/>
-      <w:r>
-        <w:rPr>
-          <w:rFonts w:ascii="Aptos" w:hAnsi="Aptos"/>
-          <w:color w:val="000000"/>
-        </w:rPr>
-        <w:t xml:space="preserve"> als Favicon im Browser-Tab und als wiederkehrendes Element auf allen Seiten, damit der Wiedererkennungswert steigt.</w:t>
+        <w:t>Mit mehr Zeit würden wir verschiedene zusätzliche Animationen ausprobieren — zum Beispiel sanfte Übergänge beim Seitenwechsel, animierte Hover-Effekte auf den Cards und kleine Bewegungen, die das Auge führen. Ausserdem würden wir unser Logo besser einsetzen: prominenter in der Navigation, als Favicon im Browser-Tab und als wiederkehrendes Element auf allen Seiten, damit der Wiedererkennungswert steigt.</w:t>
       </w:r>
     </w:p>
     <w:p>
@@ -2454,31 +1918,15 @@
           <w:color w:val="B85C38"/>
         </w:rPr>
       </w:pPr>
-      <w:bookmarkStart w:id="4" w:name="_Toc229497090"/>
-      <w:proofErr w:type="spellStart"/>
+      <w:bookmarkStart w:id="4" w:name="_Toc230703504"/>
       <w:r>
         <w:rPr>
           <w:color w:val="B85C38"/>
         </w:rPr>
         <w:lastRenderedPageBreak/>
-        <w:t>Lessons</w:t>
-      </w:r>
-      <w:proofErr w:type="spellEnd"/>
-      <w:r>
-        <w:rPr>
-          <w:color w:val="B85C38"/>
-        </w:rPr>
-        <w:t xml:space="preserve"> </w:t>
-      </w:r>
-      <w:proofErr w:type="spellStart"/>
-      <w:r>
-        <w:rPr>
-          <w:color w:val="B85C38"/>
-        </w:rPr>
-        <w:t>Learned</w:t>
+        <w:t>Lessons Learned</w:t>
       </w:r>
       <w:bookmarkEnd w:id="4"/>
-      <w:proofErr w:type="spellEnd"/>
     </w:p>
     <w:p/>
     <w:p>
@@ -2506,49 +1954,7 @@
         <w:rPr>
           <w:rFonts w:ascii="Aptos" w:hAnsi="Aptos"/>
         </w:rPr>
-        <w:t>Auch das Platzieren der Inhalte war anspruchsvoller als erwartet. Wir mussten ein Gefühl dafür bekommen, wie viel Text und wie viele Bilder pro Abschnitt sinnvoll sind, damit die Seite nicht überladen wirkt. CSS-</w:t>
-      </w:r>
-      <w:proofErr w:type="spellStart"/>
-      <w:r>
-        <w:rPr>
-          <w:rFonts w:ascii="Aptos" w:hAnsi="Aptos"/>
-        </w:rPr>
-        <w:t>Grid</w:t>
-      </w:r>
-      <w:proofErr w:type="spellEnd"/>
-      <w:r>
-        <w:rPr>
-          <w:rFonts w:ascii="Aptos" w:hAnsi="Aptos"/>
-        </w:rPr>
-        <w:t xml:space="preserve"> und </w:t>
-      </w:r>
-      <w:proofErr w:type="spellStart"/>
-      <w:r>
-        <w:rPr>
-          <w:rFonts w:ascii="Aptos" w:hAnsi="Aptos"/>
-        </w:rPr>
-        <w:t>Flexbox</w:t>
-      </w:r>
-      <w:proofErr w:type="spellEnd"/>
-      <w:r>
-        <w:rPr>
-          <w:rFonts w:ascii="Aptos" w:hAnsi="Aptos"/>
-        </w:rPr>
-        <w:t xml:space="preserve"> haben uns hier sehr geholfen — die Mehrspalten-Layouts (2, 3 und 4 Spalten) liessen sich damit viel sauberer umsetzen als mit klassischen </w:t>
-      </w:r>
-      <w:proofErr w:type="spellStart"/>
-      <w:r>
-        <w:rPr>
-          <w:rFonts w:ascii="Aptos" w:hAnsi="Aptos"/>
-        </w:rPr>
-        <w:t>Float</w:t>
-      </w:r>
-      <w:proofErr w:type="spellEnd"/>
-      <w:r>
-        <w:rPr>
-          <w:rFonts w:ascii="Aptos" w:hAnsi="Aptos"/>
-        </w:rPr>
-        <w:t>-Konstruktionen.</w:t>
+        <w:t>Auch das Platzieren der Inhalte war anspruchsvoller als erwartet. Wir mussten ein Gefühl dafür bekommen, wie viel Text und wie viele Bilder pro Abschnitt sinnvoll sind, damit die Seite nicht überladen wirkt. CSS-Grid und Flexbox haben uns hier sehr geholfen — die Mehrspalten-Layouts (2, 3 und 4 Spalten) liessen sich damit viel sauberer umsetzen als mit klassischen Float-Konstruktionen.</w:t>
       </w:r>
     </w:p>
     <w:p>
@@ -2562,21 +1968,7 @@
         <w:rPr>
           <w:rFonts w:ascii="Aptos" w:hAnsi="Aptos"/>
         </w:rPr>
-        <w:t xml:space="preserve">Methodisch haben wir gemerkt, wie wichtig eine klare Ordnerstruktur und konsistente Klassennamen sind. Am Anfang lagen Dateien noch wild verteilt, was schnell unübersichtlich wurde. Mit getrennten Ordnern für CSS, HTML, Bilder und Medien sowie zentralen Variablen </w:t>
-      </w:r>
-      <w:proofErr w:type="gramStart"/>
-      <w:r>
-        <w:rPr>
-          <w:rFonts w:ascii="Aptos" w:hAnsi="Aptos"/>
-        </w:rPr>
-        <w:t>in :root</w:t>
-      </w:r>
-      <w:proofErr w:type="gramEnd"/>
-      <w:r>
-        <w:rPr>
-          <w:rFonts w:ascii="Aptos" w:hAnsi="Aptos"/>
-        </w:rPr>
-        <w:t xml:space="preserve"> liess sich das Projekt deutlich besser pflegen.</w:t>
+        <w:t>Methodisch haben wir gemerkt, wie wichtig eine klare Ordnerstruktur und konsistente Klassennamen sind. Am Anfang lagen Dateien noch wild verteilt, was schnell unübersichtlich wurde. Mit getrennten Ordnern für CSS, HTML, Bilder und Medien sowie zentralen Variablen in :root liess sich das Projekt deutlich besser pflegen.</w:t>
       </w:r>
     </w:p>
     <w:p>
@@ -2613,7 +2005,7 @@
           <w:color w:val="B85C38"/>
         </w:rPr>
       </w:pPr>
-      <w:bookmarkStart w:id="5" w:name="_Toc229497091"/>
+      <w:bookmarkStart w:id="5" w:name="_Toc230703505"/>
       <w:r>
         <w:rPr>
           <w:color w:val="B85C38"/>
@@ -2774,32 +2166,275 @@
     <w:pPr>
       <w:pStyle w:val="Fuzeile"/>
     </w:pPr>
+    <w:r>
+      <w:rPr>
+        <w:noProof/>
+      </w:rPr>
+      <mc:AlternateContent>
+        <mc:Choice Requires="wps">
+          <w:drawing>
+            <wp:anchor distT="0" distB="0" distL="0" distR="0" simplePos="0" relativeHeight="251659264" behindDoc="0" locked="0" layoutInCell="1" allowOverlap="1" wp14:anchorId="2247B34F" wp14:editId="25FB8D78">
+              <wp:simplePos x="635" y="635"/>
+              <wp:positionH relativeFrom="page">
+                <wp:align>left</wp:align>
+              </wp:positionH>
+              <wp:positionV relativeFrom="page">
+                <wp:align>bottom</wp:align>
+              </wp:positionV>
+              <wp:extent cx="789940" cy="370205"/>
+              <wp:effectExtent l="0" t="0" r="10160" b="0"/>
+              <wp:wrapNone/>
+              <wp:docPr id="301513253" name="Textfeld 3" descr="Protected">
+                <a:extLst xmlns:a="http://schemas.openxmlformats.org/drawingml/2006/main">
+                  <a:ext uri="{5AE41FA2-C0FF-4470-9BD4-5FADCA87CBE2}">
+                    <aclsh:classification xmlns:aclsh="http://schemas.microsoft.com/office/drawing/2020/classificationShape" classificationOutcomeType="ftr"/>
+                  </a:ext>
+                </a:extLst>
+              </wp:docPr>
+              <wp:cNvGraphicFramePr/>
+              <a:graphic xmlns:a="http://schemas.openxmlformats.org/drawingml/2006/main">
+                <a:graphicData uri="http://schemas.microsoft.com/office/word/2010/wordprocessingShape">
+                  <wps:wsp>
+                    <wps:cNvSpPr txBox="1"/>
+                    <wps:spPr>
+                      <a:xfrm>
+                        <a:off x="0" y="0"/>
+                        <a:ext cx="789940" cy="370205"/>
+                      </a:xfrm>
+                      <a:prstGeom prst="rect">
+                        <a:avLst/>
+                      </a:prstGeom>
+                      <a:noFill/>
+                      <a:ln>
+                        <a:noFill/>
+                      </a:ln>
+                    </wps:spPr>
+                    <wps:txbx>
+                      <w:txbxContent>
+                        <w:p>
+                          <w:pPr>
+                            <w:spacing w:after="0"/>
+                            <w:rPr>
+                              <w:rFonts w:ascii="Aptos" w:eastAsia="Aptos" w:hAnsi="Aptos" w:cs="Aptos"/>
+                              <w:noProof/>
+                              <w:color w:val="000000"/>
+                              <w:sz w:val="20"/>
+                              <w:szCs w:val="20"/>
+                            </w:rPr>
+                          </w:pPr>
+                          <w:r>
+                            <w:rPr>
+                              <w:rFonts w:ascii="Aptos" w:eastAsia="Aptos" w:hAnsi="Aptos" w:cs="Aptos"/>
+                              <w:noProof/>
+                              <w:color w:val="000000"/>
+                              <w:sz w:val="20"/>
+                              <w:szCs w:val="20"/>
+                            </w:rPr>
+                            <w:t>Protected</w:t>
+                          </w:r>
+                        </w:p>
+                      </w:txbxContent>
+                    </wps:txbx>
+                    <wps:bodyPr rot="0" spcFirstLastPara="0" vertOverflow="overflow" horzOverflow="overflow" vert="horz" wrap="none" lIns="254000" tIns="0" rIns="0" bIns="190500" numCol="1" spcCol="0" rtlCol="0" fromWordArt="0" anchor="b" anchorCtr="0" forceAA="0" compatLnSpc="1">
+                      <a:prstTxWarp prst="textNoShape">
+                        <a:avLst/>
+                      </a:prstTxWarp>
+                      <a:spAutoFit/>
+                    </wps:bodyPr>
+                  </wps:wsp>
+                </a:graphicData>
+              </a:graphic>
+            </wp:anchor>
+          </w:drawing>
+        </mc:Choice>
+        <mc:Fallback>
+          <w:pict>
+            <v:shapetype w14:anchorId="2247B34F" id="_x0000_t202" coordsize="21600,21600" o:spt="202" path="m,l,21600r21600,l21600,xe">
+              <v:stroke joinstyle="miter"/>
+              <v:path gradientshapeok="t" o:connecttype="rect"/>
+            </v:shapetype>
+            <v:shape id="Textfeld 3" o:spid="_x0000_s1026" type="#_x0000_t202" alt="Protected" style="position:absolute;margin-left:0;margin-top:0;width:62.2pt;height:29.15pt;z-index:251659264;visibility:visible;mso-wrap-style:none;mso-wrap-distance-left:0;mso-wrap-distance-top:0;mso-wrap-distance-right:0;mso-wrap-distance-bottom:0;mso-position-horizontal:left;mso-position-horizontal-relative:page;mso-position-vertical:bottom;mso-position-vertical-relative:page;v-text-anchor:bottom" o:gfxdata="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" filled="f" stroked="f">
+              <v:fill o:detectmouseclick="t"/>
+              <v:textbox style="mso-fit-shape-to-text:t" inset="20pt,0,0,15pt">
+                <w:txbxContent>
+                  <w:p>
+                    <w:pPr>
+                      <w:spacing w:after="0"/>
+                      <w:rPr>
+                        <w:rFonts w:ascii="Aptos" w:eastAsia="Aptos" w:hAnsi="Aptos" w:cs="Aptos"/>
+                        <w:noProof/>
+                        <w:color w:val="000000"/>
+                        <w:sz w:val="20"/>
+                        <w:szCs w:val="20"/>
+                      </w:rPr>
+                    </w:pPr>
+                    <w:r>
+                      <w:rPr>
+                        <w:rFonts w:ascii="Aptos" w:eastAsia="Aptos" w:hAnsi="Aptos" w:cs="Aptos"/>
+                        <w:noProof/>
+                        <w:color w:val="000000"/>
+                        <w:sz w:val="20"/>
+                        <w:szCs w:val="20"/>
+                      </w:rPr>
+                      <w:t>Protected</w:t>
+                    </w:r>
+                  </w:p>
+                </w:txbxContent>
+              </v:textbox>
+              <w10:wrap anchorx="page" anchory="page"/>
+            </v:shape>
+          </w:pict>
+        </mc:Fallback>
+      </mc:AlternateContent>
+    </w:r>
   </w:p>
 </w:ftr>
 </file>
 
 <file path=word/footer2.xml><?xml version="1.0" encoding="utf-8"?>
 <w:ftr xmlns:wpc="http://schemas.microsoft.com/office/word/2010/wordprocessingCanvas" xmlns:cx="http://schemas.microsoft.com/office/drawing/2014/chartex" xmlns:cx1="http://schemas.microsoft.com/office/drawing/2015/9/8/chartex" xmlns:cx2="http://schemas.microsoft.com/office/drawing/2015/10/21/chartex" xmlns:cx3="http://schemas.microsoft.com/office/drawing/2016/5/9/chartex" xmlns:cx4="http://schemas.microsoft.com/office/drawing/2016/5/10/chartex" xmlns:cx5="http://schemas.microsoft.com/office/drawing/2016/5/11/chartex" xmlns:cx6="http://schemas.microsoft.com/office/drawing/2016/5/12/chartex" xmlns:cx7="http://schemas.microsoft.com/office/drawing/2016/5/13/chartex" xmlns:cx8="http://schemas.microsoft.com/office/drawing/2016/5/14/chartex" xmlns:mc="http://schemas.openxmlformats.org/markup-compatibility/2006" xmlns:aink="http://schemas.microsoft.com/office/drawing/2016/ink" xmlns:am3d="http://schemas.microsoft.com/office/drawing/2017/model3d" xmlns:o="urn:schemas-microsoft-com:office:office" xmlns:oel="http://schemas.microsoft.com/office/2019/extlst" xmlns:r="http://schemas.openxmlformats.org/officeDocument/2006/relationships" xmlns:m="http://schemas.openxmlformats.org/officeDocument/2006/math" xmlns:v="urn:schemas-microsoft-com:vml" xmlns:wp14="http://schemas.microsoft.com/office/word/2010/wordprocessingDrawing" xmlns:wp="http://schemas.openxmlformats.org/drawingml/2006/wordprocessingDrawing" xmlns:w10="urn:schemas-microsoft-com:office:word" xmlns:w="http://schemas.openxmlformats.org/wordprocessingml/2006/main" xmlns:w14="http://schemas.microsoft.com/office/word/2010/wordml" xmlns:w15="http://schemas.microsoft.com/office/word/2012/wordml" xmlns:w16cex="http://schemas.microsoft.com/office/word/2018/wordml/cex" xmlns:w16cid="http://schemas.microsoft.com/office/word/2016/wordml/cid" xmlns:w16="http://schemas.microsoft.com/office/word/2018/wordml" xmlns:w16du="http://schemas.microsoft.com/office/word/2023/wordml/word16du" xmlns:w16sdtdh="http://schemas.microsoft.com/office/word/2020/wordml/sdtdatahash" xmlns:w16sdtfl="http://schemas.microsoft.com/office/word/2024/wordml/sdtformatlock" xmlns:w16se="http://schemas.microsoft.com/office/word/2015/wordml/symex" xmlns:wpg="http://schemas.microsoft.com/office/word/2010/wordprocessingGroup" xmlns:wpi="http://schemas.microsoft.com/office/word/2010/wordprocessingInk" xmlns:wne="http://schemas.microsoft.com/office/word/2006/wordml" xmlns:wps="http://schemas.microsoft.com/office/word/2010/wordprocessingShape" mc:Ignorable="w14 w15 w16se w16cid w16 w16cex w16sdtdh w16sdtfl w16du wp14">
-  <w:sdt>
-    <w:sdtPr>
+  <w:p>
+    <w:pPr>
+      <w:pStyle w:val="Fuzeile"/>
+      <w:jc w:val="right"/>
       <w:rPr>
         <w:color w:val="3D2817"/>
       </w:rPr>
-      <w:id w:val="-1163309974"/>
-      <w:docPartObj>
-        <w:docPartGallery w:val="Page Numbers (Bottom of Page)"/>
-        <w:docPartUnique/>
-      </w:docPartObj>
-    </w:sdtPr>
-    <w:sdtContent>
-      <w:p>
-        <w:pPr>
-          <w:pStyle w:val="Fuzeile"/>
-          <w:jc w:val="right"/>
-          <w:rPr>
-            <w:color w:val="3D2817"/>
-          </w:rPr>
-        </w:pPr>
+    </w:pPr>
+    <w:r>
+      <w:rPr>
+        <w:noProof/>
+        <w:color w:val="3D2817"/>
+      </w:rPr>
+      <mc:AlternateContent>
+        <mc:Choice Requires="wps">
+          <w:drawing>
+            <wp:anchor distT="0" distB="0" distL="0" distR="0" simplePos="0" relativeHeight="251660288" behindDoc="0" locked="0" layoutInCell="1" allowOverlap="1" wp14:anchorId="07AB801B" wp14:editId="0513A9A4">
+              <wp:simplePos x="635" y="635"/>
+              <wp:positionH relativeFrom="page">
+                <wp:align>left</wp:align>
+              </wp:positionH>
+              <wp:positionV relativeFrom="page">
+                <wp:align>bottom</wp:align>
+              </wp:positionV>
+              <wp:extent cx="789940" cy="370205"/>
+              <wp:effectExtent l="0" t="0" r="10160" b="0"/>
+              <wp:wrapNone/>
+              <wp:docPr id="81376246" name="Textfeld 4" descr="Protected">
+                <a:extLst xmlns:a="http://schemas.openxmlformats.org/drawingml/2006/main">
+                  <a:ext uri="{5AE41FA2-C0FF-4470-9BD4-5FADCA87CBE2}">
+                    <aclsh:classification xmlns:aclsh="http://schemas.microsoft.com/office/drawing/2020/classificationShape" classificationOutcomeType="ftr"/>
+                  </a:ext>
+                </a:extLst>
+              </wp:docPr>
+              <wp:cNvGraphicFramePr/>
+              <a:graphic xmlns:a="http://schemas.openxmlformats.org/drawingml/2006/main">
+                <a:graphicData uri="http://schemas.microsoft.com/office/word/2010/wordprocessingShape">
+                  <wps:wsp>
+                    <wps:cNvSpPr txBox="1"/>
+                    <wps:spPr>
+                      <a:xfrm>
+                        <a:off x="0" y="0"/>
+                        <a:ext cx="789940" cy="370205"/>
+                      </a:xfrm>
+                      <a:prstGeom prst="rect">
+                        <a:avLst/>
+                      </a:prstGeom>
+                      <a:noFill/>
+                      <a:ln>
+                        <a:noFill/>
+                      </a:ln>
+                    </wps:spPr>
+                    <wps:txbx>
+                      <w:txbxContent>
+                        <w:p>
+                          <w:pPr>
+                            <w:spacing w:after="0"/>
+                            <w:rPr>
+                              <w:rFonts w:ascii="Aptos" w:eastAsia="Aptos" w:hAnsi="Aptos" w:cs="Aptos"/>
+                              <w:noProof/>
+                              <w:color w:val="000000"/>
+                              <w:sz w:val="20"/>
+                              <w:szCs w:val="20"/>
+                            </w:rPr>
+                          </w:pPr>
+                          <w:r>
+                            <w:rPr>
+                              <w:rFonts w:ascii="Aptos" w:eastAsia="Aptos" w:hAnsi="Aptos" w:cs="Aptos"/>
+                              <w:noProof/>
+                              <w:color w:val="000000"/>
+                              <w:sz w:val="20"/>
+                              <w:szCs w:val="20"/>
+                            </w:rPr>
+                            <w:t>Protected</w:t>
+                          </w:r>
+                        </w:p>
+                      </w:txbxContent>
+                    </wps:txbx>
+                    <wps:bodyPr rot="0" spcFirstLastPara="0" vertOverflow="overflow" horzOverflow="overflow" vert="horz" wrap="none" lIns="254000" tIns="0" rIns="0" bIns="190500" numCol="1" spcCol="0" rtlCol="0" fromWordArt="0" anchor="b" anchorCtr="0" forceAA="0" compatLnSpc="1">
+                      <a:prstTxWarp prst="textNoShape">
+                        <a:avLst/>
+                      </a:prstTxWarp>
+                      <a:spAutoFit/>
+                    </wps:bodyPr>
+                  </wps:wsp>
+                </a:graphicData>
+              </a:graphic>
+            </wp:anchor>
+          </w:drawing>
+        </mc:Choice>
+        <mc:Fallback>
+          <w:pict>
+            <v:shapetype w14:anchorId="07AB801B" id="_x0000_t202" coordsize="21600,21600" o:spt="202" path="m,l,21600r21600,l21600,xe">
+              <v:stroke joinstyle="miter"/>
+              <v:path gradientshapeok="t" o:connecttype="rect"/>
+            </v:shapetype>
+            <v:shape id="Textfeld 4" o:spid="_x0000_s1027" type="#_x0000_t202" alt="Protected" style="position:absolute;left:0;text-align:left;margin-left:0;margin-top:0;width:62.2pt;height:29.15pt;z-index:251660288;visibility:visible;mso-wrap-style:none;mso-wrap-distance-left:0;mso-wrap-distance-top:0;mso-wrap-distance-right:0;mso-wrap-distance-bottom:0;mso-position-horizontal:left;mso-position-horizontal-relative:page;mso-position-vertical:bottom;mso-position-vertical-relative:page;v-text-anchor:bottom" o:gfxdata="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" filled="f" stroked="f">
+              <v:fill o:detectmouseclick="t"/>
+              <v:textbox style="mso-fit-shape-to-text:t" inset="20pt,0,0,15pt">
+                <w:txbxContent>
+                  <w:p>
+                    <w:pPr>
+                      <w:spacing w:after="0"/>
+                      <w:rPr>
+                        <w:rFonts w:ascii="Aptos" w:eastAsia="Aptos" w:hAnsi="Aptos" w:cs="Aptos"/>
+                        <w:noProof/>
+                        <w:color w:val="000000"/>
+                        <w:sz w:val="20"/>
+                        <w:szCs w:val="20"/>
+                      </w:rPr>
+                    </w:pPr>
+                    <w:r>
+                      <w:rPr>
+                        <w:rFonts w:ascii="Aptos" w:eastAsia="Aptos" w:hAnsi="Aptos" w:cs="Aptos"/>
+                        <w:noProof/>
+                        <w:color w:val="000000"/>
+                        <w:sz w:val="20"/>
+                        <w:szCs w:val="20"/>
+                      </w:rPr>
+                      <w:t>Protected</w:t>
+                    </w:r>
+                  </w:p>
+                </w:txbxContent>
+              </v:textbox>
+              <w10:wrap anchorx="page" anchory="page"/>
+            </v:shape>
+          </w:pict>
+        </mc:Fallback>
+      </mc:AlternateContent>
+    </w:r>
+    <w:sdt>
+      <w:sdtPr>
+        <w:rPr>
+          <w:color w:val="3D2817"/>
+        </w:rPr>
+        <w:id w:val="-1163309974"/>
+        <w:docPartObj>
+          <w:docPartGallery w:val="Page Numbers (Bottom of Page)"/>
+          <w:docPartUnique/>
+        </w:docPartObj>
+      </w:sdtPr>
+      <w:sdtContent>
         <w:r>
           <w:rPr>
             <w:color w:val="3D2817"/>
@@ -2831,9 +2466,9 @@
           </w:rPr>
           <w:fldChar w:fldCharType="end"/>
         </w:r>
-      </w:p>
-    </w:sdtContent>
-  </w:sdt>
+      </w:sdtContent>
+    </w:sdt>
+  </w:p>
   <w:p>
     <w:pPr>
       <w:pStyle w:val="Fuzeile"/>
@@ -2851,6 +2486,127 @@
     <w:pPr>
       <w:pStyle w:val="Fuzeile"/>
     </w:pPr>
+    <w:r>
+      <w:rPr>
+        <w:noProof/>
+      </w:rPr>
+      <mc:AlternateContent>
+        <mc:Choice Requires="wps">
+          <w:drawing>
+            <wp:anchor distT="0" distB="0" distL="0" distR="0" simplePos="0" relativeHeight="251658240" behindDoc="0" locked="0" layoutInCell="1" allowOverlap="1" wp14:anchorId="4DAFB9F9" wp14:editId="2E8D0AFC">
+              <wp:simplePos x="635" y="635"/>
+              <wp:positionH relativeFrom="page">
+                <wp:align>left</wp:align>
+              </wp:positionH>
+              <wp:positionV relativeFrom="page">
+                <wp:align>bottom</wp:align>
+              </wp:positionV>
+              <wp:extent cx="789940" cy="370205"/>
+              <wp:effectExtent l="0" t="0" r="10160" b="0"/>
+              <wp:wrapNone/>
+              <wp:docPr id="1748526603" name="Textfeld 2" descr="Protected">
+                <a:extLst xmlns:a="http://schemas.openxmlformats.org/drawingml/2006/main">
+                  <a:ext uri="{5AE41FA2-C0FF-4470-9BD4-5FADCA87CBE2}">
+                    <aclsh:classification xmlns:aclsh="http://schemas.microsoft.com/office/drawing/2020/classificationShape" classificationOutcomeType="ftr"/>
+                  </a:ext>
+                </a:extLst>
+              </wp:docPr>
+              <wp:cNvGraphicFramePr/>
+              <a:graphic xmlns:a="http://schemas.openxmlformats.org/drawingml/2006/main">
+                <a:graphicData uri="http://schemas.microsoft.com/office/word/2010/wordprocessingShape">
+                  <wps:wsp>
+                    <wps:cNvSpPr txBox="1"/>
+                    <wps:spPr>
+                      <a:xfrm>
+                        <a:off x="0" y="0"/>
+                        <a:ext cx="789940" cy="370205"/>
+                      </a:xfrm>
+                      <a:prstGeom prst="rect">
+                        <a:avLst/>
+                      </a:prstGeom>
+                      <a:noFill/>
+                      <a:ln>
+                        <a:noFill/>
+                      </a:ln>
+                    </wps:spPr>
+                    <wps:txbx>
+                      <w:txbxContent>
+                        <w:p>
+                          <w:pPr>
+                            <w:spacing w:after="0"/>
+                            <w:rPr>
+                              <w:rFonts w:ascii="Aptos" w:eastAsia="Aptos" w:hAnsi="Aptos" w:cs="Aptos"/>
+                              <w:noProof/>
+                              <w:color w:val="000000"/>
+                              <w:sz w:val="20"/>
+                              <w:szCs w:val="20"/>
+                            </w:rPr>
+                          </w:pPr>
+                          <w:r>
+                            <w:rPr>
+                              <w:rFonts w:ascii="Aptos" w:eastAsia="Aptos" w:hAnsi="Aptos" w:cs="Aptos"/>
+                              <w:noProof/>
+                              <w:color w:val="000000"/>
+                              <w:sz w:val="20"/>
+                              <w:szCs w:val="20"/>
+                            </w:rPr>
+                            <w:t>Protected</w:t>
+                          </w:r>
+                        </w:p>
+                      </w:txbxContent>
+                    </wps:txbx>
+                    <wps:bodyPr rot="0" spcFirstLastPara="0" vertOverflow="overflow" horzOverflow="overflow" vert="horz" wrap="none" lIns="254000" tIns="0" rIns="0" bIns="190500" numCol="1" spcCol="0" rtlCol="0" fromWordArt="0" anchor="b" anchorCtr="0" forceAA="0" compatLnSpc="1">
+                      <a:prstTxWarp prst="textNoShape">
+                        <a:avLst/>
+                      </a:prstTxWarp>
+                      <a:spAutoFit/>
+                    </wps:bodyPr>
+                  </wps:wsp>
+                </a:graphicData>
+              </a:graphic>
+            </wp:anchor>
+          </w:drawing>
+        </mc:Choice>
+        <mc:Fallback>
+          <w:pict>
+            <v:shapetype w14:anchorId="4DAFB9F9" id="_x0000_t202" coordsize="21600,21600" o:spt="202" path="m,l,21600r21600,l21600,xe">
+              <v:stroke joinstyle="miter"/>
+              <v:path gradientshapeok="t" o:connecttype="rect"/>
+            </v:shapetype>
+            <v:shape id="Textfeld 2" o:spid="_x0000_s1028" type="#_x0000_t202" alt="Protected" style="position:absolute;margin-left:0;margin-top:0;width:62.2pt;height:29.15pt;z-index:251658240;visibility:visible;mso-wrap-style:none;mso-wrap-distance-left:0;mso-wrap-distance-top:0;mso-wrap-distance-right:0;mso-wrap-distance-bottom:0;mso-position-horizontal:left;mso-position-horizontal-relative:page;mso-position-vertical:bottom;mso-position-vertical-relative:page;v-text-anchor:bottom" o:gfxdata="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" filled="f" stroked="f">
+              <v:fill o:detectmouseclick="t"/>
+              <v:textbox style="mso-fit-shape-to-text:t" inset="20pt,0,0,15pt">
+                <w:txbxContent>
+                  <w:p>
+                    <w:pPr>
+                      <w:spacing w:after="0"/>
+                      <w:rPr>
+                        <w:rFonts w:ascii="Aptos" w:eastAsia="Aptos" w:hAnsi="Aptos" w:cs="Aptos"/>
+                        <w:noProof/>
+                        <w:color w:val="000000"/>
+                        <w:sz w:val="20"/>
+                        <w:szCs w:val="20"/>
+                      </w:rPr>
+                    </w:pPr>
+                    <w:r>
+                      <w:rPr>
+                        <w:rFonts w:ascii="Aptos" w:eastAsia="Aptos" w:hAnsi="Aptos" w:cs="Aptos"/>
+                        <w:noProof/>
+                        <w:color w:val="000000"/>
+                        <w:sz w:val="20"/>
+                        <w:szCs w:val="20"/>
+                      </w:rPr>
+                      <w:t>Protected</w:t>
+                    </w:r>
+                  </w:p>
+                </w:txbxContent>
+              </v:textbox>
+              <w10:wrap anchorx="page" anchory="page"/>
+            </v:shape>
+          </w:pict>
+        </mc:Fallback>
+      </mc:AlternateContent>
+    </w:r>
   </w:p>
 </w:ftr>
 </file>
@@ -5774,4 +5530,10 @@
     <ds:schemaRef ds:uri="http://schemas.openxmlformats.org/officeDocument/2006/bibliography"/>
   </ds:schemaRefs>
 </ds:datastoreItem>
+</file>
+
+<file path=docMetadata/LabelInfo.xml><?xml version="1.0" encoding="utf-8"?>
+<clbl:labelList xmlns:clbl="http://schemas.microsoft.com/office/2020/mipLabelMetadata">
+  <clbl:label id="{c9e95219-f5a7-44ac-939a-24b31c8acf7d}" enabled="1" method="Standard" siteId="{17e2513b-1cab-478e-87d0-48a47e65d3a1}" contentBits="2" removed="0"/>
+</clbl:labelList>
 </file>